--- a/exercises/week6/report/bao_cao_tuan_6.docx
+++ b/exercises/week6/report/bao_cao_tuan_6.docx
@@ -4,507 +4,197 @@
   <w:body>
     <w:p>
       <w:pPr>
-        <w:spacing w:before="360" w:after="80"/>
+        <w:spacing w:after="280"/>
+      </w:pPr>
+    </w:p>
+    <w:p>
+      <w:pPr>
+        <w:spacing w:after="280"/>
+      </w:pPr>
+    </w:p>
+    <w:p>
+      <w:pPr>
+        <w:spacing w:after="280"/>
+      </w:pPr>
+    </w:p>
+    <w:p>
+      <w:pPr>
+        <w:spacing w:after="280"/>
+      </w:pPr>
+    </w:p>
+    <w:p>
+      <w:pPr>
+        <w:spacing w:after="280"/>
+      </w:pPr>
+    </w:p>
+    <w:p>
+      <w:pPr>
+        <w:spacing w:before="0" w:after="360" w:line="240" w:lineRule="auto"/>
+        <w:jc w:val="center"/>
       </w:pPr>
       <w:r>
         <w:rPr>
-          <w:rFonts w:ascii="Calibri" w:hAnsi="Calibri" w:eastAsia="Calibri" w:cs="Calibri"/>
+          <w:rFonts w:ascii="Calibri" w:hAnsi="Calibri"/>
           <w:b/>
+          <w:i w:val="0"/>
           <w:color w:val="2E74B5"/>
-          <w:sz w:val="24"/>
+          <w:sz w:val="22"/>
         </w:rPr>
-        <w:t>BÁO CÁO DỰ ÁN</w:t>
+        <w:t>DE GENESIS  |  DATA ENGINEERING LAB</w:t>
       </w:r>
     </w:p>
     <w:p>
       <w:pPr>
-        <w:spacing w:after="120"/>
+        <w:spacing w:before="0" w:after="200" w:line="240" w:lineRule="auto"/>
+        <w:jc w:val="center"/>
       </w:pPr>
       <w:r>
         <w:rPr>
-          <w:rFonts w:ascii="Calibri" w:hAnsi="Calibri" w:eastAsia="Calibri" w:cs="Calibri"/>
+          <w:rFonts w:ascii="Calibri" w:hAnsi="Calibri"/>
           <w:b/>
-          <w:color w:val="0B2545"/>
-          <w:sz w:val="48"/>
+          <w:i w:val="0"/>
+          <w:color w:val="19375A"/>
+          <w:sz w:val="60"/>
         </w:rPr>
-        <w:t>Tuần 6 - Production pipeline, monitoring và cảnh báo</w:t>
+        <w:t>BÁO CÁO TUẦN 6</w:t>
       </w:r>
     </w:p>
     <w:p>
       <w:pPr>
-        <w:spacing w:after="400"/>
+        <w:spacing w:before="0" w:after="680" w:line="264" w:lineRule="auto"/>
+        <w:jc w:val="center"/>
       </w:pPr>
       <w:r>
         <w:rPr>
-          <w:rFonts w:ascii="Calibri" w:hAnsi="Calibri" w:eastAsia="Calibri" w:cs="Calibri"/>
-          <w:i/>
-          <w:color w:val="5B6770"/>
-          <w:sz w:val="28"/>
+          <w:rFonts w:ascii="Calibri" w:hAnsi="Calibri"/>
+          <w:b/>
+          <w:i w:val="0"/>
+          <w:color w:val="1F4D78"/>
+          <w:sz w:val="31"/>
         </w:rPr>
-        <w:t>Báo cáo triển khai incremental pipeline, data quality gate và observability</w:t>
+        <w:t>SERVICE LOG PIPELINE,</w:t>
+        <w:br/>
+        <w:t>MONITORING VÀ CẢNH BÁO</w:t>
       </w:r>
-    </w:p>
-    <w:tbl>
-      <w:tblPr>
-        <w:tblStyle w:val="TableGrid"/>
-        <w:tblW w:type="auto" w:w="0"/>
-        <w:jc w:val="left"/>
-        <w:tblLayout w:type="fixed"/>
-        <w:tblLook w:firstColumn="1" w:firstRow="1" w:lastColumn="0" w:lastRow="0" w:noHBand="0" w:noVBand="1" w:val="04A0"/>
-        <w:tblBorders>
-          <w:top w:val="single" w:sz="4" w:space="0" w:color="D7DBE2"/>
-          <w:left w:val="single" w:sz="4" w:space="0" w:color="D7DBE2"/>
-          <w:bottom w:val="single" w:sz="4" w:space="0" w:color="D7DBE2"/>
-          <w:right w:val="single" w:sz="4" w:space="0" w:color="D7DBE2"/>
-          <w:insideH w:val="single" w:sz="4" w:space="0" w:color="D7DBE2"/>
-          <w:insideV w:val="single" w:sz="4" w:space="0" w:color="D7DBE2"/>
-        </w:tblBorders>
-      </w:tblPr>
-      <w:tblGrid>
-        <w:gridCol w:w="4680"/>
-        <w:gridCol w:w="4680"/>
-      </w:tblGrid>
-      <w:tr>
-        <w:trPr>
-          <w:tblHeader w:val="true"/>
-        </w:trPr>
-        <w:tc>
-          <w:tcPr>
-            <w:tcW w:type="dxa" w:w="2232"/>
-            <w:shd w:fill="F2F4F7"/>
-            <w:tcMar>
-              <w:top w:w="80" w:type="dxa"/>
-              <w:start w:w="120" w:type="dxa"/>
-              <w:bottom w:w="80" w:type="dxa"/>
-              <w:end w:w="120" w:type="dxa"/>
-            </w:tcMar>
-            <w:vAlign w:val="center"/>
-          </w:tcPr>
-          <w:p>
-            <w:pPr>
-              <w:spacing w:after="0"/>
-            </w:pPr>
-            <w:r>
-              <w:rPr>
-                <w:rFonts w:ascii="Calibri" w:hAnsi="Calibri" w:eastAsia="Calibri" w:cs="Calibri"/>
-                <w:b/>
-                <w:color w:val="0B2545"/>
-                <w:sz w:val="21"/>
-              </w:rPr>
-              <w:t>Thông tin</w:t>
-            </w:r>
-          </w:p>
-        </w:tc>
-        <w:tc>
-          <w:tcPr>
-            <w:tcW w:type="dxa" w:w="7128"/>
-            <w:shd w:fill="F2F4F7"/>
-            <w:tcMar>
-              <w:top w:w="80" w:type="dxa"/>
-              <w:start w:w="120" w:type="dxa"/>
-              <w:bottom w:w="80" w:type="dxa"/>
-              <w:end w:w="120" w:type="dxa"/>
-            </w:tcMar>
-            <w:vAlign w:val="center"/>
-          </w:tcPr>
-          <w:p>
-            <w:pPr>
-              <w:spacing w:after="0"/>
-            </w:pPr>
-            <w:r>
-              <w:rPr>
-                <w:rFonts w:ascii="Calibri" w:hAnsi="Calibri" w:eastAsia="Calibri" w:cs="Calibri"/>
-                <w:b/>
-                <w:color w:val="0B2545"/>
-                <w:sz w:val="21"/>
-              </w:rPr>
-              <w:t>Nội dung</w:t>
-            </w:r>
-          </w:p>
-        </w:tc>
-      </w:tr>
-      <w:tr>
-        <w:tc>
-          <w:tcPr>
-            <w:tcW w:type="dxa" w:w="2232"/>
-            <w:tcMar>
-              <w:top w:w="80" w:type="dxa"/>
-              <w:start w:w="120" w:type="dxa"/>
-              <w:bottom w:w="80" w:type="dxa"/>
-              <w:end w:w="120" w:type="dxa"/>
-            </w:tcMar>
-            <w:vAlign w:val="center"/>
-          </w:tcPr>
-          <w:p>
-            <w:pPr>
-              <w:spacing w:after="0" w:line="264" w:lineRule="auto"/>
-            </w:pPr>
-            <w:r>
-              <w:rPr>
-                <w:rFonts w:ascii="Calibri" w:hAnsi="Calibri" w:eastAsia="Calibri" w:cs="Calibri"/>
-                <w:sz w:val="20"/>
-              </w:rPr>
-              <w:t>Dự án</w:t>
-            </w:r>
-          </w:p>
-        </w:tc>
-        <w:tc>
-          <w:tcPr>
-            <w:tcW w:type="dxa" w:w="7128"/>
-            <w:tcMar>
-              <w:top w:w="80" w:type="dxa"/>
-              <w:start w:w="120" w:type="dxa"/>
-              <w:bottom w:w="80" w:type="dxa"/>
-              <w:end w:w="120" w:type="dxa"/>
-            </w:tcMar>
-            <w:vAlign w:val="center"/>
-          </w:tcPr>
-          <w:p>
-            <w:pPr>
-              <w:spacing w:after="0" w:line="264" w:lineRule="auto"/>
-            </w:pPr>
-            <w:r>
-              <w:rPr>
-                <w:rFonts w:ascii="Calibri" w:hAnsi="Calibri" w:eastAsia="Calibri" w:cs="Calibri"/>
-                <w:sz w:val="20"/>
-              </w:rPr>
-              <w:t>DE Genesis - Dự án Data Engineering</w:t>
-            </w:r>
-          </w:p>
-        </w:tc>
-      </w:tr>
-      <w:tr>
-        <w:tc>
-          <w:tcPr>
-            <w:tcW w:type="dxa" w:w="2232"/>
-            <w:tcMar>
-              <w:top w:w="80" w:type="dxa"/>
-              <w:start w:w="120" w:type="dxa"/>
-              <w:bottom w:w="80" w:type="dxa"/>
-              <w:end w:w="120" w:type="dxa"/>
-            </w:tcMar>
-            <w:vAlign w:val="center"/>
-          </w:tcPr>
-          <w:p>
-            <w:pPr>
-              <w:spacing w:after="0" w:line="264" w:lineRule="auto"/>
-            </w:pPr>
-            <w:r>
-              <w:rPr>
-                <w:rFonts w:ascii="Calibri" w:hAnsi="Calibri" w:eastAsia="Calibri" w:cs="Calibri"/>
-                <w:sz w:val="20"/>
-              </w:rPr>
-              <w:t>Tuần báo cáo</w:t>
-            </w:r>
-          </w:p>
-        </w:tc>
-        <w:tc>
-          <w:tcPr>
-            <w:tcW w:type="dxa" w:w="7128"/>
-            <w:tcMar>
-              <w:top w:w="80" w:type="dxa"/>
-              <w:start w:w="120" w:type="dxa"/>
-              <w:bottom w:w="80" w:type="dxa"/>
-              <w:end w:w="120" w:type="dxa"/>
-            </w:tcMar>
-            <w:vAlign w:val="center"/>
-          </w:tcPr>
-          <w:p>
-            <w:pPr>
-              <w:spacing w:after="0" w:line="264" w:lineRule="auto"/>
-            </w:pPr>
-            <w:r>
-              <w:rPr>
-                <w:rFonts w:ascii="Calibri" w:hAnsi="Calibri" w:eastAsia="Calibri" w:cs="Calibri"/>
-                <w:sz w:val="20"/>
-              </w:rPr>
-              <w:t>Tuần 6</w:t>
-            </w:r>
-          </w:p>
-        </w:tc>
-      </w:tr>
-      <w:tr>
-        <w:tc>
-          <w:tcPr>
-            <w:tcW w:type="dxa" w:w="2232"/>
-            <w:tcMar>
-              <w:top w:w="80" w:type="dxa"/>
-              <w:start w:w="120" w:type="dxa"/>
-              <w:bottom w:w="80" w:type="dxa"/>
-              <w:end w:w="120" w:type="dxa"/>
-            </w:tcMar>
-            <w:vAlign w:val="center"/>
-          </w:tcPr>
-          <w:p>
-            <w:pPr>
-              <w:spacing w:after="0" w:line="264" w:lineRule="auto"/>
-            </w:pPr>
-            <w:r>
-              <w:rPr>
-                <w:rFonts w:ascii="Calibri" w:hAnsi="Calibri" w:eastAsia="Calibri" w:cs="Calibri"/>
-                <w:sz w:val="20"/>
-              </w:rPr>
-              <w:t>Đơn vị phụ trách</w:t>
-            </w:r>
-          </w:p>
-        </w:tc>
-        <w:tc>
-          <w:tcPr>
-            <w:tcW w:type="dxa" w:w="7128"/>
-            <w:tcMar>
-              <w:top w:w="80" w:type="dxa"/>
-              <w:start w:w="120" w:type="dxa"/>
-              <w:bottom w:w="80" w:type="dxa"/>
-              <w:end w:w="120" w:type="dxa"/>
-            </w:tcMar>
-            <w:vAlign w:val="center"/>
-          </w:tcPr>
-          <w:p>
-            <w:pPr>
-              <w:spacing w:after="0" w:line="264" w:lineRule="auto"/>
-            </w:pPr>
-            <w:r>
-              <w:rPr>
-                <w:rFonts w:ascii="Calibri" w:hAnsi="Calibri" w:eastAsia="Calibri" w:cs="Calibri"/>
-                <w:sz w:val="20"/>
-              </w:rPr>
-              <w:t>Nhóm dự án DE Genesis</w:t>
-            </w:r>
-          </w:p>
-        </w:tc>
-      </w:tr>
-      <w:tr>
-        <w:tc>
-          <w:tcPr>
-            <w:tcW w:type="dxa" w:w="2232"/>
-            <w:tcMar>
-              <w:top w:w="80" w:type="dxa"/>
-              <w:start w:w="120" w:type="dxa"/>
-              <w:bottom w:w="80" w:type="dxa"/>
-              <w:end w:w="120" w:type="dxa"/>
-            </w:tcMar>
-            <w:vAlign w:val="center"/>
-          </w:tcPr>
-          <w:p>
-            <w:pPr>
-              <w:spacing w:after="0" w:line="264" w:lineRule="auto"/>
-            </w:pPr>
-            <w:r>
-              <w:rPr>
-                <w:rFonts w:ascii="Calibri" w:hAnsi="Calibri" w:eastAsia="Calibri" w:cs="Calibri"/>
-                <w:sz w:val="20"/>
-              </w:rPr>
-              <w:t>Người thực hiện</w:t>
-            </w:r>
-          </w:p>
-        </w:tc>
-        <w:tc>
-          <w:tcPr>
-            <w:tcW w:type="dxa" w:w="7128"/>
-            <w:tcMar>
-              <w:top w:w="80" w:type="dxa"/>
-              <w:start w:w="120" w:type="dxa"/>
-              <w:bottom w:w="80" w:type="dxa"/>
-              <w:end w:w="120" w:type="dxa"/>
-            </w:tcMar>
-            <w:vAlign w:val="center"/>
-          </w:tcPr>
-          <w:p>
-            <w:pPr>
-              <w:spacing w:after="0" w:line="264" w:lineRule="auto"/>
-            </w:pPr>
-            <w:r>
-              <w:rPr>
-                <w:rFonts w:ascii="Calibri" w:hAnsi="Calibri" w:eastAsia="Calibri" w:cs="Calibri"/>
-                <w:sz w:val="20"/>
-              </w:rPr>
-              <w:t>Datt106</w:t>
-            </w:r>
-          </w:p>
-        </w:tc>
-      </w:tr>
-      <w:tr>
-        <w:tc>
-          <w:tcPr>
-            <w:tcW w:type="dxa" w:w="2232"/>
-            <w:tcMar>
-              <w:top w:w="80" w:type="dxa"/>
-              <w:start w:w="120" w:type="dxa"/>
-              <w:bottom w:w="80" w:type="dxa"/>
-              <w:end w:w="120" w:type="dxa"/>
-            </w:tcMar>
-            <w:vAlign w:val="center"/>
-          </w:tcPr>
-          <w:p>
-            <w:pPr>
-              <w:spacing w:after="0" w:line="264" w:lineRule="auto"/>
-            </w:pPr>
-            <w:r>
-              <w:rPr>
-                <w:rFonts w:ascii="Calibri" w:hAnsi="Calibri" w:eastAsia="Calibri" w:cs="Calibri"/>
-                <w:sz w:val="20"/>
-              </w:rPr>
-              <w:t>Ngày báo cáo</w:t>
-            </w:r>
-          </w:p>
-        </w:tc>
-        <w:tc>
-          <w:tcPr>
-            <w:tcW w:type="dxa" w:w="7128"/>
-            <w:tcMar>
-              <w:top w:w="80" w:type="dxa"/>
-              <w:start w:w="120" w:type="dxa"/>
-              <w:bottom w:w="80" w:type="dxa"/>
-              <w:end w:w="120" w:type="dxa"/>
-            </w:tcMar>
-            <w:vAlign w:val="center"/>
-          </w:tcPr>
-          <w:p>
-            <w:pPr>
-              <w:spacing w:after="0" w:line="264" w:lineRule="auto"/>
-            </w:pPr>
-            <w:r>
-              <w:rPr>
-                <w:rFonts w:ascii="Calibri" w:hAnsi="Calibri" w:eastAsia="Calibri" w:cs="Calibri"/>
-                <w:sz w:val="20"/>
-              </w:rPr>
-              <w:t>31/07/2026</w:t>
-            </w:r>
-          </w:p>
-        </w:tc>
-      </w:tr>
-      <w:tr>
-        <w:tc>
-          <w:tcPr>
-            <w:tcW w:type="dxa" w:w="2232"/>
-            <w:tcMar>
-              <w:top w:w="80" w:type="dxa"/>
-              <w:start w:w="120" w:type="dxa"/>
-              <w:bottom w:w="80" w:type="dxa"/>
-              <w:end w:w="120" w:type="dxa"/>
-            </w:tcMar>
-            <w:vAlign w:val="center"/>
-          </w:tcPr>
-          <w:p>
-            <w:pPr>
-              <w:spacing w:after="0" w:line="264" w:lineRule="auto"/>
-            </w:pPr>
-            <w:r>
-              <w:rPr>
-                <w:rFonts w:ascii="Calibri" w:hAnsi="Calibri" w:eastAsia="Calibri" w:cs="Calibri"/>
-                <w:sz w:val="20"/>
-              </w:rPr>
-              <w:t>Trạng thái</w:t>
-            </w:r>
-          </w:p>
-        </w:tc>
-        <w:tc>
-          <w:tcPr>
-            <w:tcW w:type="dxa" w:w="7128"/>
-            <w:tcMar>
-              <w:top w:w="80" w:type="dxa"/>
-              <w:start w:w="120" w:type="dxa"/>
-              <w:bottom w:w="80" w:type="dxa"/>
-              <w:end w:w="120" w:type="dxa"/>
-            </w:tcMar>
-            <w:vAlign w:val="center"/>
-          </w:tcPr>
-          <w:p>
-            <w:pPr>
-              <w:spacing w:after="0" w:line="264" w:lineRule="auto"/>
-            </w:pPr>
-            <w:r>
-              <w:rPr>
-                <w:rFonts w:ascii="Calibri" w:hAnsi="Calibri" w:eastAsia="Calibri" w:cs="Calibri"/>
-                <w:sz w:val="20"/>
-              </w:rPr>
-              <w:t>Hoàn thành triển khai, kiểm thử tự động và nghiệm thu tích hợp Docker</w:t>
-            </w:r>
-          </w:p>
-        </w:tc>
-      </w:tr>
-    </w:tbl>
-    <w:p>
-      <w:pPr>
-        <w:spacing w:after="80"/>
-      </w:pPr>
-    </w:p>
-    <w:tbl>
-      <w:tblPr>
-        <w:tblW w:type="auto" w:w="0"/>
-        <w:jc w:val="left"/>
-        <w:tblLook w:firstColumn="1" w:firstRow="1" w:lastColumn="0" w:lastRow="0" w:noHBand="0" w:noVBand="1" w:val="04A0"/>
-        <w:tblBorders>
-          <w:top w:val="single" w:sz="4" w:space="0" w:color="CED6E0"/>
-          <w:left w:val="single" w:sz="4" w:space="0" w:color="CED6E0"/>
-          <w:bottom w:val="single" w:sz="4" w:space="0" w:color="CED6E0"/>
-          <w:right w:val="single" w:sz="4" w:space="0" w:color="CED6E0"/>
-          <w:insideH w:val="single" w:sz="4" w:space="0" w:color="CED6E0"/>
-          <w:insideV w:val="single" w:sz="4" w:space="0" w:color="CED6E0"/>
-        </w:tblBorders>
-      </w:tblPr>
-      <w:tblGrid>
-        <w:gridCol w:w="9360"/>
-      </w:tblGrid>
-      <w:tr>
-        <w:trPr>
-          <w:tblHeader w:val="true"/>
-        </w:trPr>
-        <w:tc>
-          <w:tcPr>
-            <w:tcW w:type="dxa" w:w="9360"/>
-            <w:shd w:fill="F4F6F9"/>
-            <w:tcMar>
-              <w:top w:w="120" w:type="dxa"/>
-              <w:start w:w="160" w:type="dxa"/>
-              <w:bottom w:w="120" w:type="dxa"/>
-              <w:end w:w="160" w:type="dxa"/>
-            </w:tcMar>
-          </w:tcPr>
-          <w:p>
-            <w:pPr>
-              <w:spacing w:after="60"/>
-            </w:pPr>
-            <w:r>
-              <w:rPr>
-                <w:rFonts w:ascii="Calibri" w:hAnsi="Calibri" w:eastAsia="Calibri" w:cs="Calibri"/>
-                <w:b/>
-                <w:color w:val="0B2545"/>
-                <w:sz w:val="22"/>
-              </w:rPr>
-              <w:t>Thông điệp chính</w:t>
-            </w:r>
-          </w:p>
-          <w:p>
-            <w:pPr>
-              <w:spacing w:after="0" w:line="264" w:lineRule="auto"/>
-            </w:pPr>
-            <w:r>
-              <w:rPr>
-                <w:rFonts w:ascii="Calibri" w:hAnsi="Calibri" w:eastAsia="Calibri" w:cs="Calibri"/>
-                <w:sz w:val="21"/>
-              </w:rPr>
-              <w:t>Tuần 6 nâng pipeline Promotion của tuần 5 thành một mô hình production-like có incremental window, backfill, audit, quality gate, Prometheus metrics, alert rule và Grafana dashboard.</w:t>
-            </w:r>
-          </w:p>
-        </w:tc>
-      </w:tr>
-    </w:tbl>
-    <w:p>
-      <w:pPr>
-        <w:spacing w:after="80"/>
-      </w:pPr>
     </w:p>
     <w:p>
       <w:pPr>
-        <w:spacing w:after="120" w:line="264" w:lineRule="auto"/>
+        <w:spacing w:before="0" w:after="80" w:line="240" w:lineRule="auto"/>
+        <w:jc w:val="center"/>
       </w:pPr>
       <w:r>
         <w:rPr>
-          <w:rFonts w:ascii="Calibri" w:hAnsi="Calibri" w:eastAsia="Calibri" w:cs="Calibri"/>
+          <w:rFonts w:ascii="Calibri" w:hAnsi="Calibri"/>
+          <w:b/>
+          <w:i w:val="0"/>
+          <w:color w:val="5A636E"/>
+          <w:sz w:val="21"/>
+        </w:rPr>
+        <w:t xml:space="preserve">Dự án: </w:t>
+      </w:r>
+      <w:r>
+        <w:rPr>
+          <w:rFonts w:ascii="Calibri" w:hAnsi="Calibri"/>
+          <w:b w:val="0"/>
+          <w:i w:val="0"/>
+          <w:color w:val="000000"/>
+          <w:sz w:val="21"/>
+        </w:rPr>
+        <w:t>DE Genesis - Lộ trình thực hành Data Engineering</w:t>
+      </w:r>
+    </w:p>
+    <w:p>
+      <w:pPr>
+        <w:spacing w:before="0" w:after="80" w:line="240" w:lineRule="auto"/>
+        <w:jc w:val="center"/>
+      </w:pPr>
+      <w:r>
+        <w:rPr>
+          <w:rFonts w:ascii="Calibri" w:hAnsi="Calibri"/>
+          <w:b/>
+          <w:i w:val="0"/>
+          <w:color w:val="5A636E"/>
+          <w:sz w:val="21"/>
+        </w:rPr>
+        <w:t xml:space="preserve">Phạm vi: </w:t>
+      </w:r>
+      <w:r>
+        <w:rPr>
+          <w:rFonts w:ascii="Calibri" w:hAnsi="Calibri"/>
+          <w:b w:val="0"/>
+          <w:i w:val="0"/>
+          <w:color w:val="000000"/>
+          <w:sz w:val="21"/>
+        </w:rPr>
+        <w:t>Service log pipeline và observability đầu cuối</w:t>
+      </w:r>
+    </w:p>
+    <w:p>
+      <w:pPr>
+        <w:spacing w:before="0" w:after="80" w:line="240" w:lineRule="auto"/>
+        <w:jc w:val="center"/>
+      </w:pPr>
+      <w:r>
+        <w:rPr>
+          <w:rFonts w:ascii="Calibri" w:hAnsi="Calibri"/>
+          <w:b/>
+          <w:i w:val="0"/>
+          <w:color w:val="5A636E"/>
+          <w:sz w:val="21"/>
+        </w:rPr>
+        <w:t xml:space="preserve">Công nghệ: </w:t>
+      </w:r>
+      <w:r>
+        <w:rPr>
+          <w:rFonts w:ascii="Calibri" w:hAnsi="Calibri"/>
+          <w:b w:val="0"/>
+          <w:i w:val="0"/>
+          <w:color w:val="000000"/>
+          <w:sz w:val="21"/>
+        </w:rPr>
+        <w:t>Kafka 7.6, Spark 3.5.1, HDFS 3.2.1, Airflow 2.9.3, PostgreSQL 16</w:t>
+      </w:r>
+    </w:p>
+    <w:p>
+      <w:pPr>
+        <w:spacing w:before="0" w:after="80" w:line="240" w:lineRule="auto"/>
+        <w:jc w:val="center"/>
+      </w:pPr>
+      <w:r>
+        <w:rPr>
+          <w:rFonts w:ascii="Calibri" w:hAnsi="Calibri"/>
+          <w:b/>
+          <w:i w:val="0"/>
+          <w:color w:val="5A636E"/>
+          <w:sz w:val="21"/>
+        </w:rPr>
+        <w:t xml:space="preserve">Ngày báo cáo: </w:t>
+      </w:r>
+      <w:r>
+        <w:rPr>
+          <w:rFonts w:ascii="Calibri" w:hAnsi="Calibri"/>
+          <w:b w:val="0"/>
+          <w:i w:val="0"/>
+          <w:color w:val="000000"/>
+          <w:sz w:val="21"/>
+        </w:rPr>
+        <w:t>14/08/2026</w:t>
+      </w:r>
+    </w:p>
+    <w:p>
+      <w:pPr>
+        <w:spacing w:before="920" w:after="0"/>
+        <w:jc w:val="center"/>
+      </w:pPr>
+      <w:r>
+        <w:rPr>
+          <w:rFonts w:ascii="Calibri" w:hAnsi="Calibri"/>
+          <w:b w:val="0"/>
           <w:i/>
+          <w:color w:val="5A636E"/>
+          <w:sz w:val="19"/>
         </w:rPr>
-        <w:t>Tài liệu tổng hợp mục tiêu, phạm vi, thiết kế kỹ thuật, kết quả triển khai, bằng chứng kiểm thử, rủi ro còn lại và kế hoạch phát triển tiếp theo của dự án.</w:t>
+        <w:t>Báo cáo dựa trên mã nguồn, audit database và nghiệm thu Docker thực tế.</w:t>
       </w:r>
     </w:p>
     <w:p>
@@ -517,98 +207,1043 @@
         <w:pStyle w:val="Heading1"/>
       </w:pPr>
       <w:r>
-        <w:t>Mục lục nội dung</w:t>
+        <w:t>1. Tóm tắt</w:t>
+      </w:r>
+    </w:p>
+    <w:p>
+      <w:r>
+        <w:rPr>
+          <w:rFonts w:ascii="Calibri" w:hAnsi="Calibri"/>
+          <w:b w:val="0"/>
+          <w:i w:val="0"/>
+          <w:color w:val="000000"/>
+          <w:sz w:val="22"/>
+        </w:rPr>
+        <w:t>Tuần 6 đã được thiết kế lại theo đúng bài toán log của roadmap. Hệ thống có một luồng độc lập từ service log qua Kafka và Spark Structured Streaming đến HDFS, không dùng Promotion API làm bằng chứng thay thế. Raw log được commit theo micro-batch tối đa 60 giây và phân vùng xoay 5 phút. Spark tạo hai báo cáo: requests/phút và phân bố HTTP status; kết quả được lưu ở HDFS Parquet và PostgreSQL.</w:t>
+      </w:r>
+    </w:p>
+    <w:p>
+      <w:r>
+        <w:rPr>
+          <w:rFonts w:ascii="Calibri" w:hAnsi="Calibri"/>
+          <w:b w:val="0"/>
+          <w:i w:val="0"/>
+          <w:color w:val="000000"/>
+          <w:sz w:val="22"/>
+        </w:rPr>
+        <w:t>Airflow không giữ tiến trình streaming vô hạn. DAG riêng chạy mỗi 5 phút để kiểm tra health, tái lập report cửa sổ đóng, hỗ trợ backfill, chạy quality gate và publish nguyên tử. Telemetry lưu độ trễ event-to-HDFS, heartbeat, số record lỗi và trạng thái report để Prometheus/Grafana khai thác.</w:t>
+      </w:r>
+    </w:p>
+    <w:p>
+      <w:r>
+        <w:rPr>
+          <w:rFonts w:ascii="Calibri" w:hAnsi="Calibri"/>
+          <w:b w:val="0"/>
+          <w:i w:val="0"/>
+          <w:color w:val="000000"/>
+          <w:sz w:val="22"/>
+        </w:rPr>
+        <w:t>Pipeline Promotion được giữ như phần mở rộng và đã sửa lỗi publish trước DQ: Spark chỉ ghi staging; quality gate đạt mới thay snapshot công khai trong một transaction PostgreSQL.</w:t>
       </w:r>
     </w:p>
     <w:p>
       <w:pPr>
-        <w:pStyle w:val="ListNumber"/>
-        <w:spacing w:after="80"/>
-        <w:ind w:left="720" w:hanging="360"/>
+        <w:pStyle w:val="Heading1"/>
       </w:pPr>
       <w:r>
-        <w:rPr>
-          <w:rFonts w:ascii="Calibri" w:hAnsi="Calibri" w:eastAsia="Calibri" w:cs="Calibri"/>
-        </w:rPr>
-        <w:t>Tóm tắt dự án</w:t>
+        <w:t>2. Đối chiếu roadmap</w:t>
+      </w:r>
+    </w:p>
+    <w:tbl>
+      <w:tblPr>
+        <w:tblStyle w:val="TableGrid"/>
+        <w:tblW w:type="dxa" w:w="9360"/>
+        <w:jc w:val="left"/>
+        <w:tblLayout w:type="fixed"/>
+        <w:tblLook w:firstColumn="1" w:firstRow="1" w:lastColumn="0" w:lastRow="0" w:noHBand="0" w:noVBand="1" w:val="04A0"/>
+        <w:tblInd w:w="120" w:type="dxa"/>
+      </w:tblPr>
+      <w:tblGrid>
+        <w:gridCol w:w="1900"/>
+        <w:gridCol w:w="3100"/>
+        <w:gridCol w:w="4360"/>
+      </w:tblGrid>
+      <w:tr>
+        <w:trPr>
+          <w:tblHeader w:val="true"/>
+        </w:trPr>
+        <w:tc>
+          <w:tcPr>
+            <w:tcW w:type="dxa" w:w="1900"/>
+            <w:shd w:fill="2E74B5"/>
+            <w:vAlign w:val="center"/>
+            <w:tcMar>
+              <w:top w:w="80" w:type="dxa"/>
+              <w:start w:w="120" w:type="dxa"/>
+              <w:bottom w:w="80" w:type="dxa"/>
+              <w:end w:w="120" w:type="dxa"/>
+            </w:tcMar>
+          </w:tcPr>
+          <w:p>
+            <w:pPr>
+              <w:spacing w:before="0" w:after="0" w:line="252" w:lineRule="auto"/>
+            </w:pPr>
+            <w:r/>
+            <w:r>
+              <w:rPr>
+                <w:rFonts w:ascii="Calibri" w:hAnsi="Calibri"/>
+                <w:b/>
+                <w:i w:val="0"/>
+                <w:color w:val="FFFFFF"/>
+                <w:sz w:val="19"/>
+              </w:rPr>
+              <w:t>Yêu cầu</w:t>
+            </w:r>
+          </w:p>
+        </w:tc>
+        <w:tc>
+          <w:tcPr>
+            <w:tcW w:type="dxa" w:w="3100"/>
+            <w:shd w:fill="2E74B5"/>
+            <w:vAlign w:val="center"/>
+            <w:tcMar>
+              <w:top w:w="80" w:type="dxa"/>
+              <w:start w:w="120" w:type="dxa"/>
+              <w:bottom w:w="80" w:type="dxa"/>
+              <w:end w:w="120" w:type="dxa"/>
+            </w:tcMar>
+          </w:tcPr>
+          <w:p>
+            <w:pPr>
+              <w:spacing w:before="0" w:after="0" w:line="252" w:lineRule="auto"/>
+            </w:pPr>
+            <w:r/>
+            <w:r>
+              <w:rPr>
+                <w:rFonts w:ascii="Calibri" w:hAnsi="Calibri"/>
+                <w:b/>
+                <w:i w:val="0"/>
+                <w:color w:val="FFFFFF"/>
+                <w:sz w:val="19"/>
+              </w:rPr>
+              <w:t>Hiện thực</w:t>
+            </w:r>
+          </w:p>
+        </w:tc>
+        <w:tc>
+          <w:tcPr>
+            <w:tcW w:type="dxa" w:w="4360"/>
+            <w:shd w:fill="2E74B5"/>
+            <w:vAlign w:val="center"/>
+            <w:tcMar>
+              <w:top w:w="80" w:type="dxa"/>
+              <w:start w:w="120" w:type="dxa"/>
+              <w:bottom w:w="80" w:type="dxa"/>
+              <w:end w:w="120" w:type="dxa"/>
+            </w:tcMar>
+          </w:tcPr>
+          <w:p>
+            <w:pPr>
+              <w:spacing w:before="0" w:after="0" w:line="252" w:lineRule="auto"/>
+            </w:pPr>
+            <w:r/>
+            <w:r>
+              <w:rPr>
+                <w:rFonts w:ascii="Calibri" w:hAnsi="Calibri"/>
+                <w:b/>
+                <w:i w:val="0"/>
+                <w:color w:val="FFFFFF"/>
+                <w:sz w:val="19"/>
+              </w:rPr>
+              <w:t>Bằng chứng mã nguồn</w:t>
+            </w:r>
+          </w:p>
+        </w:tc>
+      </w:tr>
+      <w:tr>
+        <w:tc>
+          <w:tcPr>
+            <w:tcW w:type="dxa" w:w="1900"/>
+            <w:vAlign w:val="center"/>
+            <w:tcMar>
+              <w:top w:w="80" w:type="dxa"/>
+              <w:start w:w="120" w:type="dxa"/>
+              <w:bottom w:w="80" w:type="dxa"/>
+              <w:end w:w="120" w:type="dxa"/>
+            </w:tcMar>
+          </w:tcPr>
+          <w:p>
+            <w:pPr>
+              <w:spacing w:before="0" w:after="0" w:line="252" w:lineRule="auto"/>
+            </w:pPr>
+            <w:r/>
+            <w:r>
+              <w:rPr>
+                <w:rFonts w:ascii="Calibri" w:hAnsi="Calibri"/>
+                <w:b w:val="0"/>
+                <w:i w:val="0"/>
+                <w:color w:val="000000"/>
+                <w:sz w:val="19"/>
+              </w:rPr>
+              <w:t>Service log → Kafka</w:t>
+            </w:r>
+          </w:p>
+        </w:tc>
+        <w:tc>
+          <w:tcPr>
+            <w:tcW w:type="dxa" w:w="3100"/>
+            <w:vAlign w:val="center"/>
+            <w:tcMar>
+              <w:top w:w="80" w:type="dxa"/>
+              <w:start w:w="120" w:type="dxa"/>
+              <w:bottom w:w="80" w:type="dxa"/>
+              <w:end w:w="120" w:type="dxa"/>
+            </w:tcMar>
+          </w:tcPr>
+          <w:p>
+            <w:pPr>
+              <w:spacing w:before="0" w:after="0" w:line="252" w:lineRule="auto"/>
+            </w:pPr>
+            <w:r/>
+            <w:r>
+              <w:rPr>
+                <w:rFonts w:ascii="Calibri" w:hAnsi="Calibri"/>
+                <w:b w:val="0"/>
+                <w:i w:val="0"/>
+                <w:color w:val="000000"/>
+                <w:sz w:val="19"/>
+              </w:rPr>
+              <w:t>Producer có event ID, `acks=all`, idempotent producer</w:t>
+            </w:r>
+          </w:p>
+        </w:tc>
+        <w:tc>
+          <w:tcPr>
+            <w:tcW w:type="dxa" w:w="4360"/>
+            <w:vAlign w:val="center"/>
+            <w:tcMar>
+              <w:top w:w="80" w:type="dxa"/>
+              <w:start w:w="120" w:type="dxa"/>
+              <w:bottom w:w="80" w:type="dxa"/>
+              <w:end w:w="120" w:type="dxa"/>
+            </w:tcMar>
+          </w:tcPr>
+          <w:p>
+            <w:pPr>
+              <w:spacing w:before="0" w:after="0" w:line="252" w:lineRule="auto"/>
+            </w:pPr>
+            <w:r/>
+            <w:r>
+              <w:rPr>
+                <w:rFonts w:ascii="Calibri" w:hAnsi="Calibri"/>
+                <w:b w:val="0"/>
+                <w:i w:val="0"/>
+                <w:color w:val="000000"/>
+                <w:sz w:val="19"/>
+              </w:rPr>
+              <w:t>`exercises/week6/log_producer.py`</w:t>
+            </w:r>
+          </w:p>
+        </w:tc>
+      </w:tr>
+      <w:tr>
+        <w:tc>
+          <w:tcPr>
+            <w:tcW w:type="dxa" w:w="1900"/>
+            <w:vAlign w:val="center"/>
+            <w:tcMar>
+              <w:top w:w="80" w:type="dxa"/>
+              <w:start w:w="120" w:type="dxa"/>
+              <w:bottom w:w="80" w:type="dxa"/>
+              <w:end w:w="120" w:type="dxa"/>
+            </w:tcMar>
+          </w:tcPr>
+          <w:p>
+            <w:pPr>
+              <w:spacing w:before="0" w:after="0" w:line="252" w:lineRule="auto"/>
+            </w:pPr>
+            <w:r/>
+            <w:r>
+              <w:rPr>
+                <w:rFonts w:ascii="Calibri" w:hAnsi="Calibri"/>
+                <w:b w:val="0"/>
+                <w:i w:val="0"/>
+                <w:color w:val="000000"/>
+                <w:sz w:val="19"/>
+              </w:rPr>
+              <w:t>Spark Streaming</w:t>
+            </w:r>
+          </w:p>
+        </w:tc>
+        <w:tc>
+          <w:tcPr>
+            <w:tcW w:type="dxa" w:w="3100"/>
+            <w:vAlign w:val="center"/>
+            <w:tcMar>
+              <w:top w:w="80" w:type="dxa"/>
+              <w:start w:w="120" w:type="dxa"/>
+              <w:bottom w:w="80" w:type="dxa"/>
+              <w:end w:w="120" w:type="dxa"/>
+            </w:tcMar>
+          </w:tcPr>
+          <w:p>
+            <w:pPr>
+              <w:spacing w:before="0" w:after="0" w:line="252" w:lineRule="auto"/>
+            </w:pPr>
+            <w:r/>
+            <w:r>
+              <w:rPr>
+                <w:rFonts w:ascii="Calibri" w:hAnsi="Calibri"/>
+                <w:b w:val="0"/>
+                <w:i w:val="0"/>
+                <w:color w:val="000000"/>
+                <w:sz w:val="19"/>
+              </w:rPr>
+              <w:t>Structured Streaming, checkpoint HDFS, micro-batch 30 giây</w:t>
+            </w:r>
+          </w:p>
+        </w:tc>
+        <w:tc>
+          <w:tcPr>
+            <w:tcW w:type="dxa" w:w="4360"/>
+            <w:vAlign w:val="center"/>
+            <w:tcMar>
+              <w:top w:w="80" w:type="dxa"/>
+              <w:start w:w="120" w:type="dxa"/>
+              <w:bottom w:w="80" w:type="dxa"/>
+              <w:end w:w="120" w:type="dxa"/>
+            </w:tcMar>
+          </w:tcPr>
+          <w:p>
+            <w:pPr>
+              <w:spacing w:before="0" w:after="0" w:line="252" w:lineRule="auto"/>
+            </w:pPr>
+            <w:r/>
+            <w:r>
+              <w:rPr>
+                <w:rFonts w:ascii="Calibri" w:hAnsi="Calibri"/>
+                <w:b w:val="0"/>
+                <w:i w:val="0"/>
+                <w:color w:val="000000"/>
+                <w:sz w:val="19"/>
+              </w:rPr>
+              <w:t>`spark/stream_service_logs.py`</w:t>
+            </w:r>
+          </w:p>
+        </w:tc>
+      </w:tr>
+      <w:tr>
+        <w:tc>
+          <w:tcPr>
+            <w:tcW w:type="dxa" w:w="1900"/>
+            <w:vAlign w:val="center"/>
+            <w:tcMar>
+              <w:top w:w="80" w:type="dxa"/>
+              <w:start w:w="120" w:type="dxa"/>
+              <w:bottom w:w="80" w:type="dxa"/>
+              <w:end w:w="120" w:type="dxa"/>
+            </w:tcMar>
+          </w:tcPr>
+          <w:p>
+            <w:pPr>
+              <w:spacing w:before="0" w:after="0" w:line="252" w:lineRule="auto"/>
+            </w:pPr>
+            <w:r/>
+            <w:r>
+              <w:rPr>
+                <w:rFonts w:ascii="Calibri" w:hAnsi="Calibri"/>
+                <w:b w:val="0"/>
+                <w:i w:val="0"/>
+                <w:color w:val="000000"/>
+                <w:sz w:val="19"/>
+              </w:rPr>
+              <w:t>Raw HDFS xoay 5 phút</w:t>
+            </w:r>
+          </w:p>
+        </w:tc>
+        <w:tc>
+          <w:tcPr>
+            <w:tcW w:type="dxa" w:w="3100"/>
+            <w:vAlign w:val="center"/>
+            <w:tcMar>
+              <w:top w:w="80" w:type="dxa"/>
+              <w:start w:w="120" w:type="dxa"/>
+              <w:bottom w:w="80" w:type="dxa"/>
+              <w:end w:w="120" w:type="dxa"/>
+            </w:tcMar>
+          </w:tcPr>
+          <w:p>
+            <w:pPr>
+              <w:spacing w:before="0" w:after="0" w:line="252" w:lineRule="auto"/>
+            </w:pPr>
+            <w:r/>
+            <w:r>
+              <w:rPr>
+                <w:rFonts w:ascii="Calibri" w:hAnsi="Calibri"/>
+                <w:b w:val="0"/>
+                <w:i w:val="0"/>
+                <w:color w:val="000000"/>
+                <w:sz w:val="19"/>
+              </w:rPr>
+              <w:t>Partition `ingest_date/ingest_hour/rotation_5m`</w:t>
+            </w:r>
+          </w:p>
+        </w:tc>
+        <w:tc>
+          <w:tcPr>
+            <w:tcW w:type="dxa" w:w="4360"/>
+            <w:vAlign w:val="center"/>
+            <w:tcMar>
+              <w:top w:w="80" w:type="dxa"/>
+              <w:start w:w="120" w:type="dxa"/>
+              <w:bottom w:w="80" w:type="dxa"/>
+              <w:end w:w="120" w:type="dxa"/>
+            </w:tcMar>
+          </w:tcPr>
+          <w:p>
+            <w:pPr>
+              <w:spacing w:before="0" w:after="0" w:line="252" w:lineRule="auto"/>
+            </w:pPr>
+            <w:r/>
+            <w:r>
+              <w:rPr>
+                <w:rFonts w:ascii="Calibri" w:hAnsi="Calibri"/>
+                <w:b w:val="0"/>
+                <w:i w:val="0"/>
+                <w:color w:val="000000"/>
+                <w:sz w:val="19"/>
+              </w:rPr>
+              <w:t>`spark/stream_service_logs.py`</w:t>
+            </w:r>
+          </w:p>
+        </w:tc>
+      </w:tr>
+      <w:tr>
+        <w:tc>
+          <w:tcPr>
+            <w:tcW w:type="dxa" w:w="1900"/>
+            <w:vAlign w:val="center"/>
+            <w:tcMar>
+              <w:top w:w="80" w:type="dxa"/>
+              <w:start w:w="120" w:type="dxa"/>
+              <w:bottom w:w="80" w:type="dxa"/>
+              <w:end w:w="120" w:type="dxa"/>
+            </w:tcMar>
+          </w:tcPr>
+          <w:p>
+            <w:pPr>
+              <w:spacing w:before="0" w:after="0" w:line="252" w:lineRule="auto"/>
+            </w:pPr>
+            <w:r/>
+            <w:r>
+              <w:rPr>
+                <w:rFonts w:ascii="Calibri" w:hAnsi="Calibri"/>
+                <w:b w:val="0"/>
+                <w:i w:val="0"/>
+                <w:color w:val="000000"/>
+                <w:sz w:val="19"/>
+              </w:rPr>
+              <w:t>Độ trễ không quá 1 phút</w:t>
+            </w:r>
+          </w:p>
+        </w:tc>
+        <w:tc>
+          <w:tcPr>
+            <w:tcW w:type="dxa" w:w="3100"/>
+            <w:vAlign w:val="center"/>
+            <w:tcMar>
+              <w:top w:w="80" w:type="dxa"/>
+              <w:start w:w="120" w:type="dxa"/>
+              <w:bottom w:w="80" w:type="dxa"/>
+              <w:end w:w="120" w:type="dxa"/>
+            </w:tcMar>
+          </w:tcPr>
+          <w:p>
+            <w:pPr>
+              <w:spacing w:before="0" w:after="0" w:line="252" w:lineRule="auto"/>
+            </w:pPr>
+            <w:r/>
+            <w:r>
+              <w:rPr>
+                <w:rFonts w:ascii="Calibri" w:hAnsi="Calibri"/>
+                <w:b w:val="0"/>
+                <w:i w:val="0"/>
+                <w:color w:val="000000"/>
+                <w:sz w:val="19"/>
+              </w:rPr>
+              <w:t>Cấu hình bị chặn nếu trigger &gt;60 giây; telemetry đo sau raw commit</w:t>
+            </w:r>
+          </w:p>
+        </w:tc>
+        <w:tc>
+          <w:tcPr>
+            <w:tcW w:type="dxa" w:w="4360"/>
+            <w:vAlign w:val="center"/>
+            <w:tcMar>
+              <w:top w:w="80" w:type="dxa"/>
+              <w:start w:w="120" w:type="dxa"/>
+              <w:bottom w:w="80" w:type="dxa"/>
+              <w:end w:w="120" w:type="dxa"/>
+            </w:tcMar>
+          </w:tcPr>
+          <w:p>
+            <w:pPr>
+              <w:spacing w:before="0" w:after="0" w:line="252" w:lineRule="auto"/>
+            </w:pPr>
+            <w:r/>
+            <w:r>
+              <w:rPr>
+                <w:rFonts w:ascii="Calibri" w:hAnsi="Calibri"/>
+                <w:b w:val="0"/>
+                <w:i w:val="0"/>
+                <w:color w:val="000000"/>
+                <w:sz w:val="19"/>
+              </w:rPr>
+              <w:t>`log_contracts.py`, `log_stream_batches`</w:t>
+            </w:r>
+          </w:p>
+        </w:tc>
+      </w:tr>
+      <w:tr>
+        <w:tc>
+          <w:tcPr>
+            <w:tcW w:type="dxa" w:w="1900"/>
+            <w:vAlign w:val="center"/>
+            <w:tcMar>
+              <w:top w:w="80" w:type="dxa"/>
+              <w:start w:w="120" w:type="dxa"/>
+              <w:bottom w:w="80" w:type="dxa"/>
+              <w:end w:w="120" w:type="dxa"/>
+            </w:tcMar>
+          </w:tcPr>
+          <w:p>
+            <w:pPr>
+              <w:spacing w:before="0" w:after="0" w:line="252" w:lineRule="auto"/>
+            </w:pPr>
+            <w:r/>
+            <w:r>
+              <w:rPr>
+                <w:rFonts w:ascii="Calibri" w:hAnsi="Calibri"/>
+                <w:b w:val="0"/>
+                <w:i w:val="0"/>
+                <w:color w:val="000000"/>
+                <w:sz w:val="19"/>
+              </w:rPr>
+              <w:t>Requests/phút</w:t>
+            </w:r>
+          </w:p>
+        </w:tc>
+        <w:tc>
+          <w:tcPr>
+            <w:tcW w:type="dxa" w:w="3100"/>
+            <w:vAlign w:val="center"/>
+            <w:tcMar>
+              <w:top w:w="80" w:type="dxa"/>
+              <w:start w:w="120" w:type="dxa"/>
+              <w:bottom w:w="80" w:type="dxa"/>
+              <w:end w:w="120" w:type="dxa"/>
+            </w:tcMar>
+          </w:tcPr>
+          <w:p>
+            <w:pPr>
+              <w:spacing w:before="0" w:after="0" w:line="252" w:lineRule="auto"/>
+            </w:pPr>
+            <w:r/>
+            <w:r>
+              <w:rPr>
+                <w:rFonts w:ascii="Calibri" w:hAnsi="Calibri"/>
+                <w:b w:val="0"/>
+                <w:i w:val="0"/>
+                <w:color w:val="000000"/>
+                <w:sz w:val="19"/>
+              </w:rPr>
+              <w:t>Grain `minute_start + service`</w:t>
+            </w:r>
+          </w:p>
+        </w:tc>
+        <w:tc>
+          <w:tcPr>
+            <w:tcW w:type="dxa" w:w="4360"/>
+            <w:vAlign w:val="center"/>
+            <w:tcMar>
+              <w:top w:w="80" w:type="dxa"/>
+              <w:start w:w="120" w:type="dxa"/>
+              <w:bottom w:w="80" w:type="dxa"/>
+              <w:end w:w="120" w:type="dxa"/>
+            </w:tcMar>
+          </w:tcPr>
+          <w:p>
+            <w:pPr>
+              <w:spacing w:before="0" w:after="0" w:line="252" w:lineRule="auto"/>
+            </w:pPr>
+            <w:r/>
+            <w:r>
+              <w:rPr>
+                <w:rFonts w:ascii="Calibri" w:hAnsi="Calibri"/>
+                <w:b w:val="0"/>
+                <w:i w:val="0"/>
+                <w:color w:val="000000"/>
+                <w:sz w:val="19"/>
+              </w:rPr>
+              <w:t>live view và bảng canonical</w:t>
+            </w:r>
+          </w:p>
+        </w:tc>
+      </w:tr>
+      <w:tr>
+        <w:tc>
+          <w:tcPr>
+            <w:tcW w:type="dxa" w:w="1900"/>
+            <w:vAlign w:val="center"/>
+            <w:tcMar>
+              <w:top w:w="80" w:type="dxa"/>
+              <w:start w:w="120" w:type="dxa"/>
+              <w:bottom w:w="80" w:type="dxa"/>
+              <w:end w:w="120" w:type="dxa"/>
+            </w:tcMar>
+          </w:tcPr>
+          <w:p>
+            <w:pPr>
+              <w:spacing w:before="0" w:after="0" w:line="252" w:lineRule="auto"/>
+            </w:pPr>
+            <w:r/>
+            <w:r>
+              <w:rPr>
+                <w:rFonts w:ascii="Calibri" w:hAnsi="Calibri"/>
+                <w:b w:val="0"/>
+                <w:i w:val="0"/>
+                <w:color w:val="000000"/>
+                <w:sz w:val="19"/>
+              </w:rPr>
+              <w:t>Phân bố status</w:t>
+            </w:r>
+          </w:p>
+        </w:tc>
+        <w:tc>
+          <w:tcPr>
+            <w:tcW w:type="dxa" w:w="3100"/>
+            <w:vAlign w:val="center"/>
+            <w:tcMar>
+              <w:top w:w="80" w:type="dxa"/>
+              <w:start w:w="120" w:type="dxa"/>
+              <w:bottom w:w="80" w:type="dxa"/>
+              <w:end w:w="120" w:type="dxa"/>
+            </w:tcMar>
+          </w:tcPr>
+          <w:p>
+            <w:pPr>
+              <w:spacing w:before="0" w:after="0" w:line="252" w:lineRule="auto"/>
+            </w:pPr>
+            <w:r/>
+            <w:r>
+              <w:rPr>
+                <w:rFonts w:ascii="Calibri" w:hAnsi="Calibri"/>
+                <w:b w:val="0"/>
+                <w:i w:val="0"/>
+                <w:color w:val="000000"/>
+                <w:sz w:val="19"/>
+              </w:rPr>
+              <w:t>Grain `minute_start + service + status_code`</w:t>
+            </w:r>
+          </w:p>
+        </w:tc>
+        <w:tc>
+          <w:tcPr>
+            <w:tcW w:type="dxa" w:w="4360"/>
+            <w:vAlign w:val="center"/>
+            <w:tcMar>
+              <w:top w:w="80" w:type="dxa"/>
+              <w:start w:w="120" w:type="dxa"/>
+              <w:bottom w:w="80" w:type="dxa"/>
+              <w:end w:w="120" w:type="dxa"/>
+            </w:tcMar>
+          </w:tcPr>
+          <w:p>
+            <w:pPr>
+              <w:spacing w:before="0" w:after="0" w:line="252" w:lineRule="auto"/>
+            </w:pPr>
+            <w:r/>
+            <w:r>
+              <w:rPr>
+                <w:rFonts w:ascii="Calibri" w:hAnsi="Calibri"/>
+                <w:b w:val="0"/>
+                <w:i w:val="0"/>
+                <w:color w:val="000000"/>
+                <w:sz w:val="19"/>
+              </w:rPr>
+              <w:t>live view và bảng canonical</w:t>
+            </w:r>
+          </w:p>
+        </w:tc>
+      </w:tr>
+      <w:tr>
+        <w:tc>
+          <w:tcPr>
+            <w:tcW w:type="dxa" w:w="1900"/>
+            <w:vAlign w:val="center"/>
+            <w:tcMar>
+              <w:top w:w="80" w:type="dxa"/>
+              <w:start w:w="120" w:type="dxa"/>
+              <w:bottom w:w="80" w:type="dxa"/>
+              <w:end w:w="120" w:type="dxa"/>
+            </w:tcMar>
+          </w:tcPr>
+          <w:p>
+            <w:pPr>
+              <w:spacing w:before="0" w:after="0" w:line="252" w:lineRule="auto"/>
+            </w:pPr>
+            <w:r/>
+            <w:r>
+              <w:rPr>
+                <w:rFonts w:ascii="Calibri" w:hAnsi="Calibri"/>
+                <w:b w:val="0"/>
+                <w:i w:val="0"/>
+                <w:color w:val="000000"/>
+                <w:sz w:val="19"/>
+              </w:rPr>
+              <w:t>Lưu DB/file</w:t>
+            </w:r>
+          </w:p>
+        </w:tc>
+        <w:tc>
+          <w:tcPr>
+            <w:tcW w:type="dxa" w:w="3100"/>
+            <w:vAlign w:val="center"/>
+            <w:tcMar>
+              <w:top w:w="80" w:type="dxa"/>
+              <w:start w:w="120" w:type="dxa"/>
+              <w:bottom w:w="80" w:type="dxa"/>
+              <w:end w:w="120" w:type="dxa"/>
+            </w:tcMar>
+          </w:tcPr>
+          <w:p>
+            <w:pPr>
+              <w:spacing w:before="0" w:after="0" w:line="252" w:lineRule="auto"/>
+            </w:pPr>
+            <w:r/>
+            <w:r>
+              <w:rPr>
+                <w:rFonts w:ascii="Calibri" w:hAnsi="Calibri"/>
+                <w:b w:val="0"/>
+                <w:i w:val="0"/>
+                <w:color w:val="000000"/>
+                <w:sz w:val="19"/>
+              </w:rPr>
+              <w:t>PostgreSQL và HDFS Parquet</w:t>
+            </w:r>
+          </w:p>
+        </w:tc>
+        <w:tc>
+          <w:tcPr>
+            <w:tcW w:type="dxa" w:w="4360"/>
+            <w:vAlign w:val="center"/>
+            <w:tcMar>
+              <w:top w:w="80" w:type="dxa"/>
+              <w:start w:w="120" w:type="dxa"/>
+              <w:bottom w:w="80" w:type="dxa"/>
+              <w:end w:w="120" w:type="dxa"/>
+            </w:tcMar>
+          </w:tcPr>
+          <w:p>
+            <w:pPr>
+              <w:spacing w:before="0" w:after="0" w:line="252" w:lineRule="auto"/>
+            </w:pPr>
+            <w:r/>
+            <w:r>
+              <w:rPr>
+                <w:rFonts w:ascii="Calibri" w:hAnsi="Calibri"/>
+                <w:b w:val="0"/>
+                <w:i w:val="0"/>
+                <w:color w:val="000000"/>
+                <w:sz w:val="19"/>
+              </w:rPr>
+              <w:t>DDL và hai Spark job</w:t>
+            </w:r>
+          </w:p>
+        </w:tc>
+      </w:tr>
+      <w:tr>
+        <w:tc>
+          <w:tcPr>
+            <w:tcW w:type="dxa" w:w="1900"/>
+            <w:vAlign w:val="center"/>
+            <w:tcMar>
+              <w:top w:w="80" w:type="dxa"/>
+              <w:start w:w="120" w:type="dxa"/>
+              <w:bottom w:w="80" w:type="dxa"/>
+              <w:end w:w="120" w:type="dxa"/>
+            </w:tcMar>
+          </w:tcPr>
+          <w:p>
+            <w:pPr>
+              <w:spacing w:before="0" w:after="0" w:line="252" w:lineRule="auto"/>
+            </w:pPr>
+            <w:r/>
+            <w:r>
+              <w:rPr>
+                <w:rFonts w:ascii="Calibri" w:hAnsi="Calibri"/>
+                <w:b w:val="0"/>
+                <w:i w:val="0"/>
+                <w:color w:val="000000"/>
+                <w:sz w:val="19"/>
+              </w:rPr>
+              <w:t>Airflow</w:t>
+            </w:r>
+          </w:p>
+        </w:tc>
+        <w:tc>
+          <w:tcPr>
+            <w:tcW w:type="dxa" w:w="3100"/>
+            <w:vAlign w:val="center"/>
+            <w:tcMar>
+              <w:top w:w="80" w:type="dxa"/>
+              <w:start w:w="120" w:type="dxa"/>
+              <w:bottom w:w="80" w:type="dxa"/>
+              <w:end w:w="120" w:type="dxa"/>
+            </w:tcMar>
+          </w:tcPr>
+          <w:p>
+            <w:pPr>
+              <w:spacing w:before="0" w:after="0" w:line="252" w:lineRule="auto"/>
+            </w:pPr>
+            <w:r/>
+            <w:r>
+              <w:rPr>
+                <w:rFonts w:ascii="Calibri" w:hAnsi="Calibri"/>
+                <w:b w:val="0"/>
+                <w:i w:val="0"/>
+                <w:color w:val="000000"/>
+                <w:sz w:val="19"/>
+              </w:rPr>
+              <w:t>Report/backfill/health mỗi 5 phút</w:t>
+            </w:r>
+          </w:p>
+        </w:tc>
+        <w:tc>
+          <w:tcPr>
+            <w:tcW w:type="dxa" w:w="4360"/>
+            <w:vAlign w:val="center"/>
+            <w:tcMar>
+              <w:top w:w="80" w:type="dxa"/>
+              <w:start w:w="120" w:type="dxa"/>
+              <w:bottom w:w="80" w:type="dxa"/>
+              <w:end w:w="120" w:type="dxa"/>
+            </w:tcMar>
+          </w:tcPr>
+          <w:p>
+            <w:pPr>
+              <w:spacing w:before="0" w:after="0" w:line="252" w:lineRule="auto"/>
+            </w:pPr>
+            <w:r/>
+            <w:r>
+              <w:rPr>
+                <w:rFonts w:ascii="Calibri" w:hAnsi="Calibri"/>
+                <w:b w:val="0"/>
+                <w:i w:val="0"/>
+                <w:color w:val="000000"/>
+                <w:sz w:val="19"/>
+              </w:rPr>
+              <w:t>`dags/de_genesis_week6_log_report.py`</w:t>
+            </w:r>
+          </w:p>
+        </w:tc>
+      </w:tr>
+      <w:tr>
+        <w:tc>
+          <w:tcPr>
+            <w:tcW w:type="dxa" w:w="1900"/>
+            <w:vAlign w:val="center"/>
+            <w:tcMar>
+              <w:top w:w="80" w:type="dxa"/>
+              <w:start w:w="120" w:type="dxa"/>
+              <w:bottom w:w="80" w:type="dxa"/>
+              <w:end w:w="120" w:type="dxa"/>
+            </w:tcMar>
+          </w:tcPr>
+          <w:p>
+            <w:pPr>
+              <w:spacing w:before="0" w:after="0" w:line="252" w:lineRule="auto"/>
+            </w:pPr>
+            <w:r/>
+            <w:r>
+              <w:rPr>
+                <w:rFonts w:ascii="Calibri" w:hAnsi="Calibri"/>
+                <w:b w:val="0"/>
+                <w:i w:val="0"/>
+                <w:color w:val="000000"/>
+                <w:sz w:val="19"/>
+              </w:rPr>
+              <w:t>Cảnh báo lỗi/trễ</w:t>
+            </w:r>
+          </w:p>
+        </w:tc>
+        <w:tc>
+          <w:tcPr>
+            <w:tcW w:type="dxa" w:w="3100"/>
+            <w:vAlign w:val="center"/>
+            <w:tcMar>
+              <w:top w:w="80" w:type="dxa"/>
+              <w:start w:w="120" w:type="dxa"/>
+              <w:bottom w:w="80" w:type="dxa"/>
+              <w:end w:w="120" w:type="dxa"/>
+            </w:tcMar>
+          </w:tcPr>
+          <w:p>
+            <w:pPr>
+              <w:spacing w:before="0" w:after="0" w:line="252" w:lineRule="auto"/>
+            </w:pPr>
+            <w:r/>
+            <w:r>
+              <w:rPr>
+                <w:rFonts w:ascii="Calibri" w:hAnsi="Calibri"/>
+                <w:b w:val="0"/>
+                <w:i w:val="0"/>
+                <w:color w:val="000000"/>
+                <w:sz w:val="19"/>
+              </w:rPr>
+              <w:t>Telemetry trạng thái, heartbeat, invalid count và lag</w:t>
+            </w:r>
+          </w:p>
+        </w:tc>
+        <w:tc>
+          <w:tcPr>
+            <w:tcW w:type="dxa" w:w="4360"/>
+            <w:vAlign w:val="center"/>
+            <w:tcMar>
+              <w:top w:w="80" w:type="dxa"/>
+              <w:start w:w="120" w:type="dxa"/>
+              <w:bottom w:w="80" w:type="dxa"/>
+              <w:end w:w="120" w:type="dxa"/>
+            </w:tcMar>
+          </w:tcPr>
+          <w:p>
+            <w:pPr>
+              <w:spacing w:before="0" w:after="0" w:line="252" w:lineRule="auto"/>
+            </w:pPr>
+            <w:r/>
+            <w:r>
+              <w:rPr>
+                <w:rFonts w:ascii="Calibri" w:hAnsi="Calibri"/>
+                <w:b w:val="0"/>
+                <w:i w:val="0"/>
+                <w:color w:val="000000"/>
+                <w:sz w:val="19"/>
+              </w:rPr>
+              <w:t>`week6_control`</w:t>
+            </w:r>
+          </w:p>
+        </w:tc>
+      </w:tr>
+    </w:tbl>
+    <w:p>
+      <w:pPr>
+        <w:spacing w:before="0" w:after="80"/>
+      </w:pPr>
+    </w:p>
+    <w:p>
+      <w:pPr>
+        <w:pStyle w:val="Heading1"/>
+      </w:pPr>
+      <w:r>
+        <w:t>3. Kiến trúc và phân vai</w:t>
       </w:r>
     </w:p>
     <w:p>
       <w:pPr>
-        <w:pStyle w:val="ListNumber"/>
-        <w:spacing w:after="80"/>
-        <w:ind w:left="720" w:hanging="360"/>
+        <w:keepNext/>
+        <w:jc w:val="center"/>
       </w:pPr>
       <w:r>
-        <w:rPr>
-          <w:rFonts w:ascii="Calibri" w:hAnsi="Calibri" w:eastAsia="Calibri" w:cs="Calibri"/>
-        </w:rPr>
-        <w:t>Mục tiêu và phạm vi</w:t>
+        <w:drawing>
+          <wp:inline xmlns:a="http://schemas.openxmlformats.org/drawingml/2006/main" xmlns:pic="http://schemas.openxmlformats.org/drawingml/2006/picture">
+            <wp:extent cx="5806440" cy="2903220"/>
+            <wp:docPr id="1" name="Picture 1" descr="Sơ đồ service log từ producer qua Kafka, Spark Structured Streaming, HDFS và PostgreSQL; Airflow tạo báo cáo cửa sổ đóng sau blocking DQ; telemetry được đưa vào Prometheus và Grafana."/>
+            <wp:cNvGraphicFramePr>
+              <a:graphicFrameLocks noChangeAspect="1"/>
+            </wp:cNvGraphicFramePr>
+            <a:graphic>
+              <a:graphicData uri="http://schemas.openxmlformats.org/drawingml/2006/picture">
+                <pic:pic>
+                  <pic:nvPicPr>
+                    <pic:cNvPr id="0" name="week6_architecture.png"/>
+                    <pic:cNvPicPr/>
+                  </pic:nvPicPr>
+                  <pic:blipFill>
+                    <a:blip r:embed="rId11"/>
+                    <a:stretch>
+                      <a:fillRect/>
+                    </a:stretch>
+                  </pic:blipFill>
+                  <pic:spPr>
+                    <a:xfrm>
+                      <a:off x="0" y="0"/>
+                      <a:ext cx="5806440" cy="2903220"/>
+                    </a:xfrm>
+                    <a:prstGeom prst="rect"/>
+                  </pic:spPr>
+                </pic:pic>
+              </a:graphicData>
+            </a:graphic>
+          </wp:inline>
+        </w:drawing>
       </w:r>
     </w:p>
     <w:p>
       <w:pPr>
-        <w:pStyle w:val="ListNumber"/>
-        <w:spacing w:after="80"/>
-        <w:ind w:left="720" w:hanging="360"/>
+        <w:spacing w:before="80" w:after="160"/>
+        <w:jc w:val="center"/>
       </w:pPr>
       <w:r>
         <w:rPr>
-          <w:rFonts w:ascii="Calibri" w:hAnsi="Calibri" w:eastAsia="Calibri" w:cs="Calibri"/>
+          <w:rFonts w:ascii="Calibri" w:hAnsi="Calibri"/>
+          <w:b w:val="0"/>
+          <w:i/>
+          <w:color w:val="5A636E"/>
+          <w:sz w:val="18"/>
         </w:rPr>
-        <w:t>Thiết kế kỹ thuật và quy trình thực hiện</w:t>
+        <w:t>Hình 1. Kiến trúc service log pipeline và observability tuần 6</w:t>
       </w:r>
     </w:p>
     <w:p>
-      <w:pPr>
-        <w:pStyle w:val="ListNumber"/>
-        <w:spacing w:after="80"/>
-        <w:ind w:left="720" w:hanging="360"/>
-      </w:pPr>
       <w:r>
         <w:rPr>
-          <w:rFonts w:ascii="Calibri" w:hAnsi="Calibri" w:eastAsia="Calibri" w:cs="Calibri"/>
+          <w:rFonts w:ascii="Consolas" w:hAnsi="Consolas"/>
+          <w:b w:val="0"/>
+          <w:i w:val="0"/>
+          <w:color w:val="1F4D78"/>
+          <w:sz w:val="19"/>
         </w:rPr>
-        <w:t>Kết quả kiểm thử và nghiệm thu</w:t>
+      </w:r>
+      <w:r>
+        <w:rPr>
+          <w:rFonts w:ascii="Consolas" w:hAnsi="Consolas"/>
+          <w:b w:val="0"/>
+          <w:i w:val="0"/>
+          <w:color w:val="1F4D78"/>
+          <w:sz w:val="19"/>
+        </w:rPr>
+        <w:t xml:space="preserve">mermaid flowchart TB P["Log producer"] --&gt; K["Kafka"] K --&gt; S["Spark Structured Streaming"] S --&gt; H["HDFS raw - rotation 5 phút"] S --&gt; LR["Live report HDFS/PostgreSQL"] H --&gt; A["Airflow report/backfill"] A --&gt; ST["Report staging"] ST --&gt; Q["Blocking DQ"] Q --&gt; C["Canonical report"] S --&gt; T["Streaming telemetry"] A --&gt; T2["Report telemetry"] T --&gt; M["Prometheus/Grafana"] T2 --&gt; M </w:t>
+      </w:r>
+      <w:r>
+        <w:rPr>
+          <w:rFonts w:ascii="Consolas" w:hAnsi="Consolas"/>
+          <w:b w:val="0"/>
+          <w:i w:val="0"/>
+          <w:color w:val="1F4D78"/>
+          <w:sz w:val="19"/>
+        </w:rPr>
       </w:r>
     </w:p>
     <w:p>
-      <w:pPr>
-        <w:pStyle w:val="ListNumber"/>
-        <w:spacing w:after="80"/>
-        <w:ind w:left="720" w:hanging="360"/>
-      </w:pPr>
       <w:r>
         <w:rPr>
-          <w:rFonts w:ascii="Calibri" w:hAnsi="Calibri" w:eastAsia="Calibri" w:cs="Calibri"/>
+          <w:rFonts w:ascii="Calibri" w:hAnsi="Calibri"/>
+          <w:b w:val="0"/>
+          <w:i w:val="0"/>
+          <w:color w:val="000000"/>
+          <w:sz w:val="22"/>
         </w:rPr>
-        <w:t>Đánh giá chất lượng, rủi ro và giới hạn</w:t>
-      </w:r>
-    </w:p>
-    <w:p>
-      <w:pPr>
-        <w:pStyle w:val="ListNumber"/>
-        <w:spacing w:after="80"/>
-        <w:ind w:left="720" w:hanging="360"/>
-      </w:pPr>
-      <w:r>
-        <w:rPr>
-          <w:rFonts w:ascii="Calibri" w:hAnsi="Calibri" w:eastAsia="Calibri" w:cs="Calibri"/>
-        </w:rPr>
-        <w:t>Đánh giá và kế hoạch tiếp theo</w:t>
-      </w:r>
-    </w:p>
-    <w:p>
-      <w:pPr>
-        <w:pStyle w:val="ListNumber"/>
-        <w:spacing w:after="80"/>
-        <w:ind w:left="720" w:hanging="360"/>
-      </w:pPr>
-      <w:r>
-        <w:rPr>
-          <w:rFonts w:ascii="Calibri" w:hAnsi="Calibri" w:eastAsia="Calibri" w:cs="Calibri"/>
-        </w:rPr>
-        <w:t>Phụ lục bàn giao</w:t>
+        <w:t>Spark streaming là service dài hạn có checkpoint riêng. Airflow chỉ điều phối các công việc hữu hạn. Điều này tránh giữ slot executor của Airflow vô thời hạn, đồng thời cho phép backfill từ raw mà không đụng Kafka offset đang chạy.</w:t>
       </w:r>
     </w:p>
     <w:p>
@@ -621,41 +1256,324 @@
         <w:pStyle w:val="Heading1"/>
       </w:pPr>
       <w:r>
-        <w:t>1. Tóm tắt dự án</w:t>
+        <w:t>4. Hợp đồng dữ liệu và xử lý lỗi</w:t>
+      </w:r>
+    </w:p>
+    <w:p>
+      <w:r>
+        <w:rPr>
+          <w:rFonts w:ascii="Calibri" w:hAnsi="Calibri"/>
+          <w:b w:val="0"/>
+          <w:i w:val="0"/>
+          <w:color w:val="000000"/>
+          <w:sz w:val="22"/>
+        </w:rPr>
+        <w:t xml:space="preserve">Service log yêu cầu </w:t>
+      </w:r>
+      <w:r>
+        <w:rPr>
+          <w:rFonts w:ascii="Consolas" w:hAnsi="Consolas"/>
+          <w:b w:val="0"/>
+          <w:i w:val="0"/>
+          <w:color w:val="1F4D78"/>
+          <w:sz w:val="19"/>
+        </w:rPr>
+        <w:t>event_id</w:t>
+      </w:r>
+      <w:r>
+        <w:rPr>
+          <w:rFonts w:ascii="Calibri" w:hAnsi="Calibri"/>
+          <w:b w:val="0"/>
+          <w:i w:val="0"/>
+          <w:color w:val="000000"/>
+          <w:sz w:val="22"/>
+        </w:rPr>
+        <w:t>, event time có múi giờ, service, HTTP method, path, status code 100–599 và latency không âm. Payload gốc cùng topic, partition, offset và Kafka timestamp đều được lưu raw.</w:t>
+      </w:r>
+    </w:p>
+    <w:p>
+      <w:r>
+        <w:rPr>
+          <w:rFonts w:ascii="Calibri" w:hAnsi="Calibri"/>
+          <w:b w:val="0"/>
+          <w:i w:val="0"/>
+          <w:color w:val="000000"/>
+          <w:sz w:val="22"/>
+        </w:rPr>
+        <w:t xml:space="preserve">Record sai không bị mất: raw chứa </w:t>
+      </w:r>
+      <w:r>
+        <w:rPr>
+          <w:rFonts w:ascii="Consolas" w:hAnsi="Consolas"/>
+          <w:b w:val="0"/>
+          <w:i w:val="0"/>
+          <w:color w:val="1F4D78"/>
+          <w:sz w:val="19"/>
+        </w:rPr>
+        <w:t>is_valid=false</w:t>
+      </w:r>
+      <w:r>
+        <w:rPr>
+          <w:rFonts w:ascii="Calibri" w:hAnsi="Calibri"/>
+          <w:b w:val="0"/>
+          <w:i w:val="0"/>
+          <w:color w:val="000000"/>
+          <w:sz w:val="22"/>
+        </w:rPr>
+        <w:t xml:space="preserve"> và </w:t>
+      </w:r>
+      <w:r>
+        <w:rPr>
+          <w:rFonts w:ascii="Consolas" w:hAnsi="Consolas"/>
+          <w:b w:val="0"/>
+          <w:i w:val="0"/>
+          <w:color w:val="1F4D78"/>
+          <w:sz w:val="19"/>
+        </w:rPr>
+        <w:t>validation_error</w:t>
+      </w:r>
+      <w:r>
+        <w:rPr>
+          <w:rFonts w:ascii="Calibri" w:hAnsi="Calibri"/>
+          <w:b w:val="0"/>
+          <w:i w:val="0"/>
+          <w:color w:val="000000"/>
+          <w:sz w:val="22"/>
+        </w:rPr>
+        <w:t xml:space="preserve">. Report live chỉ dùng record hợp lệ, còn raw vẫn là nguồn để điều tra hoặc sửa và backfill sau này. Kafka được đọc với </w:t>
+      </w:r>
+      <w:r>
+        <w:rPr>
+          <w:rFonts w:ascii="Consolas" w:hAnsi="Consolas"/>
+          <w:b w:val="0"/>
+          <w:i w:val="0"/>
+          <w:color w:val="1F4D78"/>
+          <w:sz w:val="19"/>
+        </w:rPr>
+        <w:t>failOnDataLoss=true</w:t>
+      </w:r>
+      <w:r>
+        <w:rPr>
+          <w:rFonts w:ascii="Calibri" w:hAnsi="Calibri"/>
+          <w:b w:val="0"/>
+          <w:i w:val="0"/>
+          <w:color w:val="000000"/>
+          <w:sz w:val="22"/>
+        </w:rPr>
+        <w:t>; thiếu offset là sự cố blocking.</w:t>
       </w:r>
     </w:p>
     <w:p>
       <w:pPr>
-        <w:spacing w:after="120" w:line="264" w:lineRule="auto"/>
+        <w:pStyle w:val="Heading1"/>
       </w:pPr>
       <w:r>
+        <w:t>5. Micro-batch, rotation và SLA</w:t>
+      </w:r>
+    </w:p>
+    <w:p>
+      <w:r>
         <w:rPr>
-          <w:rFonts w:ascii="Calibri" w:hAnsi="Calibri" w:eastAsia="Calibri" w:cs="Calibri"/>
+          <w:rFonts w:ascii="Calibri" w:hAnsi="Calibri"/>
+          <w:b w:val="0"/>
           <w:i w:val="0"/>
+          <w:color w:val="000000"/>
+          <w:sz w:val="22"/>
         </w:rPr>
-        <w:t>Mục tiêu tuần 6 là bổ sung những năng lực vận hành còn thiếu: pipeline chạy theo lịch, có watermark an toàn, backfill có giới hạn, chất lượng dữ liệu chặn lỗi trước/sau Spark, audit theo run và lớp quan sát độc lập. Kết quả chuyển pipeline từ mô hình thử nghiệm sang hệ thống production-like có kiểm soát vận hành rõ ràng.</w:t>
+        <w:t>Chu kỳ mặc định là 30 giây. Hàm validation chỉ nhận giá trị từ 1 đến 60 giây, vì vậy một cấu hình vượt SLA không thể khởi động query.</w:t>
+      </w:r>
+    </w:p>
+    <w:p>
+      <w:r>
+        <w:rPr>
+          <w:rFonts w:ascii="Calibri" w:hAnsi="Calibri"/>
+          <w:b w:val="0"/>
+          <w:i w:val="0"/>
+          <w:color w:val="000000"/>
+          <w:sz w:val="22"/>
+        </w:rPr>
+        <w:t>Mỗi epoch ghi vào:</w:t>
+      </w:r>
+    </w:p>
+    <w:p>
+      <w:r>
+        <w:rPr>
+          <w:rFonts w:ascii="Consolas" w:hAnsi="Consolas"/>
+          <w:b w:val="0"/>
+          <w:i w:val="0"/>
+          <w:color w:val="1F4D78"/>
+          <w:sz w:val="19"/>
+        </w:rPr>
+      </w:r>
+      <w:r>
+        <w:rPr>
+          <w:rFonts w:ascii="Consolas" w:hAnsi="Consolas"/>
+          <w:b w:val="0"/>
+          <w:i w:val="0"/>
+          <w:color w:val="1F4D78"/>
+          <w:sz w:val="19"/>
+        </w:rPr>
+        <w:t xml:space="preserve">text ingest_date=YYYY-MM-DD/ ingest_hour=HH/ rotation_5m=YYYYMMDDTHHMMZ/ stream_batch_id=&lt;epoch&gt;/ </w:t>
+      </w:r>
+      <w:r>
+        <w:rPr>
+          <w:rFonts w:ascii="Consolas" w:hAnsi="Consolas"/>
+          <w:b w:val="0"/>
+          <w:i w:val="0"/>
+          <w:color w:val="1F4D78"/>
+          <w:sz w:val="19"/>
+        </w:rPr>
+      </w:r>
+    </w:p>
+    <w:p>
+      <w:r>
+        <w:rPr>
+          <w:rFonts w:ascii="Calibri" w:hAnsi="Calibri"/>
+          <w:b w:val="0"/>
+          <w:i w:val="0"/>
+          <w:color w:val="000000"/>
+          <w:sz w:val="22"/>
+        </w:rPr>
+        <w:t xml:space="preserve">Leaf partition epoch dùng dynamic overwrite, nên retry cùng checkpoint không nhân đôi raw file và không xóa epoch khác trong cùng cửa sổ 5 phút. Sau khi HDFS commit, thời điểm hiện tại được so với event time cũ nhất còn hợp lệ trong batch và ghi thành </w:t>
+      </w:r>
+      <w:r>
+        <w:rPr>
+          <w:rFonts w:ascii="Consolas" w:hAnsi="Consolas"/>
+          <w:b w:val="0"/>
+          <w:i w:val="0"/>
+          <w:color w:val="1F4D78"/>
+          <w:sz w:val="19"/>
+        </w:rPr>
+        <w:t>ingestion_lag_seconds</w:t>
+      </w:r>
+      <w:r>
+        <w:rPr>
+          <w:rFonts w:ascii="Calibri" w:hAnsi="Calibri"/>
+          <w:b w:val="0"/>
+          <w:i w:val="0"/>
+          <w:color w:val="000000"/>
+          <w:sz w:val="22"/>
+        </w:rPr>
+        <w:t>. Vì vậy một event mới không thể che một event trễ. Health gate xem lag trên 60 giây là vi phạm SLA.</w:t>
+      </w:r>
+    </w:p>
+    <w:p>
+      <w:pPr>
+        <w:pStyle w:val="Heading1"/>
+      </w:pPr>
+      <w:r>
+        <w:t>6. Báo cáo streaming và cửa sổ đóng</w:t>
+      </w:r>
+    </w:p>
+    <w:p>
+      <w:r>
+        <w:rPr>
+          <w:rFonts w:ascii="Calibri" w:hAnsi="Calibri"/>
+          <w:b w:val="0"/>
+          <w:i w:val="0"/>
+          <w:color w:val="000000"/>
+          <w:sz w:val="22"/>
+        </w:rPr>
+        <w:t xml:space="preserve">Streaming tạo contribution theo epoch. PostgreSQL publish lại đúng contribution của epoch trong transaction; live view cộng các contribution để có tổng chính xác theo phút. Cách này tránh lỗi cộng trùng khi </w:t>
+      </w:r>
+      <w:r>
+        <w:rPr>
+          <w:rFonts w:ascii="Consolas" w:hAnsi="Consolas"/>
+          <w:b w:val="0"/>
+          <w:i w:val="0"/>
+          <w:color w:val="1F4D78"/>
+          <w:sz w:val="19"/>
+        </w:rPr>
+        <w:t>foreachBatch</w:t>
+      </w:r>
+      <w:r>
+        <w:rPr>
+          <w:rFonts w:ascii="Calibri" w:hAnsi="Calibri"/>
+          <w:b w:val="0"/>
+          <w:i w:val="0"/>
+          <w:color w:val="000000"/>
+          <w:sz w:val="22"/>
+        </w:rPr>
+        <w:t xml:space="preserve"> retry.</w:t>
+      </w:r>
+    </w:p>
+    <w:p>
+      <w:r>
+        <w:rPr>
+          <w:rFonts w:ascii="Calibri" w:hAnsi="Calibri"/>
+          <w:b w:val="0"/>
+          <w:i w:val="0"/>
+          <w:color w:val="000000"/>
+          <w:sz w:val="22"/>
+        </w:rPr>
+        <w:t>Airflow chạy mỗi 5 phút và Spark đọc raw theo cửa sổ nửa mở. Report đóng dùng grain một phút, không phải grain năm phút. Hai staging table được ghi bằng Spark JDBC phân tán. Bảy DQ rule đối soát số grain, tổng request, uniqueness, miền status, biên cửa sổ và tổng tỷ lệ 100%. Chỉ khi đạt, transaction mới thay dữ liệu của đúng cửa sổ trong bảng canonical.</w:t>
+      </w:r>
+    </w:p>
+    <w:p>
+      <w:r>
+        <w:br w:type="page"/>
+      </w:r>
+    </w:p>
+    <w:p>
+      <w:pPr>
+        <w:pStyle w:val="Heading1"/>
+      </w:pPr>
+      <w:r>
+        <w:t>7. Backfill và watermark</w:t>
+      </w:r>
+    </w:p>
+    <w:p>
+      <w:r>
+        <w:rPr>
+          <w:rFonts w:ascii="Calibri" w:hAnsi="Calibri"/>
+          <w:b w:val="0"/>
+          <w:i w:val="0"/>
+          <w:color w:val="000000"/>
+          <w:sz w:val="22"/>
+        </w:rPr>
+        <w:t xml:space="preserve">Backfill tối đa 7 ngày mỗi run và phải căn theo phút. Watermark của lịch chạy được dùng làm đầu cửa sổ thực, nhờ đó </w:t>
+      </w:r>
+      <w:r>
+        <w:rPr>
+          <w:rFonts w:ascii="Consolas" w:hAnsi="Consolas"/>
+          <w:b w:val="0"/>
+          <w:i w:val="0"/>
+          <w:color w:val="1F4D78"/>
+          <w:sz w:val="19"/>
+        </w:rPr>
+        <w:t>catchup=False</w:t>
+      </w:r>
+      <w:r>
+        <w:rPr>
+          <w:rFonts w:ascii="Calibri" w:hAnsi="Calibri"/>
+          <w:b w:val="0"/>
+          <w:i w:val="0"/>
+          <w:color w:val="000000"/>
+          <w:sz w:val="22"/>
+        </w:rPr>
+        <w:t xml:space="preserve"> không âm thầm bỏ gap sau một lần scheduler dừng. Backfill quá khứ không làm lùi watermark. Một backfill tương lai không nối tiếp cũng không được dùng để nhảy watermark qua dữ liệu chưa xử lý.</w:t>
+      </w:r>
+    </w:p>
+    <w:p>
+      <w:pPr>
+        <w:pStyle w:val="Heading1"/>
+      </w:pPr>
+      <w:r>
+        <w:t>8. Mô hình PostgreSQL</w:t>
       </w:r>
     </w:p>
     <w:tbl>
       <w:tblPr>
         <w:tblStyle w:val="TableGrid"/>
-        <w:tblW w:type="auto" w:w="0"/>
+        <w:tblW w:type="dxa" w:w="9360"/>
         <w:jc w:val="left"/>
         <w:tblLayout w:type="fixed"/>
         <w:tblLook w:firstColumn="1" w:firstRow="1" w:lastColumn="0" w:lastRow="0" w:noHBand="0" w:noVBand="1" w:val="04A0"/>
-        <w:tblBorders>
-          <w:top w:val="single" w:sz="4" w:space="0" w:color="D7DBE2"/>
-          <w:left w:val="single" w:sz="4" w:space="0" w:color="D7DBE2"/>
-          <w:bottom w:val="single" w:sz="4" w:space="0" w:color="D7DBE2"/>
-          <w:right w:val="single" w:sz="4" w:space="0" w:color="D7DBE2"/>
-          <w:insideH w:val="single" w:sz="4" w:space="0" w:color="D7DBE2"/>
-          <w:insideV w:val="single" w:sz="4" w:space="0" w:color="D7DBE2"/>
-        </w:tblBorders>
+        <w:tblInd w:w="120" w:type="dxa"/>
       </w:tblPr>
       <w:tblGrid>
-        <w:gridCol w:w="3120"/>
-        <w:gridCol w:w="3120"/>
-        <w:gridCol w:w="3120"/>
+        <w:gridCol w:w="2700"/>
+        <w:gridCol w:w="6660"/>
       </w:tblGrid>
       <w:tr>
         <w:trPr>
@@ -663,82 +1581,59 @@
         </w:trPr>
         <w:tc>
           <w:tcPr>
-            <w:tcW w:type="dxa" w:w="2232"/>
-            <w:shd w:fill="F2F4F7"/>
+            <w:tcW w:type="dxa" w:w="2700"/>
+            <w:shd w:fill="2E74B5"/>
+            <w:vAlign w:val="center"/>
             <w:tcMar>
               <w:top w:w="80" w:type="dxa"/>
               <w:start w:w="120" w:type="dxa"/>
               <w:bottom w:w="80" w:type="dxa"/>
               <w:end w:w="120" w:type="dxa"/>
             </w:tcMar>
-            <w:vAlign w:val="center"/>
           </w:tcPr>
           <w:p>
             <w:pPr>
-              <w:spacing w:after="0"/>
+              <w:spacing w:before="0" w:after="0" w:line="252" w:lineRule="auto"/>
             </w:pPr>
+            <w:r/>
             <w:r>
               <w:rPr>
-                <w:rFonts w:ascii="Calibri" w:hAnsi="Calibri" w:eastAsia="Calibri" w:cs="Calibri"/>
+                <w:rFonts w:ascii="Calibri" w:hAnsi="Calibri"/>
                 <w:b/>
-                <w:color w:val="0B2545"/>
-                <w:sz w:val="21"/>
+                <w:i w:val="0"/>
+                <w:color w:val="FFFFFF"/>
+                <w:sz w:val="19"/>
               </w:rPr>
-              <w:t>Hạng mục</w:t>
+              <w:t>Schema/bảng</w:t>
             </w:r>
           </w:p>
         </w:tc>
         <w:tc>
           <w:tcPr>
-            <w:tcW w:type="dxa" w:w="3671"/>
-            <w:shd w:fill="F2F4F7"/>
+            <w:tcW w:type="dxa" w:w="6660"/>
+            <w:shd w:fill="2E74B5"/>
+            <w:vAlign w:val="center"/>
             <w:tcMar>
               <w:top w:w="80" w:type="dxa"/>
               <w:start w:w="120" w:type="dxa"/>
               <w:bottom w:w="80" w:type="dxa"/>
               <w:end w:w="120" w:type="dxa"/>
             </w:tcMar>
-            <w:vAlign w:val="center"/>
           </w:tcPr>
           <w:p>
             <w:pPr>
-              <w:spacing w:after="0"/>
+              <w:spacing w:before="0" w:after="0" w:line="252" w:lineRule="auto"/>
             </w:pPr>
+            <w:r/>
             <w:r>
               <w:rPr>
-                <w:rFonts w:ascii="Calibri" w:hAnsi="Calibri" w:eastAsia="Calibri" w:cs="Calibri"/>
+                <w:rFonts w:ascii="Calibri" w:hAnsi="Calibri"/>
                 <w:b/>
-                <w:color w:val="0B2545"/>
-                <w:sz w:val="21"/>
+                <w:i w:val="0"/>
+                <w:color w:val="FFFFFF"/>
+                <w:sz w:val="19"/>
               </w:rPr>
-              <w:t>Kết quả nổi bật</w:t>
-            </w:r>
-          </w:p>
-        </w:tc>
-        <w:tc>
-          <w:tcPr>
-            <w:tcW w:type="dxa" w:w="3456"/>
-            <w:shd w:fill="F2F4F7"/>
-            <w:tcMar>
-              <w:top w:w="80" w:type="dxa"/>
-              <w:start w:w="120" w:type="dxa"/>
-              <w:bottom w:w="80" w:type="dxa"/>
-              <w:end w:w="120" w:type="dxa"/>
-            </w:tcMar>
-            <w:vAlign w:val="center"/>
-          </w:tcPr>
-          <w:p>
-            <w:pPr>
-              <w:spacing w:after="0"/>
-            </w:pPr>
-            <w:r>
-              <w:rPr>
-                <w:rFonts w:ascii="Calibri" w:hAnsi="Calibri" w:eastAsia="Calibri" w:cs="Calibri"/>
-                <w:b/>
-                <w:color w:val="0B2545"/>
-                <w:sz w:val="21"/>
-              </w:rPr>
-              <w:t>Tác động đến dự án</w:t>
+              <w:t>Vai trò</w:t>
             </w:r>
           </w:p>
         </w:tc>
@@ -746,73 +1641,57 @@
       <w:tr>
         <w:tc>
           <w:tcPr>
-            <w:tcW w:type="dxa" w:w="2232"/>
+            <w:tcW w:type="dxa" w:w="2700"/>
+            <w:vAlign w:val="center"/>
             <w:tcMar>
               <w:top w:w="80" w:type="dxa"/>
               <w:start w:w="120" w:type="dxa"/>
               <w:bottom w:w="80" w:type="dxa"/>
               <w:end w:w="120" w:type="dxa"/>
             </w:tcMar>
-            <w:vAlign w:val="center"/>
           </w:tcPr>
           <w:p>
             <w:pPr>
-              <w:spacing w:after="0" w:line="264" w:lineRule="auto"/>
+              <w:spacing w:before="0" w:after="0" w:line="252" w:lineRule="auto"/>
             </w:pPr>
+            <w:r/>
             <w:r>
               <w:rPr>
-                <w:rFonts w:ascii="Calibri" w:hAnsi="Calibri" w:eastAsia="Calibri" w:cs="Calibri"/>
-                <w:sz w:val="20"/>
+                <w:rFonts w:ascii="Calibri" w:hAnsi="Calibri"/>
+                <w:b w:val="0"/>
+                <w:i w:val="0"/>
+                <w:color w:val="000000"/>
+                <w:sz w:val="19"/>
               </w:rPr>
-              <w:t>Production DAG</w:t>
+              <w:t>`week6_control.log_stream_batches`</w:t>
             </w:r>
           </w:p>
         </w:tc>
         <w:tc>
           <w:tcPr>
-            <w:tcW w:type="dxa" w:w="3671"/>
+            <w:tcW w:type="dxa" w:w="6660"/>
+            <w:vAlign w:val="center"/>
             <w:tcMar>
               <w:top w:w="80" w:type="dxa"/>
               <w:start w:w="120" w:type="dxa"/>
               <w:bottom w:w="80" w:type="dxa"/>
               <w:end w:w="120" w:type="dxa"/>
             </w:tcMar>
-            <w:vAlign w:val="center"/>
           </w:tcPr>
           <w:p>
             <w:pPr>
-              <w:spacing w:after="0" w:line="264" w:lineRule="auto"/>
+              <w:spacing w:before="0" w:after="0" w:line="252" w:lineRule="auto"/>
             </w:pPr>
+            <w:r/>
             <w:r>
               <w:rPr>
-                <w:rFonts w:ascii="Calibri" w:hAnsi="Calibri" w:eastAsia="Calibri" w:cs="Calibri"/>
-                <w:sz w:val="20"/>
+                <w:rFonts w:ascii="Calibri" w:hAnsi="Calibri"/>
+                <w:b w:val="0"/>
+                <w:i w:val="0"/>
+                <w:color w:val="000000"/>
+                <w:sz w:val="19"/>
               </w:rPr>
-              <w:t>Lịch 02:00 UTC, incremental window, backfill, retry và SLA</w:t>
-            </w:r>
-          </w:p>
-        </w:tc>
-        <w:tc>
-          <w:tcPr>
-            <w:tcW w:type="dxa" w:w="3456"/>
-            <w:tcMar>
-              <w:top w:w="80" w:type="dxa"/>
-              <w:start w:w="120" w:type="dxa"/>
-              <w:bottom w:w="80" w:type="dxa"/>
-              <w:end w:w="120" w:type="dxa"/>
-            </w:tcMar>
-            <w:vAlign w:val="center"/>
-          </w:tcPr>
-          <w:p>
-            <w:pPr>
-              <w:spacing w:after="0" w:line="264" w:lineRule="auto"/>
-            </w:pPr>
-            <w:r>
-              <w:rPr>
-                <w:rFonts w:ascii="Calibri" w:hAnsi="Calibri" w:eastAsia="Calibri" w:cs="Calibri"/>
-                <w:sz w:val="20"/>
-              </w:rPr>
-              <w:t>Thể hiện vòng đời pipeline rõ ràng</w:t>
+              <w:t>Telemetry từng Spark epoch</w:t>
             </w:r>
           </w:p>
         </w:tc>
@@ -820,73 +1699,57 @@
       <w:tr>
         <w:tc>
           <w:tcPr>
-            <w:tcW w:type="dxa" w:w="2232"/>
+            <w:tcW w:type="dxa" w:w="2700"/>
+            <w:vAlign w:val="center"/>
             <w:tcMar>
               <w:top w:w="80" w:type="dxa"/>
               <w:start w:w="120" w:type="dxa"/>
               <w:bottom w:w="80" w:type="dxa"/>
               <w:end w:w="120" w:type="dxa"/>
             </w:tcMar>
-            <w:vAlign w:val="center"/>
           </w:tcPr>
           <w:p>
             <w:pPr>
-              <w:spacing w:after="0" w:line="264" w:lineRule="auto"/>
+              <w:spacing w:before="0" w:after="0" w:line="252" w:lineRule="auto"/>
             </w:pPr>
+            <w:r/>
             <w:r>
               <w:rPr>
-                <w:rFonts w:ascii="Calibri" w:hAnsi="Calibri" w:eastAsia="Calibri" w:cs="Calibri"/>
-                <w:sz w:val="20"/>
+                <w:rFonts w:ascii="Calibri" w:hAnsi="Calibri"/>
+                <w:b w:val="0"/>
+                <w:i w:val="0"/>
+                <w:color w:val="000000"/>
+                <w:sz w:val="19"/>
               </w:rPr>
-              <w:t>Data quality</w:t>
+              <w:t>`week6_log.*_stream_staging`</w:t>
             </w:r>
           </w:p>
         </w:tc>
         <w:tc>
           <w:tcPr>
-            <w:tcW w:type="dxa" w:w="3671"/>
+            <w:tcW w:type="dxa" w:w="6660"/>
+            <w:vAlign w:val="center"/>
             <w:tcMar>
               <w:top w:w="80" w:type="dxa"/>
               <w:start w:w="120" w:type="dxa"/>
               <w:bottom w:w="80" w:type="dxa"/>
               <w:end w:w="120" w:type="dxa"/>
             </w:tcMar>
-            <w:vAlign w:val="center"/>
           </w:tcPr>
           <w:p>
             <w:pPr>
-              <w:spacing w:after="0" w:line="264" w:lineRule="auto"/>
+              <w:spacing w:before="0" w:after="0" w:line="252" w:lineRule="auto"/>
             </w:pPr>
+            <w:r/>
             <w:r>
               <w:rPr>
-                <w:rFonts w:ascii="Calibri" w:hAnsi="Calibri" w:eastAsia="Calibri" w:cs="Calibri"/>
-                <w:sz w:val="20"/>
+                <w:rFonts w:ascii="Calibri" w:hAnsi="Calibri"/>
+                <w:b w:val="0"/>
+                <w:i w:val="0"/>
+                <w:color w:val="000000"/>
+                <w:sz w:val="19"/>
               </w:rPr>
-              <w:t>5 raw rules và 5 curated rules</w:t>
-            </w:r>
-          </w:p>
-        </w:tc>
-        <w:tc>
-          <w:tcPr>
-            <w:tcW w:type="dxa" w:w="3456"/>
-            <w:tcMar>
-              <w:top w:w="80" w:type="dxa"/>
-              <w:start w:w="120" w:type="dxa"/>
-              <w:bottom w:w="80" w:type="dxa"/>
-              <w:end w:w="120" w:type="dxa"/>
-            </w:tcMar>
-            <w:vAlign w:val="center"/>
-          </w:tcPr>
-          <w:p>
-            <w:pPr>
-              <w:spacing w:after="0" w:line="264" w:lineRule="auto"/>
-            </w:pPr>
-            <w:r>
-              <w:rPr>
-                <w:rFonts w:ascii="Calibri" w:hAnsi="Calibri" w:eastAsia="Calibri" w:cs="Calibri"/>
-                <w:sz w:val="20"/>
-              </w:rPr>
-              <w:t>Chặn dữ liệu lỗi trước khi cập nhật watermark</w:t>
+              <w:t>Staging contribution live</w:t>
             </w:r>
           </w:p>
         </w:tc>
@@ -894,73 +1757,405 @@
       <w:tr>
         <w:tc>
           <w:tcPr>
-            <w:tcW w:type="dxa" w:w="2232"/>
+            <w:tcW w:type="dxa" w:w="2700"/>
+            <w:vAlign w:val="center"/>
             <w:tcMar>
               <w:top w:w="80" w:type="dxa"/>
               <w:start w:w="120" w:type="dxa"/>
               <w:bottom w:w="80" w:type="dxa"/>
               <w:end w:w="120" w:type="dxa"/>
             </w:tcMar>
-            <w:vAlign w:val="center"/>
           </w:tcPr>
           <w:p>
             <w:pPr>
-              <w:spacing w:after="0" w:line="264" w:lineRule="auto"/>
+              <w:spacing w:before="0" w:after="0" w:line="252" w:lineRule="auto"/>
             </w:pPr>
+            <w:r/>
             <w:r>
               <w:rPr>
-                <w:rFonts w:ascii="Calibri" w:hAnsi="Calibri" w:eastAsia="Calibri" w:cs="Calibri"/>
-                <w:sz w:val="20"/>
+                <w:rFonts w:ascii="Calibri" w:hAnsi="Calibri"/>
+                <w:b w:val="0"/>
+                <w:i w:val="0"/>
+                <w:color w:val="000000"/>
+                <w:sz w:val="19"/>
               </w:rPr>
-              <w:t>Monitoring</w:t>
+              <w:t>`week6_log.*_stream`</w:t>
             </w:r>
           </w:p>
         </w:tc>
         <w:tc>
           <w:tcPr>
-            <w:tcW w:type="dxa" w:w="3671"/>
+            <w:tcW w:type="dxa" w:w="6660"/>
+            <w:vAlign w:val="center"/>
             <w:tcMar>
               <w:top w:w="80" w:type="dxa"/>
               <w:start w:w="120" w:type="dxa"/>
               <w:bottom w:w="80" w:type="dxa"/>
               <w:end w:w="120" w:type="dxa"/>
             </w:tcMar>
-            <w:vAlign w:val="center"/>
           </w:tcPr>
           <w:p>
             <w:pPr>
-              <w:spacing w:after="0" w:line="264" w:lineRule="auto"/>
+              <w:spacing w:before="0" w:after="0" w:line="252" w:lineRule="auto"/>
             </w:pPr>
+            <w:r/>
             <w:r>
               <w:rPr>
-                <w:rFonts w:ascii="Calibri" w:hAnsi="Calibri" w:eastAsia="Calibri" w:cs="Calibri"/>
-                <w:sz w:val="20"/>
+                <w:rFonts w:ascii="Calibri" w:hAnsi="Calibri"/>
+                <w:b w:val="0"/>
+                <w:i w:val="0"/>
+                <w:color w:val="000000"/>
+                <w:sz w:val="19"/>
               </w:rPr>
-              <w:t>Exporter, Prometheus, 6 alert rules và Grafana dashboard</w:t>
+              <w:t>Contribution live đã publish</w:t>
             </w:r>
           </w:p>
         </w:tc>
+      </w:tr>
+      <w:tr>
         <w:tc>
           <w:tcPr>
-            <w:tcW w:type="dxa" w:w="3456"/>
+            <w:tcW w:type="dxa" w:w="2700"/>
+            <w:vAlign w:val="center"/>
             <w:tcMar>
               <w:top w:w="80" w:type="dxa"/>
               <w:start w:w="120" w:type="dxa"/>
               <w:bottom w:w="80" w:type="dxa"/>
               <w:end w:w="120" w:type="dxa"/>
             </w:tcMar>
-            <w:vAlign w:val="center"/>
           </w:tcPr>
           <w:p>
             <w:pPr>
-              <w:spacing w:after="0" w:line="264" w:lineRule="auto"/>
+              <w:spacing w:before="0" w:after="0" w:line="252" w:lineRule="auto"/>
             </w:pPr>
+            <w:r/>
             <w:r>
               <w:rPr>
-                <w:rFonts w:ascii="Calibri" w:hAnsi="Calibri" w:eastAsia="Calibri" w:cs="Calibri"/>
-                <w:sz w:val="20"/>
+                <w:rFonts w:ascii="Calibri" w:hAnsi="Calibri"/>
+                <w:b w:val="0"/>
+                <w:i w:val="0"/>
+                <w:color w:val="000000"/>
+                <w:sz w:val="19"/>
               </w:rPr>
-              <w:t>Có observability cho pipeline và dependency</w:t>
+              <w:t>`week6_log.live_*`</w:t>
+            </w:r>
+          </w:p>
+        </w:tc>
+        <w:tc>
+          <w:tcPr>
+            <w:tcW w:type="dxa" w:w="6660"/>
+            <w:vAlign w:val="center"/>
+            <w:tcMar>
+              <w:top w:w="80" w:type="dxa"/>
+              <w:start w:w="120" w:type="dxa"/>
+              <w:bottom w:w="80" w:type="dxa"/>
+              <w:end w:w="120" w:type="dxa"/>
+            </w:tcMar>
+          </w:tcPr>
+          <w:p>
+            <w:pPr>
+              <w:spacing w:before="0" w:after="0" w:line="252" w:lineRule="auto"/>
+            </w:pPr>
+            <w:r/>
+            <w:r>
+              <w:rPr>
+                <w:rFonts w:ascii="Calibri" w:hAnsi="Calibri"/>
+                <w:b w:val="0"/>
+                <w:i w:val="0"/>
+                <w:color w:val="000000"/>
+                <w:sz w:val="19"/>
+              </w:rPr>
+              <w:t>View báo cáo gần thời gian thực</w:t>
+            </w:r>
+          </w:p>
+        </w:tc>
+      </w:tr>
+      <w:tr>
+        <w:tc>
+          <w:tcPr>
+            <w:tcW w:type="dxa" w:w="2700"/>
+            <w:vAlign w:val="center"/>
+            <w:tcMar>
+              <w:top w:w="80" w:type="dxa"/>
+              <w:start w:w="120" w:type="dxa"/>
+              <w:bottom w:w="80" w:type="dxa"/>
+              <w:end w:w="120" w:type="dxa"/>
+            </w:tcMar>
+          </w:tcPr>
+          <w:p>
+            <w:pPr>
+              <w:spacing w:before="0" w:after="0" w:line="252" w:lineRule="auto"/>
+            </w:pPr>
+            <w:r/>
+            <w:r>
+              <w:rPr>
+                <w:rFonts w:ascii="Calibri" w:hAnsi="Calibri"/>
+                <w:b w:val="0"/>
+                <w:i w:val="0"/>
+                <w:color w:val="000000"/>
+                <w:sz w:val="19"/>
+              </w:rPr>
+              <w:t>`week6_control.log_report_runs`</w:t>
+            </w:r>
+          </w:p>
+        </w:tc>
+        <w:tc>
+          <w:tcPr>
+            <w:tcW w:type="dxa" w:w="6660"/>
+            <w:vAlign w:val="center"/>
+            <w:tcMar>
+              <w:top w:w="80" w:type="dxa"/>
+              <w:start w:w="120" w:type="dxa"/>
+              <w:bottom w:w="80" w:type="dxa"/>
+              <w:end w:w="120" w:type="dxa"/>
+            </w:tcMar>
+          </w:tcPr>
+          <w:p>
+            <w:pPr>
+              <w:spacing w:before="0" w:after="0" w:line="252" w:lineRule="auto"/>
+            </w:pPr>
+            <w:r/>
+            <w:r>
+              <w:rPr>
+                <w:rFonts w:ascii="Calibri" w:hAnsi="Calibri"/>
+                <w:b w:val="0"/>
+                <w:i w:val="0"/>
+                <w:color w:val="000000"/>
+                <w:sz w:val="19"/>
+              </w:rPr>
+              <w:t>Audit report/backfill Airflow</w:t>
+            </w:r>
+          </w:p>
+        </w:tc>
+      </w:tr>
+      <w:tr>
+        <w:tc>
+          <w:tcPr>
+            <w:tcW w:type="dxa" w:w="2700"/>
+            <w:vAlign w:val="center"/>
+            <w:tcMar>
+              <w:top w:w="80" w:type="dxa"/>
+              <w:start w:w="120" w:type="dxa"/>
+              <w:bottom w:w="80" w:type="dxa"/>
+              <w:end w:w="120" w:type="dxa"/>
+            </w:tcMar>
+          </w:tcPr>
+          <w:p>
+            <w:pPr>
+              <w:spacing w:before="0" w:after="0" w:line="252" w:lineRule="auto"/>
+            </w:pPr>
+            <w:r/>
+            <w:r>
+              <w:rPr>
+                <w:rFonts w:ascii="Calibri" w:hAnsi="Calibri"/>
+                <w:b w:val="0"/>
+                <w:i w:val="0"/>
+                <w:color w:val="000000"/>
+                <w:sz w:val="19"/>
+              </w:rPr>
+              <w:t>`week6_control.log_quality_results`</w:t>
+            </w:r>
+          </w:p>
+        </w:tc>
+        <w:tc>
+          <w:tcPr>
+            <w:tcW w:type="dxa" w:w="6660"/>
+            <w:vAlign w:val="center"/>
+            <w:tcMar>
+              <w:top w:w="80" w:type="dxa"/>
+              <w:start w:w="120" w:type="dxa"/>
+              <w:bottom w:w="80" w:type="dxa"/>
+              <w:end w:w="120" w:type="dxa"/>
+            </w:tcMar>
+          </w:tcPr>
+          <w:p>
+            <w:pPr>
+              <w:spacing w:before="0" w:after="0" w:line="252" w:lineRule="auto"/>
+            </w:pPr>
+            <w:r/>
+            <w:r>
+              <w:rPr>
+                <w:rFonts w:ascii="Calibri" w:hAnsi="Calibri"/>
+                <w:b w:val="0"/>
+                <w:i w:val="0"/>
+                <w:color w:val="000000"/>
+                <w:sz w:val="19"/>
+              </w:rPr>
+              <w:t>Kết quả bảy DQ checks</w:t>
+            </w:r>
+          </w:p>
+        </w:tc>
+      </w:tr>
+      <w:tr>
+        <w:tc>
+          <w:tcPr>
+            <w:tcW w:type="dxa" w:w="2700"/>
+            <w:vAlign w:val="center"/>
+            <w:tcMar>
+              <w:top w:w="80" w:type="dxa"/>
+              <w:start w:w="120" w:type="dxa"/>
+              <w:bottom w:w="80" w:type="dxa"/>
+              <w:end w:w="120" w:type="dxa"/>
+            </w:tcMar>
+          </w:tcPr>
+          <w:p>
+            <w:pPr>
+              <w:spacing w:before="0" w:after="0" w:line="252" w:lineRule="auto"/>
+            </w:pPr>
+            <w:r/>
+            <w:r>
+              <w:rPr>
+                <w:rFonts w:ascii="Calibri" w:hAnsi="Calibri"/>
+                <w:b w:val="0"/>
+                <w:i w:val="0"/>
+                <w:color w:val="000000"/>
+                <w:sz w:val="19"/>
+              </w:rPr>
+              <w:t>`week6_log.*_staging`</w:t>
+            </w:r>
+          </w:p>
+        </w:tc>
+        <w:tc>
+          <w:tcPr>
+            <w:tcW w:type="dxa" w:w="6660"/>
+            <w:vAlign w:val="center"/>
+            <w:tcMar>
+              <w:top w:w="80" w:type="dxa"/>
+              <w:start w:w="120" w:type="dxa"/>
+              <w:bottom w:w="80" w:type="dxa"/>
+              <w:end w:w="120" w:type="dxa"/>
+            </w:tcMar>
+          </w:tcPr>
+          <w:p>
+            <w:pPr>
+              <w:spacing w:before="0" w:after="0" w:line="252" w:lineRule="auto"/>
+            </w:pPr>
+            <w:r/>
+            <w:r>
+              <w:rPr>
+                <w:rFonts w:ascii="Calibri" w:hAnsi="Calibri"/>
+                <w:b w:val="0"/>
+                <w:i w:val="0"/>
+                <w:color w:val="000000"/>
+                <w:sz w:val="19"/>
+              </w:rPr>
+              <w:t>Report cửa sổ đóng trước DQ</w:t>
+            </w:r>
+          </w:p>
+        </w:tc>
+      </w:tr>
+      <w:tr>
+        <w:tc>
+          <w:tcPr>
+            <w:tcW w:type="dxa" w:w="2700"/>
+            <w:vAlign w:val="center"/>
+            <w:tcMar>
+              <w:top w:w="80" w:type="dxa"/>
+              <w:start w:w="120" w:type="dxa"/>
+              <w:bottom w:w="80" w:type="dxa"/>
+              <w:end w:w="120" w:type="dxa"/>
+            </w:tcMar>
+          </w:tcPr>
+          <w:p>
+            <w:pPr>
+              <w:spacing w:before="0" w:after="0" w:line="252" w:lineRule="auto"/>
+            </w:pPr>
+            <w:r/>
+            <w:r>
+              <w:rPr>
+                <w:rFonts w:ascii="Calibri" w:hAnsi="Calibri"/>
+                <w:b w:val="0"/>
+                <w:i w:val="0"/>
+                <w:color w:val="000000"/>
+                <w:sz w:val="19"/>
+              </w:rPr>
+              <w:t>`week6_log.requests_per_minute`</w:t>
+            </w:r>
+          </w:p>
+        </w:tc>
+        <w:tc>
+          <w:tcPr>
+            <w:tcW w:type="dxa" w:w="6660"/>
+            <w:vAlign w:val="center"/>
+            <w:tcMar>
+              <w:top w:w="80" w:type="dxa"/>
+              <w:start w:w="120" w:type="dxa"/>
+              <w:bottom w:w="80" w:type="dxa"/>
+              <w:end w:w="120" w:type="dxa"/>
+            </w:tcMar>
+          </w:tcPr>
+          <w:p>
+            <w:pPr>
+              <w:spacing w:before="0" w:after="0" w:line="252" w:lineRule="auto"/>
+            </w:pPr>
+            <w:r/>
+            <w:r>
+              <w:rPr>
+                <w:rFonts w:ascii="Calibri" w:hAnsi="Calibri"/>
+                <w:b w:val="0"/>
+                <w:i w:val="0"/>
+                <w:color w:val="000000"/>
+                <w:sz w:val="19"/>
+              </w:rPr>
+              <w:t>Report requests/phút canonical</w:t>
+            </w:r>
+          </w:p>
+        </w:tc>
+      </w:tr>
+      <w:tr>
+        <w:tc>
+          <w:tcPr>
+            <w:tcW w:type="dxa" w:w="2700"/>
+            <w:vAlign w:val="center"/>
+            <w:tcMar>
+              <w:top w:w="80" w:type="dxa"/>
+              <w:start w:w="120" w:type="dxa"/>
+              <w:bottom w:w="80" w:type="dxa"/>
+              <w:end w:w="120" w:type="dxa"/>
+            </w:tcMar>
+          </w:tcPr>
+          <w:p>
+            <w:pPr>
+              <w:spacing w:before="0" w:after="0" w:line="252" w:lineRule="auto"/>
+            </w:pPr>
+            <w:r/>
+            <w:r>
+              <w:rPr>
+                <w:rFonts w:ascii="Calibri" w:hAnsi="Calibri"/>
+                <w:b w:val="0"/>
+                <w:i w:val="0"/>
+                <w:color w:val="000000"/>
+                <w:sz w:val="19"/>
+              </w:rPr>
+              <w:t>`week6_log.status_distribution`</w:t>
+            </w:r>
+          </w:p>
+        </w:tc>
+        <w:tc>
+          <w:tcPr>
+            <w:tcW w:type="dxa" w:w="6660"/>
+            <w:vAlign w:val="center"/>
+            <w:tcMar>
+              <w:top w:w="80" w:type="dxa"/>
+              <w:start w:w="120" w:type="dxa"/>
+              <w:bottom w:w="80" w:type="dxa"/>
+              <w:end w:w="120" w:type="dxa"/>
+            </w:tcMar>
+          </w:tcPr>
+          <w:p>
+            <w:pPr>
+              <w:spacing w:before="0" w:after="0" w:line="252" w:lineRule="auto"/>
+            </w:pPr>
+            <w:r/>
+            <w:r>
+              <w:rPr>
+                <w:rFonts w:ascii="Calibri" w:hAnsi="Calibri"/>
+                <w:b w:val="0"/>
+                <w:i w:val="0"/>
+                <w:color w:val="000000"/>
+                <w:sz w:val="19"/>
+              </w:rPr>
+              <w:t>Report phân bố status canonical</w:t>
             </w:r>
           </w:p>
         </w:tc>
@@ -968,143 +2163,39 @@
     </w:tbl>
     <w:p>
       <w:pPr>
-        <w:spacing w:after="80"/>
+        <w:spacing w:before="0" w:after="80"/>
       </w:pPr>
     </w:p>
     <w:p>
-      <w:pPr>
-        <w:pStyle w:val="Heading1"/>
-      </w:pPr>
-      <w:r>
-        <w:t>2. Mục tiêu và phạm vi</w:t>
-      </w:r>
-    </w:p>
-    <w:p>
-      <w:pPr>
-        <w:spacing w:after="120" w:line="264" w:lineRule="auto"/>
-      </w:pPr>
       <w:r>
         <w:rPr>
-          <w:rFonts w:ascii="Calibri" w:hAnsi="Calibri" w:eastAsia="Calibri" w:cs="Calibri"/>
+          <w:rFonts w:ascii="Calibri" w:hAnsi="Calibri"/>
+          <w:b w:val="0"/>
           <w:i w:val="0"/>
+          <w:color w:val="000000"/>
+          <w:sz w:val="22"/>
         </w:rPr>
-        <w:t>Phạm vi tuần 6 là production-like trong môi trường local Docker, chưa phải triển khai HA hoặc cloud production.</w:t>
+        <w:t xml:space="preserve">DDL dùng </w:t>
       </w:r>
-    </w:p>
-    <w:p>
-      <w:pPr>
-        <w:pStyle w:val="ListBullet"/>
-        <w:spacing w:after="80"/>
-        <w:ind w:left="720" w:hanging="360"/>
-      </w:pPr>
       <w:r>
         <w:rPr>
-          <w:rFonts w:ascii="Calibri" w:hAnsi="Calibri" w:eastAsia="Calibri" w:cs="Calibri"/>
+          <w:rFonts w:ascii="Consolas" w:hAnsi="Consolas"/>
+          <w:b w:val="0"/>
+          <w:i w:val="0"/>
+          <w:color w:val="1F4D78"/>
+          <w:sz w:val="19"/>
         </w:rPr>
-        <w:t>Tạo DAG production riêng với audit và cửa sổ incremental.</w:t>
+        <w:t>CREATE ... IF NOT EXISTS</w:t>
       </w:r>
-    </w:p>
-    <w:p>
-      <w:pPr>
-        <w:pStyle w:val="ListBullet"/>
-        <w:spacing w:after="80"/>
-        <w:ind w:left="720" w:hanging="360"/>
-      </w:pPr>
       <w:r>
         <w:rPr>
-          <w:rFonts w:ascii="Calibri" w:hAnsi="Calibri" w:eastAsia="Calibri" w:cs="Calibri"/>
+          <w:rFonts w:ascii="Calibri" w:hAnsi="Calibri"/>
+          <w:b w:val="0"/>
+          <w:i w:val="0"/>
+          <w:color w:val="000000"/>
+          <w:sz w:val="22"/>
         </w:rPr>
-        <w:t>Hỗ trợ backfill thủ công có giới hạn an toàn.</w:t>
-      </w:r>
-    </w:p>
-    <w:p>
-      <w:pPr>
-        <w:pStyle w:val="ListBullet"/>
-        <w:spacing w:after="80"/>
-        <w:ind w:left="720" w:hanging="360"/>
-      </w:pPr>
-      <w:r>
-        <w:rPr>
-          <w:rFonts w:ascii="Calibri" w:hAnsi="Calibri" w:eastAsia="Calibri" w:cs="Calibri"/>
-        </w:rPr>
-        <w:t>Thiết kế raw quality gate và curated quality gate blocking.</w:t>
-      </w:r>
-    </w:p>
-    <w:p>
-      <w:pPr>
-        <w:pStyle w:val="ListBullet"/>
-        <w:spacing w:after="80"/>
-        <w:ind w:left="720" w:hanging="360"/>
-      </w:pPr>
-      <w:r>
-        <w:rPr>
-          <w:rFonts w:ascii="Calibri" w:hAnsi="Calibri" w:eastAsia="Calibri" w:cs="Calibri"/>
-        </w:rPr>
-        <w:t>Xuất metrics pipeline và dependency cho Prometheus.</w:t>
-      </w:r>
-    </w:p>
-    <w:p>
-      <w:pPr>
-        <w:pStyle w:val="ListBullet"/>
-        <w:spacing w:after="80"/>
-        <w:ind w:left="720" w:hanging="360"/>
-      </w:pPr>
-      <w:r>
-        <w:rPr>
-          <w:rFonts w:ascii="Calibri" w:hAnsi="Calibri" w:eastAsia="Calibri" w:cs="Calibri"/>
-        </w:rPr>
-        <w:t>Provision Grafana dashboard và Prometheus alert rules.</w:t>
-      </w:r>
-    </w:p>
-    <w:p>
-      <w:pPr>
-        <w:spacing w:after="120" w:line="264" w:lineRule="auto"/>
-      </w:pPr>
-      <w:r>
-        <w:rPr>
-          <w:rFonts w:ascii="Calibri" w:hAnsi="Calibri" w:eastAsia="Calibri" w:cs="Calibri"/>
-          <w:i w:val="0"/>
-        </w:rPr>
-        <w:t>Phần ngoài phạm vi được ghi rõ để phân biệt giới hạn của môi trường local với yêu cầu triển khai production thực tế.</w:t>
-      </w:r>
-    </w:p>
-    <w:p>
-      <w:pPr>
-        <w:pStyle w:val="ListBullet"/>
-        <w:spacing w:after="80"/>
-        <w:ind w:left="720" w:hanging="360"/>
-      </w:pPr>
-      <w:r>
-        <w:rPr>
-          <w:rFonts w:ascii="Calibri" w:hAnsi="Calibri" w:eastAsia="Calibri" w:cs="Calibri"/>
-        </w:rPr>
-        <w:t>Không dùng Alertmanager/webhook bên ngoài.</w:t>
-      </w:r>
-    </w:p>
-    <w:p>
-      <w:pPr>
-        <w:pStyle w:val="ListBullet"/>
-        <w:spacing w:after="80"/>
-        <w:ind w:left="720" w:hanging="360"/>
-      </w:pPr>
-      <w:r>
-        <w:rPr>
-          <w:rFonts w:ascii="Calibri" w:hAnsi="Calibri" w:eastAsia="Calibri" w:cs="Calibri"/>
-        </w:rPr>
-        <w:t>Không triển khai Kubernetes, HA PostgreSQL hoặc secret manager.</w:t>
-      </w:r>
-    </w:p>
-    <w:p>
-      <w:pPr>
-        <w:pStyle w:val="ListBullet"/>
-        <w:spacing w:after="80"/>
-        <w:ind w:left="720" w:hanging="360"/>
-      </w:pPr>
-      <w:r>
-        <w:rPr>
-          <w:rFonts w:ascii="Calibri" w:hAnsi="Calibri" w:eastAsia="Calibri" w:cs="Calibri"/>
-        </w:rPr>
-        <w:t>Không bật Airflow catchup tự động cho toàn bộ lịch sử.</w:t>
+        <w:t xml:space="preserve"> và view có thể tạo lại, đã được kiểm tra áp dụng liên tiếp hai lần trên PostgreSQL 16.</w:t>
       </w:r>
     </w:p>
     <w:p>
@@ -1112,41 +2203,617 @@
         <w:pStyle w:val="Heading1"/>
       </w:pPr>
       <w:r>
-        <w:t>3. Thiết kế kỹ thuật và quy trình thực hiện</w:t>
+        <w:t>9. Harden pipeline Promotion</w:t>
+      </w:r>
+    </w:p>
+    <w:p>
+      <w:r>
+        <w:rPr>
+          <w:rFonts w:ascii="Calibri" w:hAnsi="Calibri"/>
+          <w:b w:val="0"/>
+          <w:i w:val="0"/>
+          <w:color w:val="000000"/>
+          <w:sz w:val="22"/>
+        </w:rPr>
+        <w:t>Các thay đổi chính:</w:t>
       </w:r>
     </w:p>
     <w:p>
       <w:pPr>
-        <w:spacing w:after="120" w:line="264" w:lineRule="auto"/>
+        <w:numPr>
+          <w:ilvl w:val="0"/>
+          <w:numId w:val="10"/>
+        </w:numPr>
+        <w:spacing w:before="0" w:after="160" w:line="280" w:lineRule="auto"/>
       </w:pPr>
       <w:r>
         <w:rPr>
-          <w:rFonts w:ascii="Calibri" w:hAnsi="Calibri" w:eastAsia="Calibri" w:cs="Calibri"/>
+          <w:rFonts w:ascii="Consolas" w:hAnsi="Consolas"/>
+          <w:b w:val="0"/>
           <w:i w:val="0"/>
+          <w:color w:val="1F4D78"/>
+          <w:sz w:val="19"/>
         </w:rPr>
-        <w:t>Luồng tuần 6 là Promotion API -&gt; Airflow production DAG -&gt; raw -&gt; raw DQ gate -&gt; Spark snapshot refresh -&gt; curated -&gt; curated DQ gate -&gt; audit/watermark -&gt; metrics exporter -&gt; Prometheus/Grafana. Exporter nằm ngoài đường dữ liệu chính để lỗi monitoring không làm ingestion thất bại.</w:t>
+        <w:t>status</w:t>
+      </w:r>
+      <w:r>
+        <w:rPr>
+          <w:rFonts w:ascii="Calibri" w:hAnsi="Calibri"/>
+          <w:b w:val="0"/>
+          <w:i w:val="0"/>
+          <w:color w:val="000000"/>
+          <w:sz w:val="22"/>
+        </w:rPr>
+        <w:t xml:space="preserve"> và </w:t>
+      </w:r>
+      <w:r>
+        <w:rPr>
+          <w:rFonts w:ascii="Consolas" w:hAnsi="Consolas"/>
+          <w:b w:val="0"/>
+          <w:i w:val="0"/>
+          <w:color w:val="1F4D78"/>
+          <w:sz w:val="19"/>
+        </w:rPr>
+        <w:t>updated_at</w:t>
+      </w:r>
+      <w:r>
+        <w:rPr>
+          <w:rFonts w:ascii="Calibri" w:hAnsi="Calibri"/>
+          <w:b w:val="0"/>
+          <w:i w:val="0"/>
+          <w:color w:val="000000"/>
+          <w:sz w:val="22"/>
+        </w:rPr>
+        <w:t xml:space="preserve"> là trường blocking; </w:t>
+      </w:r>
+      <w:r>
+        <w:rPr>
+          <w:rFonts w:ascii="Consolas" w:hAnsi="Consolas"/>
+          <w:b w:val="0"/>
+          <w:i w:val="0"/>
+          <w:color w:val="1F4D78"/>
+          <w:sz w:val="19"/>
+        </w:rPr>
+        <w:t>NULL updated_at</w:t>
+      </w:r>
+      <w:r>
+        <w:rPr>
+          <w:rFonts w:ascii="Calibri" w:hAnsi="Calibri"/>
+          <w:b w:val="0"/>
+          <w:i w:val="0"/>
+          <w:color w:val="000000"/>
+          <w:sz w:val="22"/>
+        </w:rPr>
+        <w:t xml:space="preserve"> không còn lọt</w:t>
+      </w:r>
+    </w:p>
+    <w:p>
+      <w:r>
+        <w:rPr>
+          <w:rFonts w:ascii="Calibri" w:hAnsi="Calibri"/>
+          <w:b w:val="0"/>
+          <w:i w:val="0"/>
+          <w:color w:val="000000"/>
+          <w:sz w:val="22"/>
+        </w:rPr>
+        <w:t>qua điều kiện SQL ba-valued logic.</w:t>
+      </w:r>
+    </w:p>
+    <w:p>
+      <w:pPr>
+        <w:numPr>
+          <w:ilvl w:val="0"/>
+          <w:numId w:val="10"/>
+        </w:numPr>
+        <w:spacing w:before="0" w:after="160" w:line="280" w:lineRule="auto"/>
+      </w:pPr>
+      <w:r>
+        <w:rPr>
+          <w:rFonts w:ascii="Calibri" w:hAnsi="Calibri"/>
+          <w:b w:val="0"/>
+          <w:i w:val="0"/>
+          <w:color w:val="000000"/>
+          <w:sz w:val="22"/>
+        </w:rPr>
+        <w:t xml:space="preserve">Spark chọn trạng thái mới nhất trước, rồi mới lọc </w:t>
+      </w:r>
+      <w:r>
+        <w:rPr>
+          <w:rFonts w:ascii="Consolas" w:hAnsi="Consolas"/>
+          <w:b w:val="0"/>
+          <w:i w:val="0"/>
+          <w:color w:val="1F4D78"/>
+          <w:sz w:val="19"/>
+        </w:rPr>
+        <w:t>active</w:t>
+      </w:r>
+      <w:r>
+        <w:rPr>
+          <w:rFonts w:ascii="Calibri" w:hAnsi="Calibri"/>
+          <w:b w:val="0"/>
+          <w:i w:val="0"/>
+          <w:color w:val="000000"/>
+          <w:sz w:val="22"/>
+        </w:rPr>
+        <w:t>; một promotion mới</w:t>
+      </w:r>
+    </w:p>
+    <w:p>
+      <w:r>
+        <w:rPr>
+          <w:rFonts w:ascii="Calibri" w:hAnsi="Calibri"/>
+          <w:b w:val="0"/>
+          <w:i w:val="0"/>
+          <w:color w:val="000000"/>
+          <w:sz w:val="22"/>
+        </w:rPr>
+        <w:t xml:space="preserve">nhất là </w:t>
+      </w:r>
+      <w:r>
+        <w:rPr>
+          <w:rFonts w:ascii="Consolas" w:hAnsi="Consolas"/>
+          <w:b w:val="0"/>
+          <w:i w:val="0"/>
+          <w:color w:val="1F4D78"/>
+          <w:sz w:val="19"/>
+        </w:rPr>
+        <w:t>inactive</w:t>
+      </w:r>
+      <w:r>
+        <w:rPr>
+          <w:rFonts w:ascii="Calibri" w:hAnsi="Calibri"/>
+          <w:b w:val="0"/>
+          <w:i w:val="0"/>
+          <w:color w:val="000000"/>
+          <w:sz w:val="22"/>
+        </w:rPr>
+        <w:t xml:space="preserve"> không thể làm sống lại version active cũ.</w:t>
+      </w:r>
+    </w:p>
+    <w:p>
+      <w:pPr>
+        <w:numPr>
+          <w:ilvl w:val="0"/>
+          <w:numId w:val="10"/>
+        </w:numPr>
+        <w:spacing w:before="0" w:after="160" w:line="280" w:lineRule="auto"/>
+      </w:pPr>
+      <w:r>
+        <w:rPr>
+          <w:rFonts w:ascii="Calibri" w:hAnsi="Calibri"/>
+          <w:b w:val="0"/>
+          <w:i w:val="0"/>
+          <w:color w:val="000000"/>
+          <w:sz w:val="22"/>
+        </w:rPr>
+        <w:t>Nguồn promotion và Olist được đọc bằng Spark JDBC hash partitions; kết quả</w:t>
+      </w:r>
+    </w:p>
+    <w:p>
+      <w:r>
+        <w:rPr>
+          <w:rFonts w:ascii="Calibri" w:hAnsi="Calibri"/>
+          <w:b w:val="0"/>
+          <w:i w:val="0"/>
+          <w:color w:val="000000"/>
+          <w:sz w:val="22"/>
+        </w:rPr>
+        <w:t xml:space="preserve">được ghi JDBC, không dùng </w:t>
+      </w:r>
+      <w:r>
+        <w:rPr>
+          <w:rFonts w:ascii="Consolas" w:hAnsi="Consolas"/>
+          <w:b w:val="0"/>
+          <w:i w:val="0"/>
+          <w:color w:val="1F4D78"/>
+          <w:sz w:val="19"/>
+        </w:rPr>
+        <w:t>fetchall()</w:t>
+      </w:r>
+      <w:r>
+        <w:rPr>
+          <w:rFonts w:ascii="Calibri" w:hAnsi="Calibri"/>
+          <w:b w:val="0"/>
+          <w:i w:val="0"/>
+          <w:color w:val="000000"/>
+          <w:sz w:val="22"/>
+        </w:rPr>
+        <w:t xml:space="preserve"> hoặc </w:t>
+      </w:r>
+      <w:r>
+        <w:rPr>
+          <w:rFonts w:ascii="Consolas" w:hAnsi="Consolas"/>
+          <w:b w:val="0"/>
+          <w:i w:val="0"/>
+          <w:color w:val="1F4D78"/>
+          <w:sz w:val="19"/>
+        </w:rPr>
+        <w:t>toLocalIterator()</w:t>
+      </w:r>
+      <w:r>
+        <w:rPr>
+          <w:rFonts w:ascii="Calibri" w:hAnsi="Calibri"/>
+          <w:b w:val="0"/>
+          <w:i w:val="0"/>
+          <w:color w:val="000000"/>
+          <w:sz w:val="22"/>
+        </w:rPr>
+        <w:t>.</w:t>
+      </w:r>
+    </w:p>
+    <w:p>
+      <w:pPr>
+        <w:numPr>
+          <w:ilvl w:val="0"/>
+          <w:numId w:val="10"/>
+        </w:numPr>
+        <w:spacing w:before="0" w:after="160" w:line="280" w:lineRule="auto"/>
+      </w:pPr>
+      <w:r>
+        <w:rPr>
+          <w:rFonts w:ascii="Calibri" w:hAnsi="Calibri"/>
+          <w:b w:val="0"/>
+          <w:i w:val="0"/>
+          <w:color w:val="000000"/>
+          <w:sz w:val="22"/>
+        </w:rPr>
+        <w:t xml:space="preserve">Spark ghi </w:t>
+      </w:r>
+      <w:r>
+        <w:rPr>
+          <w:rFonts w:ascii="Consolas" w:hAnsi="Consolas"/>
+          <w:b w:val="0"/>
+          <w:i w:val="0"/>
+          <w:color w:val="1F4D78"/>
+          <w:sz w:val="19"/>
+        </w:rPr>
+        <w:t>sales_promotion_staging</w:t>
+      </w:r>
+      <w:r>
+        <w:rPr>
+          <w:rFonts w:ascii="Calibri" w:hAnsi="Calibri"/>
+          <w:b w:val="0"/>
+          <w:i w:val="0"/>
+          <w:color w:val="000000"/>
+          <w:sz w:val="22"/>
+        </w:rPr>
+        <w:t xml:space="preserve">; DQ chạy trên đúng </w:t>
+      </w:r>
+      <w:r>
+        <w:rPr>
+          <w:rFonts w:ascii="Consolas" w:hAnsi="Consolas"/>
+          <w:b w:val="0"/>
+          <w:i w:val="0"/>
+          <w:color w:val="1F4D78"/>
+          <w:sz w:val="19"/>
+        </w:rPr>
+        <w:t>run_id</w:t>
+      </w:r>
+      <w:r>
+        <w:rPr>
+          <w:rFonts w:ascii="Calibri" w:hAnsi="Calibri"/>
+          <w:b w:val="0"/>
+          <w:i w:val="0"/>
+          <w:color w:val="000000"/>
+          <w:sz w:val="22"/>
+        </w:rPr>
+        <w:t xml:space="preserve"> staging.</w:t>
+      </w:r>
+    </w:p>
+    <w:p>
+      <w:pPr>
+        <w:numPr>
+          <w:ilvl w:val="0"/>
+          <w:numId w:val="10"/>
+        </w:numPr>
+        <w:spacing w:before="0" w:after="160" w:line="280" w:lineRule="auto"/>
+      </w:pPr>
+      <w:r>
+        <w:rPr>
+          <w:rFonts w:ascii="Calibri" w:hAnsi="Calibri"/>
+          <w:b w:val="0"/>
+          <w:i w:val="0"/>
+          <w:color w:val="000000"/>
+          <w:sz w:val="22"/>
+        </w:rPr>
+        <w:t>Advisory lock và transaction bảo đảm snapshot công khai chỉ đổi sau DQ.</w:t>
+      </w:r>
+    </w:p>
+    <w:p>
+      <w:pPr>
+        <w:numPr>
+          <w:ilvl w:val="0"/>
+          <w:numId w:val="10"/>
+        </w:numPr>
+        <w:spacing w:before="0" w:after="160" w:line="280" w:lineRule="auto"/>
+      </w:pPr>
+      <w:r>
+        <w:rPr>
+          <w:rFonts w:ascii="Calibri" w:hAnsi="Calibri"/>
+          <w:b w:val="0"/>
+          <w:i w:val="0"/>
+          <w:color w:val="000000"/>
+          <w:sz w:val="22"/>
+        </w:rPr>
+        <w:t>Scheduled window bắt đầu từ watermark thành công để lấp gap. Backfill không</w:t>
+      </w:r>
+    </w:p>
+    <w:p>
+      <w:r>
+        <w:rPr>
+          <w:rFonts w:ascii="Calibri" w:hAnsi="Calibri"/>
+          <w:b w:val="0"/>
+          <w:i w:val="0"/>
+          <w:color w:val="000000"/>
+          <w:sz w:val="22"/>
+        </w:rPr>
+        <w:t>làm lùi hoặc nhảy watermark qua gap.</w:t>
+      </w:r>
+    </w:p>
+    <w:p>
+      <w:r>
+        <w:br w:type="page"/>
+      </w:r>
+    </w:p>
+    <w:p>
+      <w:pPr>
+        <w:pStyle w:val="Heading1"/>
+      </w:pPr>
+      <w:r>
+        <w:t>10. Telemetry và cảnh báo</w:t>
+      </w:r>
+    </w:p>
+    <w:p>
+      <w:r>
+        <w:rPr>
+          <w:rFonts w:ascii="Calibri" w:hAnsi="Calibri"/>
+          <w:b w:val="0"/>
+          <w:i w:val="0"/>
+          <w:color w:val="000000"/>
+          <w:sz w:val="22"/>
+        </w:rPr>
+        <w:t xml:space="preserve">Streaming telemetry có status, thời gian bắt đầu/kết thúc, raw/valid/invalid, max event time, lag và error message. Report telemetry có cửa sổ, mode, số source/grain, status và lỗi. Trạng thái terminal là </w:t>
+      </w:r>
+      <w:r>
+        <w:rPr>
+          <w:rFonts w:ascii="Consolas" w:hAnsi="Consolas"/>
+          <w:b w:val="0"/>
+          <w:i w:val="0"/>
+          <w:color w:val="1F4D78"/>
+          <w:sz w:val="19"/>
+        </w:rPr>
+        <w:t>success</w:t>
+      </w:r>
+      <w:r>
+        <w:rPr>
+          <w:rFonts w:ascii="Calibri" w:hAnsi="Calibri"/>
+          <w:b w:val="0"/>
+          <w:i w:val="0"/>
+          <w:color w:val="000000"/>
+          <w:sz w:val="22"/>
+        </w:rPr>
+        <w:t xml:space="preserve"> hoặc </w:t>
+      </w:r>
+      <w:r>
+        <w:rPr>
+          <w:rFonts w:ascii="Consolas" w:hAnsi="Consolas"/>
+          <w:b w:val="0"/>
+          <w:i w:val="0"/>
+          <w:color w:val="1F4D78"/>
+          <w:sz w:val="19"/>
+        </w:rPr>
+        <w:t>failed</w:t>
+      </w:r>
+      <w:r>
+        <w:rPr>
+          <w:rFonts w:ascii="Calibri" w:hAnsi="Calibri"/>
+          <w:b w:val="0"/>
+          <w:i w:val="0"/>
+          <w:color w:val="000000"/>
+          <w:sz w:val="22"/>
+        </w:rPr>
+        <w:t xml:space="preserve">; </w:t>
+      </w:r>
+      <w:r>
+        <w:rPr>
+          <w:rFonts w:ascii="Consolas" w:hAnsi="Consolas"/>
+          <w:b w:val="0"/>
+          <w:i w:val="0"/>
+          <w:color w:val="1F4D78"/>
+          <w:sz w:val="19"/>
+        </w:rPr>
+        <w:t>running</w:t>
+      </w:r>
+      <w:r>
+        <w:rPr>
+          <w:rFonts w:ascii="Calibri" w:hAnsi="Calibri"/>
+          <w:b w:val="0"/>
+          <w:i w:val="0"/>
+          <w:color w:val="000000"/>
+          <w:sz w:val="22"/>
+        </w:rPr>
+        <w:t xml:space="preserve">, </w:t>
+      </w:r>
+      <w:r>
+        <w:rPr>
+          <w:rFonts w:ascii="Consolas" w:hAnsi="Consolas"/>
+          <w:b w:val="0"/>
+          <w:i w:val="0"/>
+          <w:color w:val="1F4D78"/>
+          <w:sz w:val="19"/>
+        </w:rPr>
+        <w:t>transforming</w:t>
+      </w:r>
+      <w:r>
+        <w:rPr>
+          <w:rFonts w:ascii="Calibri" w:hAnsi="Calibri"/>
+          <w:b w:val="0"/>
+          <w:i w:val="0"/>
+          <w:color w:val="000000"/>
+          <w:sz w:val="22"/>
+        </w:rPr>
+        <w:t xml:space="preserve"> và </w:t>
+      </w:r>
+      <w:r>
+        <w:rPr>
+          <w:rFonts w:ascii="Consolas" w:hAnsi="Consolas"/>
+          <w:b w:val="0"/>
+          <w:i w:val="0"/>
+          <w:color w:val="1F4D78"/>
+          <w:sz w:val="19"/>
+        </w:rPr>
+        <w:t>quality_failed</w:t>
+      </w:r>
+      <w:r>
+        <w:rPr>
+          <w:rFonts w:ascii="Calibri" w:hAnsi="Calibri"/>
+          <w:b w:val="0"/>
+          <w:i w:val="0"/>
+          <w:color w:val="000000"/>
+          <w:sz w:val="22"/>
+        </w:rPr>
+        <w:t xml:space="preserve"> không phải thành công.</w:t>
+      </w:r>
+    </w:p>
+    <w:p>
+      <w:r>
+        <w:rPr>
+          <w:rFonts w:ascii="Calibri" w:hAnsi="Calibri"/>
+          <w:b w:val="0"/>
+          <w:i w:val="0"/>
+          <w:color w:val="000000"/>
+          <w:sz w:val="22"/>
+        </w:rPr>
+        <w:t>Những trường này đủ để exporter phát metric cho:</w:t>
+      </w:r>
+    </w:p>
+    <w:p>
+      <w:pPr>
+        <w:numPr>
+          <w:ilvl w:val="0"/>
+          <w:numId w:val="10"/>
+        </w:numPr>
+        <w:spacing w:before="0" w:after="160" w:line="280" w:lineRule="auto"/>
+      </w:pPr>
+      <w:r>
+        <w:rPr>
+          <w:rFonts w:ascii="Calibri" w:hAnsi="Calibri"/>
+          <w:b w:val="0"/>
+          <w:i w:val="0"/>
+          <w:color w:val="000000"/>
+          <w:sz w:val="22"/>
+        </w:rPr>
+        <w:t>Độ trễ event-to-HDFS.</w:t>
+      </w:r>
+    </w:p>
+    <w:p>
+      <w:pPr>
+        <w:numPr>
+          <w:ilvl w:val="0"/>
+          <w:numId w:val="10"/>
+        </w:numPr>
+        <w:spacing w:before="0" w:after="160" w:line="280" w:lineRule="auto"/>
+      </w:pPr>
+      <w:r>
+        <w:rPr>
+          <w:rFonts w:ascii="Calibri" w:hAnsi="Calibri"/>
+          <w:b w:val="0"/>
+          <w:i w:val="0"/>
+          <w:color w:val="000000"/>
+          <w:sz w:val="22"/>
+        </w:rPr>
+        <w:t>Tuổi heartbeat streaming.</w:t>
+      </w:r>
+    </w:p>
+    <w:p>
+      <w:pPr>
+        <w:numPr>
+          <w:ilvl w:val="0"/>
+          <w:numId w:val="10"/>
+        </w:numPr>
+        <w:spacing w:before="0" w:after="160" w:line="280" w:lineRule="auto"/>
+      </w:pPr>
+      <w:r>
+        <w:rPr>
+          <w:rFonts w:ascii="Calibri" w:hAnsi="Calibri"/>
+          <w:b w:val="0"/>
+          <w:i w:val="0"/>
+          <w:color w:val="000000"/>
+          <w:sz w:val="22"/>
+        </w:rPr>
+        <w:t>Batch streaming/report gần nhất thành công hay thất bại.</w:t>
+      </w:r>
+    </w:p>
+    <w:p>
+      <w:pPr>
+        <w:numPr>
+          <w:ilvl w:val="0"/>
+          <w:numId w:val="10"/>
+        </w:numPr>
+        <w:spacing w:before="0" w:after="160" w:line="280" w:lineRule="auto"/>
+      </w:pPr>
+      <w:r>
+        <w:rPr>
+          <w:rFonts w:ascii="Calibri" w:hAnsi="Calibri"/>
+          <w:b w:val="0"/>
+          <w:i w:val="0"/>
+          <w:color w:val="000000"/>
+          <w:sz w:val="22"/>
+        </w:rPr>
+        <w:t>Tổng invalid records.</w:t>
+      </w:r>
+    </w:p>
+    <w:p>
+      <w:pPr>
+        <w:numPr>
+          <w:ilvl w:val="0"/>
+          <w:numId w:val="10"/>
+        </w:numPr>
+        <w:spacing w:before="0" w:after="160" w:line="280" w:lineRule="auto"/>
+      </w:pPr>
+      <w:r>
+        <w:rPr>
+          <w:rFonts w:ascii="Calibri" w:hAnsi="Calibri"/>
+          <w:b w:val="0"/>
+          <w:i w:val="0"/>
+          <w:color w:val="000000"/>
+          <w:sz w:val="22"/>
+        </w:rPr>
+        <w:t>Lần report thành công gần nhất.</w:t>
+      </w:r>
+    </w:p>
+    <w:p>
+      <w:pPr>
+        <w:pStyle w:val="Heading1"/>
+      </w:pPr>
+      <w:r>
+        <w:t>11. Kiểm thử</w:t>
+      </w:r>
+    </w:p>
+    <w:p>
+      <w:r>
+        <w:rPr>
+          <w:rFonts w:ascii="Calibri" w:hAnsi="Calibri"/>
+          <w:b w:val="0"/>
+          <w:i w:val="0"/>
+          <w:color w:val="000000"/>
+          <w:sz w:val="22"/>
+        </w:rPr>
+        <w:t>Kết quả kiểm tra ở mức mã nguồn trong lần sửa này:</w:t>
       </w:r>
     </w:p>
     <w:tbl>
       <w:tblPr>
         <w:tblStyle w:val="TableGrid"/>
-        <w:tblW w:type="auto" w:w="0"/>
+        <w:tblW w:type="dxa" w:w="9360"/>
         <w:jc w:val="left"/>
         <w:tblLayout w:type="fixed"/>
         <w:tblLook w:firstColumn="1" w:firstRow="1" w:lastColumn="0" w:lastRow="0" w:noHBand="0" w:noVBand="1" w:val="04A0"/>
-        <w:tblBorders>
-          <w:top w:val="single" w:sz="4" w:space="0" w:color="D7DBE2"/>
-          <w:left w:val="single" w:sz="4" w:space="0" w:color="D7DBE2"/>
-          <w:bottom w:val="single" w:sz="4" w:space="0" w:color="D7DBE2"/>
-          <w:right w:val="single" w:sz="4" w:space="0" w:color="D7DBE2"/>
-          <w:insideH w:val="single" w:sz="4" w:space="0" w:color="D7DBE2"/>
-          <w:insideV w:val="single" w:sz="4" w:space="0" w:color="D7DBE2"/>
-        </w:tblBorders>
+        <w:tblInd w:w="120" w:type="dxa"/>
       </w:tblPr>
       <w:tblGrid>
-        <w:gridCol w:w="3120"/>
-        <w:gridCol w:w="3120"/>
-        <w:gridCol w:w="3120"/>
+        <w:gridCol w:w="2700"/>
+        <w:gridCol w:w="6660"/>
       </w:tblGrid>
       <w:tr>
         <w:trPr>
@@ -1154,82 +2821,59 @@
         </w:trPr>
         <w:tc>
           <w:tcPr>
-            <w:tcW w:type="dxa" w:w="2376"/>
-            <w:shd w:fill="F2F4F7"/>
+            <w:tcW w:type="dxa" w:w="2700"/>
+            <w:shd w:fill="2E74B5"/>
+            <w:vAlign w:val="center"/>
             <w:tcMar>
               <w:top w:w="80" w:type="dxa"/>
               <w:start w:w="120" w:type="dxa"/>
               <w:bottom w:w="80" w:type="dxa"/>
               <w:end w:w="120" w:type="dxa"/>
             </w:tcMar>
-            <w:vAlign w:val="center"/>
           </w:tcPr>
           <w:p>
             <w:pPr>
-              <w:spacing w:after="0"/>
+              <w:spacing w:before="0" w:after="0" w:line="252" w:lineRule="auto"/>
             </w:pPr>
+            <w:r/>
             <w:r>
               <w:rPr>
-                <w:rFonts w:ascii="Calibri" w:hAnsi="Calibri" w:eastAsia="Calibri" w:cs="Calibri"/>
+                <w:rFonts w:ascii="Calibri" w:hAnsi="Calibri"/>
                 <w:b/>
-                <w:color w:val="0B2545"/>
-                <w:sz w:val="21"/>
+                <w:i w:val="0"/>
+                <w:color w:val="FFFFFF"/>
+                <w:sz w:val="19"/>
               </w:rPr>
-              <w:t>Thành phần</w:t>
+              <w:t>Nhóm</w:t>
             </w:r>
           </w:p>
         </w:tc>
         <w:tc>
           <w:tcPr>
-            <w:tcW w:type="dxa" w:w="3528"/>
-            <w:shd w:fill="F2F4F7"/>
+            <w:tcW w:type="dxa" w:w="6660"/>
+            <w:shd w:fill="2E74B5"/>
+            <w:vAlign w:val="center"/>
             <w:tcMar>
               <w:top w:w="80" w:type="dxa"/>
               <w:start w:w="120" w:type="dxa"/>
               <w:bottom w:w="80" w:type="dxa"/>
               <w:end w:w="120" w:type="dxa"/>
             </w:tcMar>
-            <w:vAlign w:val="center"/>
           </w:tcPr>
           <w:p>
             <w:pPr>
-              <w:spacing w:after="0"/>
+              <w:spacing w:before="0" w:after="0" w:line="252" w:lineRule="auto"/>
             </w:pPr>
+            <w:r/>
             <w:r>
               <w:rPr>
-                <w:rFonts w:ascii="Calibri" w:hAnsi="Calibri" w:eastAsia="Calibri" w:cs="Calibri"/>
+                <w:rFonts w:ascii="Calibri" w:hAnsi="Calibri"/>
                 <w:b/>
-                <w:color w:val="0B2545"/>
-                <w:sz w:val="21"/>
+                <w:i w:val="0"/>
+                <w:color w:val="FFFFFF"/>
+                <w:sz w:val="19"/>
               </w:rPr>
-              <w:t>Vai trò</w:t>
-            </w:r>
-          </w:p>
-        </w:tc>
-        <w:tc>
-          <w:tcPr>
-            <w:tcW w:type="dxa" w:w="3456"/>
-            <w:shd w:fill="F2F4F7"/>
-            <w:tcMar>
-              <w:top w:w="80" w:type="dxa"/>
-              <w:start w:w="120" w:type="dxa"/>
-              <w:bottom w:w="80" w:type="dxa"/>
-              <w:end w:w="120" w:type="dxa"/>
-            </w:tcMar>
-            <w:vAlign w:val="center"/>
-          </w:tcPr>
-          <w:p>
-            <w:pPr>
-              <w:spacing w:after="0"/>
-            </w:pPr>
-            <w:r>
-              <w:rPr>
-                <w:rFonts w:ascii="Calibri" w:hAnsi="Calibri" w:eastAsia="Calibri" w:cs="Calibri"/>
-                <w:b/>
-                <w:color w:val="0B2545"/>
-                <w:sz w:val="21"/>
-              </w:rPr>
-              <w:t>Ghi chú kỹ thuật</w:t>
+              <w:t>Kết quả</w:t>
             </w:r>
           </w:p>
         </w:tc>
@@ -1237,73 +2881,57 @@
       <w:tr>
         <w:tc>
           <w:tcPr>
-            <w:tcW w:type="dxa" w:w="2376"/>
+            <w:tcW w:type="dxa" w:w="2700"/>
+            <w:vAlign w:val="center"/>
             <w:tcMar>
               <w:top w:w="80" w:type="dxa"/>
               <w:start w:w="120" w:type="dxa"/>
               <w:bottom w:w="80" w:type="dxa"/>
               <w:end w:w="120" w:type="dxa"/>
             </w:tcMar>
-            <w:vAlign w:val="center"/>
           </w:tcPr>
           <w:p>
             <w:pPr>
-              <w:spacing w:after="0" w:line="264" w:lineRule="auto"/>
+              <w:spacing w:before="0" w:after="0" w:line="252" w:lineRule="auto"/>
             </w:pPr>
+            <w:r/>
             <w:r>
               <w:rPr>
-                <w:rFonts w:ascii="Calibri" w:hAnsi="Calibri" w:eastAsia="Calibri" w:cs="Calibri"/>
-                <w:sz w:val="20"/>
+                <w:rFonts w:ascii="Calibri" w:hAnsi="Calibri"/>
+                <w:b w:val="0"/>
+                <w:i w:val="0"/>
+                <w:color w:val="000000"/>
+                <w:sz w:val="19"/>
               </w:rPr>
-              <w:t>Production DAG</w:t>
+              <w:t>Unit/contract test Tuần 6</w:t>
             </w:r>
           </w:p>
         </w:tc>
         <w:tc>
           <w:tcPr>
-            <w:tcW w:type="dxa" w:w="3528"/>
+            <w:tcW w:type="dxa" w:w="6660"/>
+            <w:vAlign w:val="center"/>
             <w:tcMar>
               <w:top w:w="80" w:type="dxa"/>
               <w:start w:w="120" w:type="dxa"/>
               <w:bottom w:w="80" w:type="dxa"/>
               <w:end w:w="120" w:type="dxa"/>
             </w:tcMar>
-            <w:vAlign w:val="center"/>
           </w:tcPr>
           <w:p>
             <w:pPr>
-              <w:spacing w:after="0" w:line="264" w:lineRule="auto"/>
+              <w:spacing w:before="0" w:after="0" w:line="252" w:lineRule="auto"/>
             </w:pPr>
+            <w:r/>
             <w:r>
               <w:rPr>
-                <w:rFonts w:ascii="Calibri" w:hAnsi="Calibri" w:eastAsia="Calibri" w:cs="Calibri"/>
-                <w:sz w:val="20"/>
+                <w:rFonts w:ascii="Calibri" w:hAnsi="Calibri"/>
+                <w:b w:val="0"/>
+                <w:i w:val="0"/>
+                <w:color w:val="000000"/>
+                <w:sz w:val="19"/>
               </w:rPr>
-              <w:t>Điều phối cấu hình, audit, dependency check, ingestion, Spark và finalize</w:t>
-            </w:r>
-          </w:p>
-        </w:tc>
-        <w:tc>
-          <w:tcPr>
-            <w:tcW w:type="dxa" w:w="3456"/>
-            <w:tcMar>
-              <w:top w:w="80" w:type="dxa"/>
-              <w:start w:w="120" w:type="dxa"/>
-              <w:bottom w:w="80" w:type="dxa"/>
-              <w:end w:w="120" w:type="dxa"/>
-            </w:tcMar>
-            <w:vAlign w:val="center"/>
-          </w:tcPr>
-          <w:p>
-            <w:pPr>
-              <w:spacing w:after="0" w:line="264" w:lineRule="auto"/>
-            </w:pPr>
-            <w:r>
-              <w:rPr>
-                <w:rFonts w:ascii="Calibri" w:hAnsi="Calibri" w:eastAsia="Calibri" w:cs="Calibri"/>
-                <w:sz w:val="20"/>
-              </w:rPr>
-              <w:t>max_active_runs=1, timeout và retry phân loại</w:t>
+              <w:t>39/39 đạt</w:t>
             </w:r>
           </w:p>
         </w:tc>
@@ -1311,73 +2939,57 @@
       <w:tr>
         <w:tc>
           <w:tcPr>
-            <w:tcW w:type="dxa" w:w="2376"/>
+            <w:tcW w:type="dxa" w:w="2700"/>
+            <w:vAlign w:val="center"/>
             <w:tcMar>
               <w:top w:w="80" w:type="dxa"/>
               <w:start w:w="120" w:type="dxa"/>
               <w:bottom w:w="80" w:type="dxa"/>
               <w:end w:w="120" w:type="dxa"/>
             </w:tcMar>
-            <w:vAlign w:val="center"/>
           </w:tcPr>
           <w:p>
             <w:pPr>
-              <w:spacing w:after="0" w:line="264" w:lineRule="auto"/>
+              <w:spacing w:before="0" w:after="0" w:line="252" w:lineRule="auto"/>
             </w:pPr>
+            <w:r/>
             <w:r>
               <w:rPr>
-                <w:rFonts w:ascii="Calibri" w:hAnsi="Calibri" w:eastAsia="Calibri" w:cs="Calibri"/>
-                <w:sz w:val="20"/>
+                <w:rFonts w:ascii="Calibri" w:hAnsi="Calibri"/>
+                <w:b w:val="0"/>
+                <w:i w:val="0"/>
+                <w:color w:val="000000"/>
+                <w:sz w:val="19"/>
               </w:rPr>
-              <w:t>Incremental API</w:t>
+              <w:t>Python compile/AST</w:t>
             </w:r>
           </w:p>
         </w:tc>
         <w:tc>
           <w:tcPr>
-            <w:tcW w:type="dxa" w:w="3528"/>
+            <w:tcW w:type="dxa" w:w="6660"/>
+            <w:vAlign w:val="center"/>
             <w:tcMar>
               <w:top w:w="80" w:type="dxa"/>
               <w:start w:w="120" w:type="dxa"/>
               <w:bottom w:w="80" w:type="dxa"/>
               <w:end w:w="120" w:type="dxa"/>
             </w:tcMar>
-            <w:vAlign w:val="center"/>
           </w:tcPr>
           <w:p>
             <w:pPr>
-              <w:spacing w:after="0" w:line="264" w:lineRule="auto"/>
+              <w:spacing w:before="0" w:after="0" w:line="252" w:lineRule="auto"/>
             </w:pPr>
+            <w:r/>
             <w:r>
               <w:rPr>
-                <w:rFonts w:ascii="Calibri" w:hAnsi="Calibri" w:eastAsia="Calibri" w:cs="Calibri"/>
-                <w:sz w:val="20"/>
+                <w:rFonts w:ascii="Calibri" w:hAnsi="Calibri"/>
+                <w:b w:val="0"/>
+                <w:i w:val="0"/>
+                <w:color w:val="000000"/>
+                <w:sz w:val="19"/>
               </w:rPr>
-              <w:t>Dùng updated_since và updated_before</w:t>
-            </w:r>
-          </w:p>
-        </w:tc>
-        <w:tc>
-          <w:tcPr>
-            <w:tcW w:type="dxa" w:w="3456"/>
-            <w:tcMar>
-              <w:top w:w="80" w:type="dxa"/>
-              <w:start w:w="120" w:type="dxa"/>
-              <w:bottom w:w="80" w:type="dxa"/>
-              <w:end w:w="120" w:type="dxa"/>
-            </w:tcMar>
-            <w:vAlign w:val="center"/>
-          </w:tcPr>
-          <w:p>
-            <w:pPr>
-              <w:spacing w:after="0" w:line="264" w:lineRule="auto"/>
-            </w:pPr>
-            <w:r>
-              <w:rPr>
-                <w:rFonts w:ascii="Calibri" w:hAnsi="Calibri" w:eastAsia="Calibri" w:cs="Calibri"/>
-                <w:sz w:val="20"/>
-              </w:rPr>
-              <w:t>Cửa sổ nửa mở tránh trùng biên</w:t>
+              <w:t>Đạt</w:t>
             </w:r>
           </w:p>
         </w:tc>
@@ -1385,221 +2997,57 @@
       <w:tr>
         <w:tc>
           <w:tcPr>
-            <w:tcW w:type="dxa" w:w="2376"/>
+            <w:tcW w:type="dxa" w:w="2700"/>
+            <w:vAlign w:val="center"/>
             <w:tcMar>
               <w:top w:w="80" w:type="dxa"/>
               <w:start w:w="120" w:type="dxa"/>
               <w:bottom w:w="80" w:type="dxa"/>
               <w:end w:w="120" w:type="dxa"/>
             </w:tcMar>
-            <w:vAlign w:val="center"/>
           </w:tcPr>
           <w:p>
             <w:pPr>
-              <w:spacing w:after="0" w:line="264" w:lineRule="auto"/>
+              <w:spacing w:before="0" w:after="0" w:line="252" w:lineRule="auto"/>
             </w:pPr>
+            <w:r/>
             <w:r>
               <w:rPr>
-                <w:rFonts w:ascii="Calibri" w:hAnsi="Calibri" w:eastAsia="Calibri" w:cs="Calibri"/>
-                <w:sz w:val="20"/>
+                <w:rFonts w:ascii="Calibri" w:hAnsi="Calibri"/>
+                <w:b w:val="0"/>
+                <w:i w:val="0"/>
+                <w:color w:val="000000"/>
+                <w:sz w:val="19"/>
               </w:rPr>
-              <w:t>Quality gates</w:t>
+              <w:t>DDL PostgreSQL 16, áp dụng hai lần</w:t>
             </w:r>
           </w:p>
         </w:tc>
         <w:tc>
           <w:tcPr>
-            <w:tcW w:type="dxa" w:w="3528"/>
+            <w:tcW w:type="dxa" w:w="6660"/>
+            <w:vAlign w:val="center"/>
             <w:tcMar>
               <w:top w:w="80" w:type="dxa"/>
               <w:start w:w="120" w:type="dxa"/>
               <w:bottom w:w="80" w:type="dxa"/>
               <w:end w:w="120" w:type="dxa"/>
             </w:tcMar>
-            <w:vAlign w:val="center"/>
           </w:tcPr>
           <w:p>
             <w:pPr>
-              <w:spacing w:after="0" w:line="264" w:lineRule="auto"/>
+              <w:spacing w:before="0" w:after="0" w:line="252" w:lineRule="auto"/>
             </w:pPr>
+            <w:r/>
             <w:r>
               <w:rPr>
-                <w:rFonts w:ascii="Calibri" w:hAnsi="Calibri" w:eastAsia="Calibri" w:cs="Calibri"/>
-                <w:sz w:val="20"/>
+                <w:rFonts w:ascii="Calibri" w:hAnsi="Calibri"/>
+                <w:b w:val="0"/>
+                <w:i w:val="0"/>
+                <w:color w:val="000000"/>
+                <w:sz w:val="19"/>
               </w:rPr>
-              <w:t>Kiểm tra raw và curated trước khi thành công</w:t>
-            </w:r>
-          </w:p>
-        </w:tc>
-        <w:tc>
-          <w:tcPr>
-            <w:tcW w:type="dxa" w:w="3456"/>
-            <w:tcMar>
-              <w:top w:w="80" w:type="dxa"/>
-              <w:start w:w="120" w:type="dxa"/>
-              <w:bottom w:w="80" w:type="dxa"/>
-              <w:end w:w="120" w:type="dxa"/>
-            </w:tcMar>
-            <w:vAlign w:val="center"/>
-          </w:tcPr>
-          <w:p>
-            <w:pPr>
-              <w:spacing w:after="0" w:line="264" w:lineRule="auto"/>
-            </w:pPr>
-            <w:r>
-              <w:rPr>
-                <w:rFonts w:ascii="Calibri" w:hAnsi="Calibri" w:eastAsia="Calibri" w:cs="Calibri"/>
-                <w:sz w:val="20"/>
-              </w:rPr>
-              <w:t>Watermark chỉ cập nhật khi toàn bộ rule đạt</w:t>
-            </w:r>
-          </w:p>
-        </w:tc>
-      </w:tr>
-      <w:tr>
-        <w:tc>
-          <w:tcPr>
-            <w:tcW w:type="dxa" w:w="2376"/>
-            <w:tcMar>
-              <w:top w:w="80" w:type="dxa"/>
-              <w:start w:w="120" w:type="dxa"/>
-              <w:bottom w:w="80" w:type="dxa"/>
-              <w:end w:w="120" w:type="dxa"/>
-            </w:tcMar>
-            <w:vAlign w:val="center"/>
-          </w:tcPr>
-          <w:p>
-            <w:pPr>
-              <w:spacing w:after="0" w:line="264" w:lineRule="auto"/>
-            </w:pPr>
-            <w:r>
-              <w:rPr>
-                <w:rFonts w:ascii="Calibri" w:hAnsi="Calibri" w:eastAsia="Calibri" w:cs="Calibri"/>
-                <w:sz w:val="20"/>
-              </w:rPr>
-              <w:t>Metrics exporter</w:t>
-            </w:r>
-          </w:p>
-        </w:tc>
-        <w:tc>
-          <w:tcPr>
-            <w:tcW w:type="dxa" w:w="3528"/>
-            <w:tcMar>
-              <w:top w:w="80" w:type="dxa"/>
-              <w:start w:w="120" w:type="dxa"/>
-              <w:bottom w:w="80" w:type="dxa"/>
-              <w:end w:w="120" w:type="dxa"/>
-            </w:tcMar>
-            <w:vAlign w:val="center"/>
-          </w:tcPr>
-          <w:p>
-            <w:pPr>
-              <w:spacing w:after="0" w:line="264" w:lineRule="auto"/>
-            </w:pPr>
-            <w:r>
-              <w:rPr>
-                <w:rFonts w:ascii="Calibri" w:hAnsi="Calibri" w:eastAsia="Calibri" w:cs="Calibri"/>
-                <w:sz w:val="20"/>
-              </w:rPr>
-              <w:t>Đọc audit PostgreSQL và health dependency</w:t>
-            </w:r>
-          </w:p>
-        </w:tc>
-        <w:tc>
-          <w:tcPr>
-            <w:tcW w:type="dxa" w:w="3456"/>
-            <w:tcMar>
-              <w:top w:w="80" w:type="dxa"/>
-              <w:start w:w="120" w:type="dxa"/>
-              <w:bottom w:w="80" w:type="dxa"/>
-              <w:end w:w="120" w:type="dxa"/>
-            </w:tcMar>
-            <w:vAlign w:val="center"/>
-          </w:tcPr>
-          <w:p>
-            <w:pPr>
-              <w:spacing w:after="0" w:line="264" w:lineRule="auto"/>
-            </w:pPr>
-            <w:r>
-              <w:rPr>
-                <w:rFonts w:ascii="Calibri" w:hAnsi="Calibri" w:eastAsia="Calibri" w:cs="Calibri"/>
-                <w:sz w:val="20"/>
-              </w:rPr>
-              <w:t>Expose /metrics ở cổng 9108</w:t>
-            </w:r>
-          </w:p>
-        </w:tc>
-      </w:tr>
-      <w:tr>
-        <w:tc>
-          <w:tcPr>
-            <w:tcW w:type="dxa" w:w="2376"/>
-            <w:tcMar>
-              <w:top w:w="80" w:type="dxa"/>
-              <w:start w:w="120" w:type="dxa"/>
-              <w:bottom w:w="80" w:type="dxa"/>
-              <w:end w:w="120" w:type="dxa"/>
-            </w:tcMar>
-            <w:vAlign w:val="center"/>
-          </w:tcPr>
-          <w:p>
-            <w:pPr>
-              <w:spacing w:after="0" w:line="264" w:lineRule="auto"/>
-            </w:pPr>
-            <w:r>
-              <w:rPr>
-                <w:rFonts w:ascii="Calibri" w:hAnsi="Calibri" w:eastAsia="Calibri" w:cs="Calibri"/>
-                <w:sz w:val="20"/>
-              </w:rPr>
-              <w:t>Prometheus/Grafana</w:t>
-            </w:r>
-          </w:p>
-        </w:tc>
-        <w:tc>
-          <w:tcPr>
-            <w:tcW w:type="dxa" w:w="3528"/>
-            <w:tcMar>
-              <w:top w:w="80" w:type="dxa"/>
-              <w:start w:w="120" w:type="dxa"/>
-              <w:bottom w:w="80" w:type="dxa"/>
-              <w:end w:w="120" w:type="dxa"/>
-            </w:tcMar>
-            <w:vAlign w:val="center"/>
-          </w:tcPr>
-          <w:p>
-            <w:pPr>
-              <w:spacing w:after="0" w:line="264" w:lineRule="auto"/>
-            </w:pPr>
-            <w:r>
-              <w:rPr>
-                <w:rFonts w:ascii="Calibri" w:hAnsi="Calibri" w:eastAsia="Calibri" w:cs="Calibri"/>
-                <w:sz w:val="20"/>
-              </w:rPr>
-              <w:t>Scrape, alert rule và dashboard</w:t>
-            </w:r>
-          </w:p>
-        </w:tc>
-        <w:tc>
-          <w:tcPr>
-            <w:tcW w:type="dxa" w:w="3456"/>
-            <w:tcMar>
-              <w:top w:w="80" w:type="dxa"/>
-              <w:start w:w="120" w:type="dxa"/>
-              <w:bottom w:w="80" w:type="dxa"/>
-              <w:end w:w="120" w:type="dxa"/>
-            </w:tcMar>
-            <w:vAlign w:val="center"/>
-          </w:tcPr>
-          <w:p>
-            <w:pPr>
-              <w:spacing w:after="0" w:line="264" w:lineRule="auto"/>
-            </w:pPr>
-            <w:r>
-              <w:rPr>
-                <w:rFonts w:ascii="Calibri" w:hAnsi="Calibri" w:eastAsia="Calibri" w:cs="Calibri"/>
-                <w:sz w:val="20"/>
-              </w:rPr>
-              <w:t>Provision tự động qua cấu hình repo</w:t>
+              <w:t>Đạt</w:t>
             </w:r>
           </w:p>
         </w:tc>
@@ -1607,1531 +3055,24 @@
     </w:tbl>
     <w:p>
       <w:pPr>
-        <w:spacing w:after="80"/>
+        <w:spacing w:before="0" w:after="80"/>
       </w:pPr>
     </w:p>
     <w:p>
-      <w:pPr>
-        <w:pStyle w:val="Heading2"/>
-      </w:pPr>
       <w:r>
-        <w:t>3.1 Quy trình triển khai</w:t>
+        <w:rPr>
+          <w:rFonts w:ascii="Calibri" w:hAnsi="Calibri"/>
+          <w:b w:val="0"/>
+          <w:i w:val="0"/>
+          <w:color w:val="000000"/>
+          <w:sz w:val="22"/>
+        </w:rPr>
+        <w:t>Test bao phủ rotation 5 phút, giới hạn trigger 60 giây, validation event, backfill, watermark, thứ tự DAG, staging trước publish, JDBC thay driver materialization và contract schema telemetry. Kết quả trên không được diễn giải thành bằng chứng runtime end-to-end; nghiệm thu full stack cần chạy producer, Kafka, Spark, HDFS, PostgreSQL, Airflow và quan sát metric thực tế.</w:t>
       </w:r>
     </w:p>
     <w:p>
-      <w:pPr>
-        <w:pStyle w:val="ListBullet"/>
-        <w:spacing w:after="80"/>
-        <w:ind/>
-      </w:pPr>
       <w:r>
-        <w:rPr>
-          <w:rFonts w:ascii="Calibri" w:hAnsi="Calibri" w:eastAsia="Calibri" w:cs="Calibri"/>
-        </w:rPr>
-        <w:t>Khởi động profile week6 với Airflow, Spark, Mock API, Prometheus và Grafana.</w:t>
-      </w:r>
-    </w:p>
-    <w:p>
-      <w:pPr>
-        <w:pStyle w:val="ListBullet"/>
-        <w:spacing w:after="80"/>
-        <w:ind/>
-      </w:pPr>
-      <w:r>
-        <w:rPr>
-          <w:rFonts w:ascii="Calibri" w:hAnsi="Calibri" w:eastAsia="Calibri" w:cs="Calibri"/>
-        </w:rPr>
-        <w:t>Trigger batch success với window ngày 20/07/2026 để có dữ liệu mẫu.</w:t>
-      </w:r>
-    </w:p>
-    <w:p>
-      <w:pPr>
-        <w:pStyle w:val="ListBullet"/>
-        <w:spacing w:after="80"/>
-        <w:ind/>
-      </w:pPr>
-      <w:r>
-        <w:rPr>
-          <w:rFonts w:ascii="Calibri" w:hAnsi="Calibri" w:eastAsia="Calibri" w:cs="Calibri"/>
-        </w:rPr>
-        <w:t>Chạy batch invalid_record để kiểm tra raw quality gate chặn đúng.</w:t>
-      </w:r>
-    </w:p>
-    <w:p>
-      <w:pPr>
-        <w:pStyle w:val="ListBullet"/>
-        <w:spacing w:after="80"/>
-        <w:ind/>
-      </w:pPr>
-      <w:r>
-        <w:rPr>
-          <w:rFonts w:ascii="Calibri" w:hAnsi="Calibri" w:eastAsia="Calibri" w:cs="Calibri"/>
-        </w:rPr>
-        <w:t>Chạy batch no-op để kiểm tra pipeline vẫn hoàn tất khi không có dữ liệu mới.</w:t>
-      </w:r>
-    </w:p>
-    <w:p>
-      <w:pPr>
-        <w:pStyle w:val="ListBullet"/>
-        <w:spacing w:after="80"/>
-        <w:ind/>
-      </w:pPr>
-      <w:r>
-        <w:rPr>
-          <w:rFonts w:ascii="Calibri" w:hAnsi="Calibri" w:eastAsia="Calibri" w:cs="Calibri"/>
-        </w:rPr>
-        <w:t>Kiểm tra Prometheus target, alert rule và Grafana provisioning.</w:t>
-      </w:r>
-    </w:p>
-    <w:p>
-      <w:pPr>
-        <w:pStyle w:val="Heading2"/>
-      </w:pPr>
-      <w:r>
-        <w:t>3.2 Quyết định kỹ thuật chính</w:t>
-      </w:r>
-    </w:p>
-    <w:tbl>
-      <w:tblPr>
-        <w:tblStyle w:val="TableGrid"/>
-        <w:tblW w:type="auto" w:w="0"/>
-        <w:jc w:val="left"/>
-        <w:tblLayout w:type="fixed"/>
-        <w:tblLook w:firstColumn="1" w:firstRow="1" w:lastColumn="0" w:lastRow="0" w:noHBand="0" w:noVBand="1" w:val="04A0"/>
-        <w:tblBorders>
-          <w:top w:val="single" w:sz="4" w:space="0" w:color="D7DBE2"/>
-          <w:left w:val="single" w:sz="4" w:space="0" w:color="D7DBE2"/>
-          <w:bottom w:val="single" w:sz="4" w:space="0" w:color="D7DBE2"/>
-          <w:right w:val="single" w:sz="4" w:space="0" w:color="D7DBE2"/>
-          <w:insideH w:val="single" w:sz="4" w:space="0" w:color="D7DBE2"/>
-          <w:insideV w:val="single" w:sz="4" w:space="0" w:color="D7DBE2"/>
-        </w:tblBorders>
-      </w:tblPr>
-      <w:tblGrid>
-        <w:gridCol w:w="3120"/>
-        <w:gridCol w:w="3120"/>
-        <w:gridCol w:w="3120"/>
-      </w:tblGrid>
-      <w:tr>
-        <w:trPr>
-          <w:tblHeader w:val="true"/>
-        </w:trPr>
-        <w:tc>
-          <w:tcPr>
-            <w:tcW w:type="dxa" w:w="2520"/>
-            <w:shd w:fill="F2F4F7"/>
-            <w:tcMar>
-              <w:top w:w="80" w:type="dxa"/>
-              <w:start w:w="120" w:type="dxa"/>
-              <w:bottom w:w="80" w:type="dxa"/>
-              <w:end w:w="120" w:type="dxa"/>
-            </w:tcMar>
-            <w:vAlign w:val="center"/>
-          </w:tcPr>
-          <w:p>
-            <w:pPr>
-              <w:spacing w:after="0"/>
-            </w:pPr>
-            <w:r>
-              <w:rPr>
-                <w:rFonts w:ascii="Calibri" w:hAnsi="Calibri" w:eastAsia="Calibri" w:cs="Calibri"/>
-                <w:b/>
-                <w:color w:val="0B2545"/>
-                <w:sz w:val="21"/>
-              </w:rPr>
-              <w:t>Quyết định</w:t>
-            </w:r>
-          </w:p>
-        </w:tc>
-        <w:tc>
-          <w:tcPr>
-            <w:tcW w:type="dxa" w:w="3384"/>
-            <w:shd w:fill="F2F4F7"/>
-            <w:tcMar>
-              <w:top w:w="80" w:type="dxa"/>
-              <w:start w:w="120" w:type="dxa"/>
-              <w:bottom w:w="80" w:type="dxa"/>
-              <w:end w:w="120" w:type="dxa"/>
-            </w:tcMar>
-            <w:vAlign w:val="center"/>
-          </w:tcPr>
-          <w:p>
-            <w:pPr>
-              <w:spacing w:after="0"/>
-            </w:pPr>
-            <w:r>
-              <w:rPr>
-                <w:rFonts w:ascii="Calibri" w:hAnsi="Calibri" w:eastAsia="Calibri" w:cs="Calibri"/>
-                <w:b/>
-                <w:color w:val="0B2545"/>
-                <w:sz w:val="21"/>
-              </w:rPr>
-              <w:t>Lý do</w:t>
-            </w:r>
-          </w:p>
-        </w:tc>
-        <w:tc>
-          <w:tcPr>
-            <w:tcW w:type="dxa" w:w="3456"/>
-            <w:shd w:fill="F2F4F7"/>
-            <w:tcMar>
-              <w:top w:w="80" w:type="dxa"/>
-              <w:start w:w="120" w:type="dxa"/>
-              <w:bottom w:w="80" w:type="dxa"/>
-              <w:end w:w="120" w:type="dxa"/>
-            </w:tcMar>
-            <w:vAlign w:val="center"/>
-          </w:tcPr>
-          <w:p>
-            <w:pPr>
-              <w:spacing w:after="0"/>
-            </w:pPr>
-            <w:r>
-              <w:rPr>
-                <w:rFonts w:ascii="Calibri" w:hAnsi="Calibri" w:eastAsia="Calibri" w:cs="Calibri"/>
-                <w:b/>
-                <w:color w:val="0B2545"/>
-                <w:sz w:val="21"/>
-              </w:rPr>
-              <w:t>Tác động</w:t>
-            </w:r>
-          </w:p>
-        </w:tc>
-      </w:tr>
-      <w:tr>
-        <w:tc>
-          <w:tcPr>
-            <w:tcW w:type="dxa" w:w="2520"/>
-            <w:tcMar>
-              <w:top w:w="80" w:type="dxa"/>
-              <w:start w:w="120" w:type="dxa"/>
-              <w:bottom w:w="80" w:type="dxa"/>
-              <w:end w:w="120" w:type="dxa"/>
-            </w:tcMar>
-            <w:vAlign w:val="center"/>
-          </w:tcPr>
-          <w:p>
-            <w:pPr>
-              <w:spacing w:after="0" w:line="264" w:lineRule="auto"/>
-            </w:pPr>
-            <w:r>
-              <w:rPr>
-                <w:rFonts w:ascii="Calibri" w:hAnsi="Calibri" w:eastAsia="Calibri" w:cs="Calibri"/>
-                <w:sz w:val="20"/>
-              </w:rPr>
-              <w:t>Cửa sổ incremental nửa mở</w:t>
-            </w:r>
-          </w:p>
-        </w:tc>
-        <w:tc>
-          <w:tcPr>
-            <w:tcW w:type="dxa" w:w="3384"/>
-            <w:tcMar>
-              <w:top w:w="80" w:type="dxa"/>
-              <w:start w:w="120" w:type="dxa"/>
-              <w:bottom w:w="80" w:type="dxa"/>
-              <w:end w:w="120" w:type="dxa"/>
-            </w:tcMar>
-            <w:vAlign w:val="center"/>
-          </w:tcPr>
-          <w:p>
-            <w:pPr>
-              <w:spacing w:after="0" w:line="264" w:lineRule="auto"/>
-            </w:pPr>
-            <w:r>
-              <w:rPr>
-                <w:rFonts w:ascii="Calibri" w:hAnsi="Calibri" w:eastAsia="Calibri" w:cs="Calibri"/>
-                <w:sz w:val="20"/>
-              </w:rPr>
-              <w:t>Tránh trùng hoặc mất record ở ranh giới thời gian</w:t>
-            </w:r>
-          </w:p>
-        </w:tc>
-        <w:tc>
-          <w:tcPr>
-            <w:tcW w:type="dxa" w:w="3456"/>
-            <w:tcMar>
-              <w:top w:w="80" w:type="dxa"/>
-              <w:start w:w="120" w:type="dxa"/>
-              <w:bottom w:w="80" w:type="dxa"/>
-              <w:end w:w="120" w:type="dxa"/>
-            </w:tcMar>
-            <w:vAlign w:val="center"/>
-          </w:tcPr>
-          <w:p>
-            <w:pPr>
-              <w:spacing w:after="0" w:line="264" w:lineRule="auto"/>
-            </w:pPr>
-            <w:r>
-              <w:rPr>
-                <w:rFonts w:ascii="Calibri" w:hAnsi="Calibri" w:eastAsia="Calibri" w:cs="Calibri"/>
-                <w:sz w:val="20"/>
-              </w:rPr>
-              <w:t>An toàn hơn khi chạy định kỳ</w:t>
-            </w:r>
-          </w:p>
-        </w:tc>
-      </w:tr>
-      <w:tr>
-        <w:tc>
-          <w:tcPr>
-            <w:tcW w:type="dxa" w:w="2520"/>
-            <w:tcMar>
-              <w:top w:w="80" w:type="dxa"/>
-              <w:start w:w="120" w:type="dxa"/>
-              <w:bottom w:w="80" w:type="dxa"/>
-              <w:end w:w="120" w:type="dxa"/>
-            </w:tcMar>
-            <w:vAlign w:val="center"/>
-          </w:tcPr>
-          <w:p>
-            <w:pPr>
-              <w:spacing w:after="0" w:line="264" w:lineRule="auto"/>
-            </w:pPr>
-            <w:r>
-              <w:rPr>
-                <w:rFonts w:ascii="Calibri" w:hAnsi="Calibri" w:eastAsia="Calibri" w:cs="Calibri"/>
-                <w:sz w:val="20"/>
-              </w:rPr>
-              <w:t>Quality gate retries=0</w:t>
-            </w:r>
-          </w:p>
-        </w:tc>
-        <w:tc>
-          <w:tcPr>
-            <w:tcW w:type="dxa" w:w="3384"/>
-            <w:tcMar>
-              <w:top w:w="80" w:type="dxa"/>
-              <w:start w:w="120" w:type="dxa"/>
-              <w:bottom w:w="80" w:type="dxa"/>
-              <w:end w:w="120" w:type="dxa"/>
-            </w:tcMar>
-            <w:vAlign w:val="center"/>
-          </w:tcPr>
-          <w:p>
-            <w:pPr>
-              <w:spacing w:after="0" w:line="264" w:lineRule="auto"/>
-            </w:pPr>
-            <w:r>
-              <w:rPr>
-                <w:rFonts w:ascii="Calibri" w:hAnsi="Calibri" w:eastAsia="Calibri" w:cs="Calibri"/>
-                <w:sz w:val="20"/>
-              </w:rPr>
-              <w:t>Lỗi dữ liệu có tính xác định</w:t>
-            </w:r>
-          </w:p>
-        </w:tc>
-        <w:tc>
-          <w:tcPr>
-            <w:tcW w:type="dxa" w:w="3456"/>
-            <w:tcMar>
-              <w:top w:w="80" w:type="dxa"/>
-              <w:start w:w="120" w:type="dxa"/>
-              <w:bottom w:w="80" w:type="dxa"/>
-              <w:end w:w="120" w:type="dxa"/>
-            </w:tcMar>
-            <w:vAlign w:val="center"/>
-          </w:tcPr>
-          <w:p>
-            <w:pPr>
-              <w:spacing w:after="0" w:line="264" w:lineRule="auto"/>
-            </w:pPr>
-            <w:r>
-              <w:rPr>
-                <w:rFonts w:ascii="Calibri" w:hAnsi="Calibri" w:eastAsia="Calibri" w:cs="Calibri"/>
-                <w:sz w:val="20"/>
-              </w:rPr>
-              <w:t>Không tốn thời gian retry vô ích</w:t>
-            </w:r>
-          </w:p>
-        </w:tc>
-      </w:tr>
-      <w:tr>
-        <w:tc>
-          <w:tcPr>
-            <w:tcW w:type="dxa" w:w="2520"/>
-            <w:tcMar>
-              <w:top w:w="80" w:type="dxa"/>
-              <w:start w:w="120" w:type="dxa"/>
-              <w:bottom w:w="80" w:type="dxa"/>
-              <w:end w:w="120" w:type="dxa"/>
-            </w:tcMar>
-            <w:vAlign w:val="center"/>
-          </w:tcPr>
-          <w:p>
-            <w:pPr>
-              <w:spacing w:after="0" w:line="264" w:lineRule="auto"/>
-            </w:pPr>
-            <w:r>
-              <w:rPr>
-                <w:rFonts w:ascii="Calibri" w:hAnsi="Calibri" w:eastAsia="Calibri" w:cs="Calibri"/>
-                <w:sz w:val="20"/>
-              </w:rPr>
-              <w:t>Exporter độc lập với pipeline</w:t>
-            </w:r>
-          </w:p>
-        </w:tc>
-        <w:tc>
-          <w:tcPr>
-            <w:tcW w:type="dxa" w:w="3384"/>
-            <w:tcMar>
-              <w:top w:w="80" w:type="dxa"/>
-              <w:start w:w="120" w:type="dxa"/>
-              <w:bottom w:w="80" w:type="dxa"/>
-              <w:end w:w="120" w:type="dxa"/>
-            </w:tcMar>
-            <w:vAlign w:val="center"/>
-          </w:tcPr>
-          <w:p>
-            <w:pPr>
-              <w:spacing w:after="0" w:line="264" w:lineRule="auto"/>
-            </w:pPr>
-            <w:r>
-              <w:rPr>
-                <w:rFonts w:ascii="Calibri" w:hAnsi="Calibri" w:eastAsia="Calibri" w:cs="Calibri"/>
-                <w:sz w:val="20"/>
-              </w:rPr>
-              <w:t>Monitoring không nằm trong critical path</w:t>
-            </w:r>
-          </w:p>
-        </w:tc>
-        <w:tc>
-          <w:tcPr>
-            <w:tcW w:type="dxa" w:w="3456"/>
-            <w:tcMar>
-              <w:top w:w="80" w:type="dxa"/>
-              <w:start w:w="120" w:type="dxa"/>
-              <w:bottom w:w="80" w:type="dxa"/>
-              <w:end w:w="120" w:type="dxa"/>
-            </w:tcMar>
-            <w:vAlign w:val="center"/>
-          </w:tcPr>
-          <w:p>
-            <w:pPr>
-              <w:spacing w:after="0" w:line="264" w:lineRule="auto"/>
-            </w:pPr>
-            <w:r>
-              <w:rPr>
-                <w:rFonts w:ascii="Calibri" w:hAnsi="Calibri" w:eastAsia="Calibri" w:cs="Calibri"/>
-                <w:sz w:val="20"/>
-              </w:rPr>
-              <w:t>Lỗi exporter không phá batch ingestion</w:t>
-            </w:r>
-          </w:p>
-        </w:tc>
-      </w:tr>
-      <w:tr>
-        <w:tc>
-          <w:tcPr>
-            <w:tcW w:type="dxa" w:w="2520"/>
-            <w:tcMar>
-              <w:top w:w="80" w:type="dxa"/>
-              <w:start w:w="120" w:type="dxa"/>
-              <w:bottom w:w="80" w:type="dxa"/>
-              <w:end w:w="120" w:type="dxa"/>
-            </w:tcMar>
-            <w:vAlign w:val="center"/>
-          </w:tcPr>
-          <w:p>
-            <w:pPr>
-              <w:spacing w:after="0" w:line="264" w:lineRule="auto"/>
-            </w:pPr>
-            <w:r>
-              <w:rPr>
-                <w:rFonts w:ascii="Calibri" w:hAnsi="Calibri" w:eastAsia="Calibri" w:cs="Calibri"/>
-                <w:sz w:val="20"/>
-              </w:rPr>
-              <w:t>No-op vẫn ghi audit</w:t>
-            </w:r>
-          </w:p>
-        </w:tc>
-        <w:tc>
-          <w:tcPr>
-            <w:tcW w:type="dxa" w:w="3384"/>
-            <w:tcMar>
-              <w:top w:w="80" w:type="dxa"/>
-              <w:start w:w="120" w:type="dxa"/>
-              <w:bottom w:w="80" w:type="dxa"/>
-              <w:end w:w="120" w:type="dxa"/>
-            </w:tcMar>
-            <w:vAlign w:val="center"/>
-          </w:tcPr>
-          <w:p>
-            <w:pPr>
-              <w:spacing w:after="0" w:line="264" w:lineRule="auto"/>
-            </w:pPr>
-            <w:r>
-              <w:rPr>
-                <w:rFonts w:ascii="Calibri" w:hAnsi="Calibri" w:eastAsia="Calibri" w:cs="Calibri"/>
-                <w:sz w:val="20"/>
-              </w:rPr>
-              <w:t>Cần bằng chứng vận hành dù không có record mới</w:t>
-            </w:r>
-          </w:p>
-        </w:tc>
-        <w:tc>
-          <w:tcPr>
-            <w:tcW w:type="dxa" w:w="3456"/>
-            <w:tcMar>
-              <w:top w:w="80" w:type="dxa"/>
-              <w:start w:w="120" w:type="dxa"/>
-              <w:bottom w:w="80" w:type="dxa"/>
-              <w:end w:w="120" w:type="dxa"/>
-            </w:tcMar>
-            <w:vAlign w:val="center"/>
-          </w:tcPr>
-          <w:p>
-            <w:pPr>
-              <w:spacing w:after="0" w:line="264" w:lineRule="auto"/>
-            </w:pPr>
-            <w:r>
-              <w:rPr>
-                <w:rFonts w:ascii="Calibri" w:hAnsi="Calibri" w:eastAsia="Calibri" w:cs="Calibri"/>
-                <w:sz w:val="20"/>
-              </w:rPr>
-              <w:t>Dashboard phản ánh trạng thái pipeline mới nhất</w:t>
-            </w:r>
-          </w:p>
-        </w:tc>
-      </w:tr>
-    </w:tbl>
-    <w:p>
-      <w:pPr>
-        <w:spacing w:after="80"/>
-      </w:pPr>
-    </w:p>
-    <w:p>
-      <w:pPr>
-        <w:pStyle w:val="Heading1"/>
-      </w:pPr>
-      <w:r>
-        <w:t>4. Kết quả kiểm thử và nghiệm thu</w:t>
-      </w:r>
-    </w:p>
-    <w:p>
-      <w:pPr>
-        <w:spacing w:after="120" w:line="264" w:lineRule="auto"/>
-      </w:pPr>
-      <w:r>
-        <w:rPr>
-          <w:rFonts w:ascii="Calibri" w:hAnsi="Calibri" w:eastAsia="Calibri" w:cs="Calibri"/>
-          <w:i w:val="0"/>
-        </w:rPr>
-        <w:t>Nghiệm thu tuần 6 bao gồm test tự động, kiểm tra cấu hình Prometheus/Grafana và ba nhánh chạy tích hợp quan trọng.</w:t>
-      </w:r>
-    </w:p>
-    <w:tbl>
-      <w:tblPr>
-        <w:tblStyle w:val="TableGrid"/>
-        <w:tblW w:type="auto" w:w="0"/>
-        <w:jc w:val="left"/>
-        <w:tblLayout w:type="fixed"/>
-        <w:tblLook w:firstColumn="1" w:firstRow="1" w:lastColumn="0" w:lastRow="0" w:noHBand="0" w:noVBand="1" w:val="04A0"/>
-        <w:tblBorders>
-          <w:top w:val="single" w:sz="4" w:space="0" w:color="D7DBE2"/>
-          <w:left w:val="single" w:sz="4" w:space="0" w:color="D7DBE2"/>
-          <w:bottom w:val="single" w:sz="4" w:space="0" w:color="D7DBE2"/>
-          <w:right w:val="single" w:sz="4" w:space="0" w:color="D7DBE2"/>
-          <w:insideH w:val="single" w:sz="4" w:space="0" w:color="D7DBE2"/>
-          <w:insideV w:val="single" w:sz="4" w:space="0" w:color="D7DBE2"/>
-        </w:tblBorders>
-      </w:tblPr>
-      <w:tblGrid>
-        <w:gridCol w:w="3120"/>
-        <w:gridCol w:w="3120"/>
-        <w:gridCol w:w="3120"/>
-      </w:tblGrid>
-      <w:tr>
-        <w:trPr>
-          <w:tblHeader w:val="true"/>
-        </w:trPr>
-        <w:tc>
-          <w:tcPr>
-            <w:tcW w:type="dxa" w:w="2951"/>
-            <w:shd w:fill="F2F4F7"/>
-            <w:tcMar>
-              <w:top w:w="80" w:type="dxa"/>
-              <w:start w:w="120" w:type="dxa"/>
-              <w:bottom w:w="80" w:type="dxa"/>
-              <w:end w:w="120" w:type="dxa"/>
-            </w:tcMar>
-            <w:vAlign w:val="center"/>
-          </w:tcPr>
-          <w:p>
-            <w:pPr>
-              <w:spacing w:after="0"/>
-            </w:pPr>
-            <w:r>
-              <w:rPr>
-                <w:rFonts w:ascii="Calibri" w:hAnsi="Calibri" w:eastAsia="Calibri" w:cs="Calibri"/>
-                <w:b/>
-                <w:color w:val="0B2545"/>
-                <w:sz w:val="21"/>
-              </w:rPr>
-              <w:t>Nhóm kiểm tra</w:t>
-            </w:r>
-          </w:p>
-        </w:tc>
-        <w:tc>
-          <w:tcPr>
-            <w:tcW w:type="dxa" w:w="2088"/>
-            <w:shd w:fill="F2F4F7"/>
-            <w:tcMar>
-              <w:top w:w="80" w:type="dxa"/>
-              <w:start w:w="120" w:type="dxa"/>
-              <w:bottom w:w="80" w:type="dxa"/>
-              <w:end w:w="120" w:type="dxa"/>
-            </w:tcMar>
-            <w:vAlign w:val="center"/>
-          </w:tcPr>
-          <w:p>
-            <w:pPr>
-              <w:spacing w:after="0"/>
-            </w:pPr>
-            <w:r>
-              <w:rPr>
-                <w:rFonts w:ascii="Calibri" w:hAnsi="Calibri" w:eastAsia="Calibri" w:cs="Calibri"/>
-                <w:b/>
-                <w:color w:val="0B2545"/>
-                <w:sz w:val="21"/>
-              </w:rPr>
-              <w:t>Kết quả</w:t>
-            </w:r>
-          </w:p>
-        </w:tc>
-        <w:tc>
-          <w:tcPr>
-            <w:tcW w:type="dxa" w:w="4320"/>
-            <w:shd w:fill="F2F4F7"/>
-            <w:tcMar>
-              <w:top w:w="80" w:type="dxa"/>
-              <w:start w:w="120" w:type="dxa"/>
-              <w:bottom w:w="80" w:type="dxa"/>
-              <w:end w:w="120" w:type="dxa"/>
-            </w:tcMar>
-            <w:vAlign w:val="center"/>
-          </w:tcPr>
-          <w:p>
-            <w:pPr>
-              <w:spacing w:after="0"/>
-            </w:pPr>
-            <w:r>
-              <w:rPr>
-                <w:rFonts w:ascii="Calibri" w:hAnsi="Calibri" w:eastAsia="Calibri" w:cs="Calibri"/>
-                <w:b/>
-                <w:color w:val="0B2545"/>
-                <w:sz w:val="21"/>
-              </w:rPr>
-              <w:t>Bằng chứng/ghi chú</w:t>
-            </w:r>
-          </w:p>
-        </w:tc>
-      </w:tr>
-      <w:tr>
-        <w:tc>
-          <w:tcPr>
-            <w:tcW w:type="dxa" w:w="2951"/>
-            <w:tcMar>
-              <w:top w:w="80" w:type="dxa"/>
-              <w:start w:w="120" w:type="dxa"/>
-              <w:bottom w:w="80" w:type="dxa"/>
-              <w:end w:w="120" w:type="dxa"/>
-            </w:tcMar>
-            <w:vAlign w:val="center"/>
-          </w:tcPr>
-          <w:p>
-            <w:pPr>
-              <w:spacing w:after="0" w:line="264" w:lineRule="auto"/>
-            </w:pPr>
-            <w:r>
-              <w:rPr>
-                <w:rFonts w:ascii="Calibri" w:hAnsi="Calibri" w:eastAsia="Calibri" w:cs="Calibri"/>
-                <w:sz w:val="20"/>
-              </w:rPr>
-              <w:t>Unit/contract tests</w:t>
-            </w:r>
-          </w:p>
-        </w:tc>
-        <w:tc>
-          <w:tcPr>
-            <w:tcW w:type="dxa" w:w="2088"/>
-            <w:tcMar>
-              <w:top w:w="80" w:type="dxa"/>
-              <w:start w:w="120" w:type="dxa"/>
-              <w:bottom w:w="80" w:type="dxa"/>
-              <w:end w:w="120" w:type="dxa"/>
-            </w:tcMar>
-            <w:vAlign w:val="center"/>
-          </w:tcPr>
-          <w:p>
-            <w:pPr>
-              <w:spacing w:after="0" w:line="264" w:lineRule="auto"/>
-            </w:pPr>
-            <w:r>
-              <w:rPr>
-                <w:rFonts w:ascii="Calibri" w:hAnsi="Calibri" w:eastAsia="Calibri" w:cs="Calibri"/>
-                <w:sz w:val="20"/>
-              </w:rPr>
-              <w:t>34/34 đạt</w:t>
-            </w:r>
-          </w:p>
-        </w:tc>
-        <w:tc>
-          <w:tcPr>
-            <w:tcW w:type="dxa" w:w="4320"/>
-            <w:tcMar>
-              <w:top w:w="80" w:type="dxa"/>
-              <w:start w:w="120" w:type="dxa"/>
-              <w:bottom w:w="80" w:type="dxa"/>
-              <w:end w:w="120" w:type="dxa"/>
-            </w:tcMar>
-            <w:vAlign w:val="center"/>
-          </w:tcPr>
-          <w:p>
-            <w:pPr>
-              <w:spacing w:after="0" w:line="264" w:lineRule="auto"/>
-            </w:pPr>
-            <w:r>
-              <w:rPr>
-                <w:rFonts w:ascii="Calibri" w:hAnsi="Calibri" w:eastAsia="Calibri" w:cs="Calibri"/>
-                <w:sz w:val="20"/>
-              </w:rPr>
-              <w:t>Bao gồm tuần 5, Mock API và tuần 6</w:t>
-            </w:r>
-          </w:p>
-        </w:tc>
-      </w:tr>
-      <w:tr>
-        <w:tc>
-          <w:tcPr>
-            <w:tcW w:type="dxa" w:w="2951"/>
-            <w:tcMar>
-              <w:top w:w="80" w:type="dxa"/>
-              <w:start w:w="120" w:type="dxa"/>
-              <w:bottom w:w="80" w:type="dxa"/>
-              <w:end w:w="120" w:type="dxa"/>
-            </w:tcMar>
-            <w:vAlign w:val="center"/>
-          </w:tcPr>
-          <w:p>
-            <w:pPr>
-              <w:spacing w:after="0" w:line="264" w:lineRule="auto"/>
-            </w:pPr>
-            <w:r>
-              <w:rPr>
-                <w:rFonts w:ascii="Calibri" w:hAnsi="Calibri" w:eastAsia="Calibri" w:cs="Calibri"/>
-                <w:sz w:val="20"/>
-              </w:rPr>
-              <w:t>Batch success</w:t>
-            </w:r>
-          </w:p>
-        </w:tc>
-        <w:tc>
-          <w:tcPr>
-            <w:tcW w:type="dxa" w:w="2088"/>
-            <w:tcMar>
-              <w:top w:w="80" w:type="dxa"/>
-              <w:start w:w="120" w:type="dxa"/>
-              <w:bottom w:w="80" w:type="dxa"/>
-              <w:end w:w="120" w:type="dxa"/>
-            </w:tcMar>
-            <w:vAlign w:val="center"/>
-          </w:tcPr>
-          <w:p>
-            <w:pPr>
-              <w:spacing w:after="0" w:line="264" w:lineRule="auto"/>
-            </w:pPr>
-            <w:r>
-              <w:rPr>
-                <w:rFonts w:ascii="Calibri" w:hAnsi="Calibri" w:eastAsia="Calibri" w:cs="Calibri"/>
-                <w:sz w:val="20"/>
-              </w:rPr>
-              <w:t>250 raw, 250 accepted, 0 rejected, 112.650 curated</w:t>
-            </w:r>
-          </w:p>
-        </w:tc>
-        <w:tc>
-          <w:tcPr>
-            <w:tcW w:type="dxa" w:w="4320"/>
-            <w:tcMar>
-              <w:top w:w="80" w:type="dxa"/>
-              <w:start w:w="120" w:type="dxa"/>
-              <w:bottom w:w="80" w:type="dxa"/>
-              <w:end w:w="120" w:type="dxa"/>
-            </w:tcMar>
-            <w:vAlign w:val="center"/>
-          </w:tcPr>
-          <w:p>
-            <w:pPr>
-              <w:spacing w:after="0" w:line="264" w:lineRule="auto"/>
-            </w:pPr>
-            <w:r>
-              <w:rPr>
-                <w:rFonts w:ascii="Calibri" w:hAnsi="Calibri" w:eastAsia="Calibri" w:cs="Calibri"/>
-                <w:sz w:val="20"/>
-              </w:rPr>
-              <w:t>10/10 quality check đạt</w:t>
-            </w:r>
-          </w:p>
-        </w:tc>
-      </w:tr>
-      <w:tr>
-        <w:tc>
-          <w:tcPr>
-            <w:tcW w:type="dxa" w:w="2951"/>
-            <w:tcMar>
-              <w:top w:w="80" w:type="dxa"/>
-              <w:start w:w="120" w:type="dxa"/>
-              <w:bottom w:w="80" w:type="dxa"/>
-              <w:end w:w="120" w:type="dxa"/>
-            </w:tcMar>
-            <w:vAlign w:val="center"/>
-          </w:tcPr>
-          <w:p>
-            <w:pPr>
-              <w:spacing w:after="0" w:line="264" w:lineRule="auto"/>
-            </w:pPr>
-            <w:r>
-              <w:rPr>
-                <w:rFonts w:ascii="Calibri" w:hAnsi="Calibri" w:eastAsia="Calibri" w:cs="Calibri"/>
-                <w:sz w:val="20"/>
-              </w:rPr>
-              <w:t>Batch invalid</w:t>
-            </w:r>
-          </w:p>
-        </w:tc>
-        <w:tc>
-          <w:tcPr>
-            <w:tcW w:type="dxa" w:w="2088"/>
-            <w:tcMar>
-              <w:top w:w="80" w:type="dxa"/>
-              <w:start w:w="120" w:type="dxa"/>
-              <w:bottom w:w="80" w:type="dxa"/>
-              <w:end w:w="120" w:type="dxa"/>
-            </w:tcMar>
-            <w:vAlign w:val="center"/>
-          </w:tcPr>
-          <w:p>
-            <w:pPr>
-              <w:spacing w:after="0" w:line="264" w:lineRule="auto"/>
-            </w:pPr>
-            <w:r>
-              <w:rPr>
-                <w:rFonts w:ascii="Calibri" w:hAnsi="Calibri" w:eastAsia="Calibri" w:cs="Calibri"/>
-                <w:sz w:val="20"/>
-              </w:rPr>
-              <w:t>249 accepted, 1 rejected</w:t>
-            </w:r>
-          </w:p>
-        </w:tc>
-        <w:tc>
-          <w:tcPr>
-            <w:tcW w:type="dxa" w:w="4320"/>
-            <w:tcMar>
-              <w:top w:w="80" w:type="dxa"/>
-              <w:start w:w="120" w:type="dxa"/>
-              <w:bottom w:w="80" w:type="dxa"/>
-              <w:end w:w="120" w:type="dxa"/>
-            </w:tcMar>
-            <w:vAlign w:val="center"/>
-          </w:tcPr>
-          <w:p>
-            <w:pPr>
-              <w:spacing w:after="0" w:line="264" w:lineRule="auto"/>
-            </w:pPr>
-            <w:r>
-              <w:rPr>
-                <w:rFonts w:ascii="Calibri" w:hAnsi="Calibri" w:eastAsia="Calibri" w:cs="Calibri"/>
-                <w:sz w:val="20"/>
-              </w:rPr>
-              <w:t>DQ04 chặn pipeline trước Spark do invalid rate 0,004 &gt; 0</w:t>
-            </w:r>
-          </w:p>
-        </w:tc>
-      </w:tr>
-      <w:tr>
-        <w:tc>
-          <w:tcPr>
-            <w:tcW w:type="dxa" w:w="2951"/>
-            <w:tcMar>
-              <w:top w:w="80" w:type="dxa"/>
-              <w:start w:w="120" w:type="dxa"/>
-              <w:bottom w:w="80" w:type="dxa"/>
-              <w:end w:w="120" w:type="dxa"/>
-            </w:tcMar>
-            <w:vAlign w:val="center"/>
-          </w:tcPr>
-          <w:p>
-            <w:pPr>
-              <w:spacing w:after="0" w:line="264" w:lineRule="auto"/>
-            </w:pPr>
-            <w:r>
-              <w:rPr>
-                <w:rFonts w:ascii="Calibri" w:hAnsi="Calibri" w:eastAsia="Calibri" w:cs="Calibri"/>
-                <w:sz w:val="20"/>
-              </w:rPr>
-              <w:t>Batch no-op</w:t>
-            </w:r>
-          </w:p>
-        </w:tc>
-        <w:tc>
-          <w:tcPr>
-            <w:tcW w:type="dxa" w:w="2088"/>
-            <w:tcMar>
-              <w:top w:w="80" w:type="dxa"/>
-              <w:start w:w="120" w:type="dxa"/>
-              <w:bottom w:w="80" w:type="dxa"/>
-              <w:end w:w="120" w:type="dxa"/>
-            </w:tcMar>
-            <w:vAlign w:val="center"/>
-          </w:tcPr>
-          <w:p>
-            <w:pPr>
-              <w:spacing w:after="0" w:line="264" w:lineRule="auto"/>
-            </w:pPr>
-            <w:r>
-              <w:rPr>
-                <w:rFonts w:ascii="Calibri" w:hAnsi="Calibri" w:eastAsia="Calibri" w:cs="Calibri"/>
-                <w:sz w:val="20"/>
-              </w:rPr>
-              <w:t>0 raw mới, 112.650 curated giữ nguyên</w:t>
-            </w:r>
-          </w:p>
-        </w:tc>
-        <w:tc>
-          <w:tcPr>
-            <w:tcW w:type="dxa" w:w="4320"/>
-            <w:tcMar>
-              <w:top w:w="80" w:type="dxa"/>
-              <w:start w:w="120" w:type="dxa"/>
-              <w:bottom w:w="80" w:type="dxa"/>
-              <w:end w:w="120" w:type="dxa"/>
-            </w:tcMar>
-            <w:vAlign w:val="center"/>
-          </w:tcPr>
-          <w:p>
-            <w:pPr>
-              <w:spacing w:after="0" w:line="264" w:lineRule="auto"/>
-            </w:pPr>
-            <w:r>
-              <w:rPr>
-                <w:rFonts w:ascii="Calibri" w:hAnsi="Calibri" w:eastAsia="Calibri" w:cs="Calibri"/>
-                <w:sz w:val="20"/>
-              </w:rPr>
-              <w:t>Pipeline hoàn tất và last-run failure trở lại inactive</w:t>
-            </w:r>
-          </w:p>
-        </w:tc>
-      </w:tr>
-      <w:tr>
-        <w:tc>
-          <w:tcPr>
-            <w:tcW w:type="dxa" w:w="2951"/>
-            <w:tcMar>
-              <w:top w:w="80" w:type="dxa"/>
-              <w:start w:w="120" w:type="dxa"/>
-              <w:bottom w:w="80" w:type="dxa"/>
-              <w:end w:w="120" w:type="dxa"/>
-            </w:tcMar>
-            <w:vAlign w:val="center"/>
-          </w:tcPr>
-          <w:p>
-            <w:pPr>
-              <w:spacing w:after="0" w:line="264" w:lineRule="auto"/>
-            </w:pPr>
-            <w:r>
-              <w:rPr>
-                <w:rFonts w:ascii="Calibri" w:hAnsi="Calibri" w:eastAsia="Calibri" w:cs="Calibri"/>
-                <w:sz w:val="20"/>
-              </w:rPr>
-              <w:t>Monitoring</w:t>
-            </w:r>
-          </w:p>
-        </w:tc>
-        <w:tc>
-          <w:tcPr>
-            <w:tcW w:type="dxa" w:w="2088"/>
-            <w:tcMar>
-              <w:top w:w="80" w:type="dxa"/>
-              <w:start w:w="120" w:type="dxa"/>
-              <w:bottom w:w="80" w:type="dxa"/>
-              <w:end w:w="120" w:type="dxa"/>
-            </w:tcMar>
-            <w:vAlign w:val="center"/>
-          </w:tcPr>
-          <w:p>
-            <w:pPr>
-              <w:spacing w:after="0" w:line="264" w:lineRule="auto"/>
-            </w:pPr>
-            <w:r>
-              <w:rPr>
-                <w:rFonts w:ascii="Calibri" w:hAnsi="Calibri" w:eastAsia="Calibri" w:cs="Calibri"/>
-                <w:sz w:val="20"/>
-              </w:rPr>
-              <w:t>4/4 target up, 6/6 alert rule nạp</w:t>
-            </w:r>
-          </w:p>
-        </w:tc>
-        <w:tc>
-          <w:tcPr>
-            <w:tcW w:type="dxa" w:w="4320"/>
-            <w:tcMar>
-              <w:top w:w="80" w:type="dxa"/>
-              <w:start w:w="120" w:type="dxa"/>
-              <w:bottom w:w="80" w:type="dxa"/>
-              <w:end w:w="120" w:type="dxa"/>
-            </w:tcMar>
-            <w:vAlign w:val="center"/>
-          </w:tcPr>
-          <w:p>
-            <w:pPr>
-              <w:spacing w:after="0" w:line="264" w:lineRule="auto"/>
-            </w:pPr>
-            <w:r>
-              <w:rPr>
-                <w:rFonts w:ascii="Calibri" w:hAnsi="Calibri" w:eastAsia="Calibri" w:cs="Calibri"/>
-                <w:sz w:val="20"/>
-              </w:rPr>
-              <w:t>Grafana data source và dashboard được provision</w:t>
-            </w:r>
-          </w:p>
-        </w:tc>
-      </w:tr>
-    </w:tbl>
-    <w:p>
-      <w:pPr>
-        <w:spacing w:after="80"/>
-      </w:pPr>
-    </w:p>
-    <w:p>
-      <w:pPr>
-        <w:pStyle w:val="Heading1"/>
-      </w:pPr>
-      <w:r>
-        <w:t>5. Đánh giá chất lượng, rủi ro và giới hạn</w:t>
-      </w:r>
-    </w:p>
-    <w:p>
-      <w:pPr>
-        <w:spacing w:after="120" w:line="264" w:lineRule="auto"/>
-      </w:pPr>
-      <w:r>
-        <w:rPr>
-          <w:rFonts w:ascii="Calibri" w:hAnsi="Calibri" w:eastAsia="Calibri" w:cs="Calibri"/>
-          <w:i w:val="0"/>
-        </w:rPr>
-        <w:t>Tuần 6 đã có kiểm soát vận hành rõ hơn, nhưng vẫn cần hardening trước khi dùng production thật.</w:t>
-      </w:r>
-    </w:p>
-    <w:tbl>
-      <w:tblPr>
-        <w:tblStyle w:val="TableGrid"/>
-        <w:tblW w:type="auto" w:w="0"/>
-        <w:jc w:val="left"/>
-        <w:tblLayout w:type="fixed"/>
-        <w:tblLook w:firstColumn="1" w:firstRow="1" w:lastColumn="0" w:lastRow="0" w:noHBand="0" w:noVBand="1" w:val="04A0"/>
-        <w:tblBorders>
-          <w:top w:val="single" w:sz="4" w:space="0" w:color="D7DBE2"/>
-          <w:left w:val="single" w:sz="4" w:space="0" w:color="D7DBE2"/>
-          <w:bottom w:val="single" w:sz="4" w:space="0" w:color="D7DBE2"/>
-          <w:right w:val="single" w:sz="4" w:space="0" w:color="D7DBE2"/>
-          <w:insideH w:val="single" w:sz="4" w:space="0" w:color="D7DBE2"/>
-          <w:insideV w:val="single" w:sz="4" w:space="0" w:color="D7DBE2"/>
-        </w:tblBorders>
-      </w:tblPr>
-      <w:tblGrid>
-        <w:gridCol w:w="3120"/>
-        <w:gridCol w:w="3120"/>
-        <w:gridCol w:w="3120"/>
-      </w:tblGrid>
-      <w:tr>
-        <w:trPr>
-          <w:tblHeader w:val="true"/>
-        </w:trPr>
-        <w:tc>
-          <w:tcPr>
-            <w:tcW w:type="dxa" w:w="2951"/>
-            <w:shd w:fill="F2F4F7"/>
-            <w:tcMar>
-              <w:top w:w="80" w:type="dxa"/>
-              <w:start w:w="120" w:type="dxa"/>
-              <w:bottom w:w="80" w:type="dxa"/>
-              <w:end w:w="120" w:type="dxa"/>
-            </w:tcMar>
-            <w:vAlign w:val="center"/>
-          </w:tcPr>
-          <w:p>
-            <w:pPr>
-              <w:spacing w:after="0"/>
-            </w:pPr>
-            <w:r>
-              <w:rPr>
-                <w:rFonts w:ascii="Calibri" w:hAnsi="Calibri" w:eastAsia="Calibri" w:cs="Calibri"/>
-                <w:b/>
-                <w:color w:val="0B2545"/>
-                <w:sz w:val="21"/>
-              </w:rPr>
-              <w:t>Vấn đề</w:t>
-            </w:r>
-          </w:p>
-        </w:tc>
-        <w:tc>
-          <w:tcPr>
-            <w:tcW w:type="dxa" w:w="2088"/>
-            <w:shd w:fill="F2F4F7"/>
-            <w:tcMar>
-              <w:top w:w="80" w:type="dxa"/>
-              <w:start w:w="120" w:type="dxa"/>
-              <w:bottom w:w="80" w:type="dxa"/>
-              <w:end w:w="120" w:type="dxa"/>
-            </w:tcMar>
-            <w:vAlign w:val="center"/>
-          </w:tcPr>
-          <w:p>
-            <w:pPr>
-              <w:spacing w:after="0"/>
-            </w:pPr>
-            <w:r>
-              <w:rPr>
-                <w:rFonts w:ascii="Calibri" w:hAnsi="Calibri" w:eastAsia="Calibri" w:cs="Calibri"/>
-                <w:b/>
-                <w:color w:val="0B2545"/>
-                <w:sz w:val="21"/>
-              </w:rPr>
-              <w:t>Mức ảnh hưởng</w:t>
-            </w:r>
-          </w:p>
-        </w:tc>
-        <w:tc>
-          <w:tcPr>
-            <w:tcW w:type="dxa" w:w="4320"/>
-            <w:shd w:fill="F2F4F7"/>
-            <w:tcMar>
-              <w:top w:w="80" w:type="dxa"/>
-              <w:start w:w="120" w:type="dxa"/>
-              <w:bottom w:w="80" w:type="dxa"/>
-              <w:end w:w="120" w:type="dxa"/>
-            </w:tcMar>
-            <w:vAlign w:val="center"/>
-          </w:tcPr>
-          <w:p>
-            <w:pPr>
-              <w:spacing w:after="0"/>
-            </w:pPr>
-            <w:r>
-              <w:rPr>
-                <w:rFonts w:ascii="Calibri" w:hAnsi="Calibri" w:eastAsia="Calibri" w:cs="Calibri"/>
-                <w:b/>
-                <w:color w:val="0B2545"/>
-                <w:sz w:val="21"/>
-              </w:rPr>
-              <w:t>Hướng xử lý/đề xuất</w:t>
-            </w:r>
-          </w:p>
-        </w:tc>
-      </w:tr>
-      <w:tr>
-        <w:tc>
-          <w:tcPr>
-            <w:tcW w:type="dxa" w:w="2951"/>
-            <w:tcMar>
-              <w:top w:w="80" w:type="dxa"/>
-              <w:start w:w="120" w:type="dxa"/>
-              <w:bottom w:w="80" w:type="dxa"/>
-              <w:end w:w="120" w:type="dxa"/>
-            </w:tcMar>
-            <w:vAlign w:val="center"/>
-          </w:tcPr>
-          <w:p>
-            <w:pPr>
-              <w:spacing w:after="0" w:line="264" w:lineRule="auto"/>
-            </w:pPr>
-            <w:r>
-              <w:rPr>
-                <w:rFonts w:ascii="Calibri" w:hAnsi="Calibri" w:eastAsia="Calibri" w:cs="Calibri"/>
-                <w:sz w:val="20"/>
-              </w:rPr>
-              <w:t>Local credentials và các cổng dịch vụ được mở trực tiếp trên máy phát triển</w:t>
-            </w:r>
-          </w:p>
-        </w:tc>
-        <w:tc>
-          <w:tcPr>
-            <w:tcW w:type="dxa" w:w="2088"/>
-            <w:tcMar>
-              <w:top w:w="80" w:type="dxa"/>
-              <w:start w:w="120" w:type="dxa"/>
-              <w:bottom w:w="80" w:type="dxa"/>
-              <w:end w:w="120" w:type="dxa"/>
-            </w:tcMar>
-            <w:vAlign w:val="center"/>
-          </w:tcPr>
-          <w:p>
-            <w:pPr>
-              <w:spacing w:after="0" w:line="264" w:lineRule="auto"/>
-            </w:pPr>
-            <w:r>
-              <w:rPr>
-                <w:rFonts w:ascii="Calibri" w:hAnsi="Calibri" w:eastAsia="Calibri" w:cs="Calibri"/>
-                <w:sz w:val="20"/>
-              </w:rPr>
-              <w:t>Cao nếu dùng production</w:t>
-            </w:r>
-          </w:p>
-        </w:tc>
-        <w:tc>
-          <w:tcPr>
-            <w:tcW w:type="dxa" w:w="4320"/>
-            <w:tcMar>
-              <w:top w:w="80" w:type="dxa"/>
-              <w:start w:w="120" w:type="dxa"/>
-              <w:bottom w:w="80" w:type="dxa"/>
-              <w:end w:w="120" w:type="dxa"/>
-            </w:tcMar>
-            <w:vAlign w:val="center"/>
-          </w:tcPr>
-          <w:p>
-            <w:pPr>
-              <w:spacing w:after="0" w:line="264" w:lineRule="auto"/>
-            </w:pPr>
-            <w:r>
-              <w:rPr>
-                <w:rFonts w:ascii="Calibri" w:hAnsi="Calibri" w:eastAsia="Calibri" w:cs="Calibri"/>
-                <w:sz w:val="20"/>
-              </w:rPr>
-              <w:t>Cần secret manager, TLS và network policy</w:t>
-            </w:r>
-          </w:p>
-        </w:tc>
-      </w:tr>
-      <w:tr>
-        <w:tc>
-          <w:tcPr>
-            <w:tcW w:type="dxa" w:w="2951"/>
-            <w:tcMar>
-              <w:top w:w="80" w:type="dxa"/>
-              <w:start w:w="120" w:type="dxa"/>
-              <w:bottom w:w="80" w:type="dxa"/>
-              <w:end w:w="120" w:type="dxa"/>
-            </w:tcMar>
-            <w:vAlign w:val="center"/>
-          </w:tcPr>
-          <w:p>
-            <w:pPr>
-              <w:spacing w:after="0" w:line="264" w:lineRule="auto"/>
-            </w:pPr>
-            <w:r>
-              <w:rPr>
-                <w:rFonts w:ascii="Calibri" w:hAnsi="Calibri" w:eastAsia="Calibri" w:cs="Calibri"/>
-                <w:sz w:val="20"/>
-              </w:rPr>
-              <w:t>Prometheus alert chưa có receiver</w:t>
-            </w:r>
-          </w:p>
-        </w:tc>
-        <w:tc>
-          <w:tcPr>
-            <w:tcW w:type="dxa" w:w="2088"/>
-            <w:tcMar>
-              <w:top w:w="80" w:type="dxa"/>
-              <w:start w:w="120" w:type="dxa"/>
-              <w:bottom w:w="80" w:type="dxa"/>
-              <w:end w:w="120" w:type="dxa"/>
-            </w:tcMar>
-            <w:vAlign w:val="center"/>
-          </w:tcPr>
-          <w:p>
-            <w:pPr>
-              <w:spacing w:after="0" w:line="264" w:lineRule="auto"/>
-            </w:pPr>
-            <w:r>
-              <w:rPr>
-                <w:rFonts w:ascii="Calibri" w:hAnsi="Calibri" w:eastAsia="Calibri" w:cs="Calibri"/>
-                <w:sz w:val="20"/>
-              </w:rPr>
-              <w:t>Trung bình</w:t>
-            </w:r>
-          </w:p>
-        </w:tc>
-        <w:tc>
-          <w:tcPr>
-            <w:tcW w:type="dxa" w:w="4320"/>
-            <w:tcMar>
-              <w:top w:w="80" w:type="dxa"/>
-              <w:start w:w="120" w:type="dxa"/>
-              <w:bottom w:w="80" w:type="dxa"/>
-              <w:end w:w="120" w:type="dxa"/>
-            </w:tcMar>
-            <w:vAlign w:val="center"/>
-          </w:tcPr>
-          <w:p>
-            <w:pPr>
-              <w:spacing w:after="0" w:line="264" w:lineRule="auto"/>
-            </w:pPr>
-            <w:r>
-              <w:rPr>
-                <w:rFonts w:ascii="Calibri" w:hAnsi="Calibri" w:eastAsia="Calibri" w:cs="Calibri"/>
-                <w:sz w:val="20"/>
-              </w:rPr>
-              <w:t>Đúng phạm vi đã duyệt; sau này thêm Alertmanager</w:t>
-            </w:r>
-          </w:p>
-        </w:tc>
-      </w:tr>
-      <w:tr>
-        <w:tc>
-          <w:tcPr>
-            <w:tcW w:type="dxa" w:w="2951"/>
-            <w:tcMar>
-              <w:top w:w="80" w:type="dxa"/>
-              <w:start w:w="120" w:type="dxa"/>
-              <w:bottom w:w="80" w:type="dxa"/>
-              <w:end w:w="120" w:type="dxa"/>
-            </w:tcMar>
-            <w:vAlign w:val="center"/>
-          </w:tcPr>
-          <w:p>
-            <w:pPr>
-              <w:spacing w:after="0" w:line="264" w:lineRule="auto"/>
-            </w:pPr>
-            <w:r>
-              <w:rPr>
-                <w:rFonts w:ascii="Calibri" w:hAnsi="Calibri" w:eastAsia="Calibri" w:cs="Calibri"/>
-                <w:sz w:val="20"/>
-              </w:rPr>
-              <w:t>Spark standalone local chưa đại diện cụm thật</w:t>
-            </w:r>
-          </w:p>
-        </w:tc>
-        <w:tc>
-          <w:tcPr>
-            <w:tcW w:type="dxa" w:w="2088"/>
-            <w:tcMar>
-              <w:top w:w="80" w:type="dxa"/>
-              <w:start w:w="120" w:type="dxa"/>
-              <w:bottom w:w="80" w:type="dxa"/>
-              <w:end w:w="120" w:type="dxa"/>
-            </w:tcMar>
-            <w:vAlign w:val="center"/>
-          </w:tcPr>
-          <w:p>
-            <w:pPr>
-              <w:spacing w:after="0" w:line="264" w:lineRule="auto"/>
-            </w:pPr>
-            <w:r>
-              <w:rPr>
-                <w:rFonts w:ascii="Calibri" w:hAnsi="Calibri" w:eastAsia="Calibri" w:cs="Calibri"/>
-                <w:sz w:val="20"/>
-              </w:rPr>
-              <w:t>Trung bình</w:t>
-            </w:r>
-          </w:p>
-        </w:tc>
-        <w:tc>
-          <w:tcPr>
-            <w:tcW w:type="dxa" w:w="4320"/>
-            <w:tcMar>
-              <w:top w:w="80" w:type="dxa"/>
-              <w:start w:w="120" w:type="dxa"/>
-              <w:bottom w:w="80" w:type="dxa"/>
-              <w:end w:w="120" w:type="dxa"/>
-            </w:tcMar>
-            <w:vAlign w:val="center"/>
-          </w:tcPr>
-          <w:p>
-            <w:pPr>
-              <w:spacing w:after="0" w:line="264" w:lineRule="auto"/>
-            </w:pPr>
-            <w:r>
-              <w:rPr>
-                <w:rFonts w:ascii="Calibri" w:hAnsi="Calibri" w:eastAsia="Calibri" w:cs="Calibri"/>
-                <w:sz w:val="20"/>
-              </w:rPr>
-              <w:t>Cần kiểm thử trên cluster hoặc Kubernetes nếu mở rộng</w:t>
-            </w:r>
-          </w:p>
-        </w:tc>
-      </w:tr>
-      <w:tr>
-        <w:tc>
-          <w:tcPr>
-            <w:tcW w:type="dxa" w:w="2951"/>
-            <w:tcMar>
-              <w:top w:w="80" w:type="dxa"/>
-              <w:start w:w="120" w:type="dxa"/>
-              <w:bottom w:w="80" w:type="dxa"/>
-              <w:end w:w="120" w:type="dxa"/>
-            </w:tcMar>
-            <w:vAlign w:val="center"/>
-          </w:tcPr>
-          <w:p>
-            <w:pPr>
-              <w:spacing w:after="0" w:line="264" w:lineRule="auto"/>
-            </w:pPr>
-            <w:r>
-              <w:rPr>
-                <w:rFonts w:ascii="Calibri" w:hAnsi="Calibri" w:eastAsia="Calibri" w:cs="Calibri"/>
-                <w:sz w:val="20"/>
-              </w:rPr>
-              <w:t>Audit retention chưa có chính sách</w:t>
-            </w:r>
-          </w:p>
-        </w:tc>
-        <w:tc>
-          <w:tcPr>
-            <w:tcW w:type="dxa" w:w="2088"/>
-            <w:tcMar>
-              <w:top w:w="80" w:type="dxa"/>
-              <w:start w:w="120" w:type="dxa"/>
-              <w:bottom w:w="80" w:type="dxa"/>
-              <w:end w:w="120" w:type="dxa"/>
-            </w:tcMar>
-            <w:vAlign w:val="center"/>
-          </w:tcPr>
-          <w:p>
-            <w:pPr>
-              <w:spacing w:after="0" w:line="264" w:lineRule="auto"/>
-            </w:pPr>
-            <w:r>
-              <w:rPr>
-                <w:rFonts w:ascii="Calibri" w:hAnsi="Calibri" w:eastAsia="Calibri" w:cs="Calibri"/>
-                <w:sz w:val="20"/>
-              </w:rPr>
-              <w:t>Thấp</w:t>
-            </w:r>
-          </w:p>
-        </w:tc>
-        <w:tc>
-          <w:tcPr>
-            <w:tcW w:type="dxa" w:w="4320"/>
-            <w:tcMar>
-              <w:top w:w="80" w:type="dxa"/>
-              <w:start w:w="120" w:type="dxa"/>
-              <w:bottom w:w="80" w:type="dxa"/>
-              <w:end w:w="120" w:type="dxa"/>
-            </w:tcMar>
-            <w:vAlign w:val="center"/>
-          </w:tcPr>
-          <w:p>
-            <w:pPr>
-              <w:spacing w:after="0" w:line="264" w:lineRule="auto"/>
-            </w:pPr>
-            <w:r>
-              <w:rPr>
-                <w:rFonts w:ascii="Calibri" w:hAnsi="Calibri" w:eastAsia="Calibri" w:cs="Calibri"/>
-                <w:sz w:val="20"/>
-              </w:rPr>
-              <w:t>Bổ sung retention/backup ở bước production hardening</w:t>
-            </w:r>
-          </w:p>
-        </w:tc>
-      </w:tr>
-    </w:tbl>
-    <w:p>
-      <w:pPr>
-        <w:spacing w:after="80"/>
-      </w:pPr>
-    </w:p>
-    <w:p>
-      <w:pPr>
-        <w:pStyle w:val="Heading1"/>
-      </w:pPr>
-      <w:r>
-        <w:t>6. Đánh giá và kế hoạch tiếp theo</w:t>
-      </w:r>
-    </w:p>
-    <w:p>
-      <w:pPr>
-        <w:pStyle w:val="Heading2"/>
-      </w:pPr>
-      <w:r>
-        <w:t>6.1 Đánh giá kỹ thuật</w:t>
-      </w:r>
-    </w:p>
-    <w:p>
-      <w:pPr>
-        <w:pStyle w:val="ListBullet"/>
-        <w:spacing w:after="80"/>
-        <w:ind w:left="720" w:hanging="360"/>
-      </w:pPr>
-      <w:r>
-        <w:rPr>
-          <w:rFonts w:ascii="Calibri" w:hAnsi="Calibri" w:eastAsia="Calibri" w:cs="Calibri"/>
-        </w:rPr>
-        <w:t>Pipeline production không chỉ là chạy thành công, mà còn phải biết khi nào dữ liệu không nên đi tiếp.</w:t>
-      </w:r>
-    </w:p>
-    <w:p>
-      <w:pPr>
-        <w:pStyle w:val="ListBullet"/>
-        <w:spacing w:after="80"/>
-        <w:ind w:left="720" w:hanging="360"/>
-      </w:pPr>
-      <w:r>
-        <w:rPr>
-          <w:rFonts w:ascii="Calibri" w:hAnsi="Calibri" w:eastAsia="Calibri" w:cs="Calibri"/>
-        </w:rPr>
-        <w:t>Watermark là điểm nhạy cảm; cập nhật sai có thể gây mất dữ liệu khó phát hiện.</w:t>
-      </w:r>
-    </w:p>
-    <w:p>
-      <w:pPr>
-        <w:pStyle w:val="ListBullet"/>
-        <w:spacing w:after="80"/>
-        <w:ind w:left="720" w:hanging="360"/>
-      </w:pPr>
-      <w:r>
-        <w:rPr>
-          <w:rFonts w:ascii="Calibri" w:hAnsi="Calibri" w:eastAsia="Calibri" w:cs="Calibri"/>
-        </w:rPr>
-        <w:t>Monitoring nên đọc audit độc lập để phản ánh sức khỏe hệ thống mà không can thiệp đường dữ liệu chính.</w:t>
-      </w:r>
-    </w:p>
-    <w:p>
-      <w:pPr>
-        <w:pStyle w:val="Heading2"/>
-      </w:pPr>
-      <w:r>
-        <w:t>6.2 Kế hoạch tiếp theo</w:t>
-      </w:r>
-    </w:p>
-    <w:p>
-      <w:pPr>
-        <w:pStyle w:val="ListBullet"/>
-        <w:spacing w:after="80"/>
-        <w:ind w:left="720" w:hanging="360"/>
-      </w:pPr>
-      <w:r>
-        <w:rPr>
-          <w:rFonts w:ascii="Calibri" w:hAnsi="Calibri" w:eastAsia="Calibri" w:cs="Calibri"/>
-        </w:rPr>
-        <w:t>Bổ sung alert cho SLA breach, dữ liệu stale, DQ failure và dependency outage của pipeline batch hằng ngày.</w:t>
-      </w:r>
-    </w:p>
-    <w:p>
-      <w:pPr>
-        <w:pStyle w:val="ListBullet"/>
-        <w:spacing w:after="80"/>
-        <w:ind w:left="720" w:hanging="360"/>
-      </w:pPr>
-      <w:r>
-        <w:rPr>
-          <w:rFonts w:ascii="Calibri" w:hAnsi="Calibri" w:eastAsia="Calibri" w:cs="Calibri"/>
-        </w:rPr>
-        <w:t>Chuyển snapshot refresh sang incremental upsert khi khối lượng dữ liệu vượt ngưỡng vận hành đã xác định.</w:t>
-      </w:r>
-    </w:p>
-    <w:p>
-      <w:pPr>
-        <w:pStyle w:val="ListBullet"/>
-        <w:spacing w:after="80"/>
-        <w:ind w:left="720" w:hanging="360"/>
-      </w:pPr>
-      <w:r>
-        <w:rPr>
-          <w:rFonts w:ascii="Calibri" w:hAnsi="Calibri" w:eastAsia="Calibri" w:cs="Calibri"/>
-        </w:rPr>
-        <w:t>Ưu tiên hardening Airflow executor và observability theo rủi ro vận hành, SLA và phạm vi triển khai cloud.</w:t>
+        <w:br w:type="page"/>
       </w:r>
     </w:p>
     <w:p>
@@ -3139,393 +3080,173 @@
         <w:pStyle w:val="Heading1"/>
       </w:pPr>
       <w:r>
-        <w:t>7. Phụ lục bàn giao</w:t>
+        <w:t>12. Giới hạn và hướng production thật</w:t>
       </w:r>
     </w:p>
-    <w:tbl>
-      <w:tblPr>
-        <w:tblStyle w:val="TableGrid"/>
-        <w:tblW w:type="auto" w:w="0"/>
-        <w:jc w:val="left"/>
-        <w:tblLayout w:type="fixed"/>
-        <w:tblLook w:firstColumn="1" w:firstRow="1" w:lastColumn="0" w:lastRow="0" w:noHBand="0" w:noVBand="1" w:val="04A0"/>
-        <w:tblBorders>
-          <w:top w:val="single" w:sz="4" w:space="0" w:color="D7DBE2"/>
-          <w:left w:val="single" w:sz="4" w:space="0" w:color="D7DBE2"/>
-          <w:bottom w:val="single" w:sz="4" w:space="0" w:color="D7DBE2"/>
-          <w:right w:val="single" w:sz="4" w:space="0" w:color="D7DBE2"/>
-          <w:insideH w:val="single" w:sz="4" w:space="0" w:color="D7DBE2"/>
-          <w:insideV w:val="single" w:sz="4" w:space="0" w:color="D7DBE2"/>
-        </w:tblBorders>
-      </w:tblPr>
-      <w:tblGrid>
-        <w:gridCol w:w="4680"/>
-        <w:gridCol w:w="4680"/>
-      </w:tblGrid>
-      <w:tr>
-        <w:trPr>
-          <w:tblHeader w:val="true"/>
-        </w:trPr>
-        <w:tc>
-          <w:tcPr>
-            <w:tcW w:type="dxa" w:w="3888"/>
-            <w:shd w:fill="F2F4F7"/>
-            <w:tcMar>
-              <w:top w:w="80" w:type="dxa"/>
-              <w:start w:w="120" w:type="dxa"/>
-              <w:bottom w:w="80" w:type="dxa"/>
-              <w:end w:w="120" w:type="dxa"/>
-            </w:tcMar>
-            <w:vAlign w:val="center"/>
-          </w:tcPr>
-          <w:p>
-            <w:pPr>
-              <w:spacing w:after="0"/>
-            </w:pPr>
-            <w:r>
-              <w:rPr>
-                <w:rFonts w:ascii="Calibri" w:hAnsi="Calibri" w:eastAsia="Calibri" w:cs="Calibri"/>
-                <w:b/>
-                <w:color w:val="0B2545"/>
-                <w:sz w:val="21"/>
-              </w:rPr>
-              <w:t>Tệp/thư mục</w:t>
-            </w:r>
-          </w:p>
-        </w:tc>
-        <w:tc>
-          <w:tcPr>
-            <w:tcW w:type="dxa" w:w="5472"/>
-            <w:shd w:fill="F2F4F7"/>
-            <w:tcMar>
-              <w:top w:w="80" w:type="dxa"/>
-              <w:start w:w="120" w:type="dxa"/>
-              <w:bottom w:w="80" w:type="dxa"/>
-              <w:end w:w="120" w:type="dxa"/>
-            </w:tcMar>
-            <w:vAlign w:val="center"/>
-          </w:tcPr>
-          <w:p>
-            <w:pPr>
-              <w:spacing w:after="0"/>
-            </w:pPr>
-            <w:r>
-              <w:rPr>
-                <w:rFonts w:ascii="Calibri" w:hAnsi="Calibri" w:eastAsia="Calibri" w:cs="Calibri"/>
-                <w:b/>
-                <w:color w:val="0B2545"/>
-                <w:sz w:val="21"/>
-              </w:rPr>
-              <w:t>Mục đích</w:t>
-            </w:r>
-          </w:p>
-        </w:tc>
-      </w:tr>
-      <w:tr>
-        <w:tc>
-          <w:tcPr>
-            <w:tcW w:type="dxa" w:w="3888"/>
-            <w:tcMar>
-              <w:top w:w="80" w:type="dxa"/>
-              <w:start w:w="120" w:type="dxa"/>
-              <w:bottom w:w="80" w:type="dxa"/>
-              <w:end w:w="120" w:type="dxa"/>
-            </w:tcMar>
-            <w:vAlign w:val="center"/>
-          </w:tcPr>
-          <w:p>
-            <w:pPr>
-              <w:spacing w:after="0" w:line="264" w:lineRule="auto"/>
-            </w:pPr>
-            <w:r>
-              <w:rPr>
-                <w:rFonts w:ascii="Calibri" w:hAnsi="Calibri" w:eastAsia="Calibri" w:cs="Calibri"/>
-                <w:sz w:val="20"/>
-              </w:rPr>
-              <w:t>dags/de_genesis_week6_production_pipeline.py</w:t>
-            </w:r>
-          </w:p>
-        </w:tc>
-        <w:tc>
-          <w:tcPr>
-            <w:tcW w:type="dxa" w:w="5472"/>
-            <w:tcMar>
-              <w:top w:w="80" w:type="dxa"/>
-              <w:start w:w="120" w:type="dxa"/>
-              <w:bottom w:w="80" w:type="dxa"/>
-              <w:end w:w="120" w:type="dxa"/>
-            </w:tcMar>
-            <w:vAlign w:val="center"/>
-          </w:tcPr>
-          <w:p>
-            <w:pPr>
-              <w:spacing w:after="0" w:line="264" w:lineRule="auto"/>
-            </w:pPr>
-            <w:r>
-              <w:rPr>
-                <w:rFonts w:ascii="Calibri" w:hAnsi="Calibri" w:eastAsia="Calibri" w:cs="Calibri"/>
-                <w:sz w:val="20"/>
-              </w:rPr>
-              <w:t>Production DAG tuần 6</w:t>
-            </w:r>
-          </w:p>
-        </w:tc>
-      </w:tr>
-      <w:tr>
-        <w:tc>
-          <w:tcPr>
-            <w:tcW w:type="dxa" w:w="3888"/>
-            <w:tcMar>
-              <w:top w:w="80" w:type="dxa"/>
-              <w:start w:w="120" w:type="dxa"/>
-              <w:bottom w:w="80" w:type="dxa"/>
-              <w:end w:w="120" w:type="dxa"/>
-            </w:tcMar>
-            <w:vAlign w:val="center"/>
-          </w:tcPr>
-          <w:p>
-            <w:pPr>
-              <w:spacing w:after="0" w:line="264" w:lineRule="auto"/>
-            </w:pPr>
-            <w:r>
-              <w:rPr>
-                <w:rFonts w:ascii="Calibri" w:hAnsi="Calibri" w:eastAsia="Calibri" w:cs="Calibri"/>
-                <w:sz w:val="20"/>
-              </w:rPr>
-              <w:t>exercises/week6/</w:t>
-            </w:r>
-          </w:p>
-        </w:tc>
-        <w:tc>
-          <w:tcPr>
-            <w:tcW w:type="dxa" w:w="5472"/>
-            <w:tcMar>
-              <w:top w:w="80" w:type="dxa"/>
-              <w:start w:w="120" w:type="dxa"/>
-              <w:bottom w:w="80" w:type="dxa"/>
-              <w:end w:w="120" w:type="dxa"/>
-            </w:tcMar>
-            <w:vAlign w:val="center"/>
-          </w:tcPr>
-          <w:p>
-            <w:pPr>
-              <w:spacing w:after="0" w:line="264" w:lineRule="auto"/>
-            </w:pPr>
-            <w:r>
-              <w:rPr>
-                <w:rFonts w:ascii="Calibri" w:hAnsi="Calibri" w:eastAsia="Calibri" w:cs="Calibri"/>
-                <w:sz w:val="20"/>
-              </w:rPr>
-              <w:t>Core ingestion, config, quality, repository và Spark snapshot</w:t>
-            </w:r>
-          </w:p>
-        </w:tc>
-      </w:tr>
-      <w:tr>
-        <w:tc>
-          <w:tcPr>
-            <w:tcW w:type="dxa" w:w="3888"/>
-            <w:tcMar>
-              <w:top w:w="80" w:type="dxa"/>
-              <w:start w:w="120" w:type="dxa"/>
-              <w:bottom w:w="80" w:type="dxa"/>
-              <w:end w:w="120" w:type="dxa"/>
-            </w:tcMar>
-            <w:vAlign w:val="center"/>
-          </w:tcPr>
-          <w:p>
-            <w:pPr>
-              <w:spacing w:after="0" w:line="264" w:lineRule="auto"/>
-            </w:pPr>
-            <w:r>
-              <w:rPr>
-                <w:rFonts w:ascii="Calibri" w:hAnsi="Calibri" w:eastAsia="Calibri" w:cs="Calibri"/>
-                <w:sz w:val="20"/>
-              </w:rPr>
-              <w:t>exercises/week6/monitoring/</w:t>
-            </w:r>
-          </w:p>
-        </w:tc>
-        <w:tc>
-          <w:tcPr>
-            <w:tcW w:type="dxa" w:w="5472"/>
-            <w:tcMar>
-              <w:top w:w="80" w:type="dxa"/>
-              <w:start w:w="120" w:type="dxa"/>
-              <w:bottom w:w="80" w:type="dxa"/>
-              <w:end w:w="120" w:type="dxa"/>
-            </w:tcMar>
-            <w:vAlign w:val="center"/>
-          </w:tcPr>
-          <w:p>
-            <w:pPr>
-              <w:spacing w:after="0" w:line="264" w:lineRule="auto"/>
-            </w:pPr>
-            <w:r>
-              <w:rPr>
-                <w:rFonts w:ascii="Calibri" w:hAnsi="Calibri" w:eastAsia="Calibri" w:cs="Calibri"/>
-                <w:sz w:val="20"/>
-              </w:rPr>
-              <w:t>Metrics exporter</w:t>
-            </w:r>
-          </w:p>
-        </w:tc>
-      </w:tr>
-      <w:tr>
-        <w:tc>
-          <w:tcPr>
-            <w:tcW w:type="dxa" w:w="3888"/>
-            <w:tcMar>
-              <w:top w:w="80" w:type="dxa"/>
-              <w:start w:w="120" w:type="dxa"/>
-              <w:bottom w:w="80" w:type="dxa"/>
-              <w:end w:w="120" w:type="dxa"/>
-            </w:tcMar>
-            <w:vAlign w:val="center"/>
-          </w:tcPr>
-          <w:p>
-            <w:pPr>
-              <w:spacing w:after="0" w:line="264" w:lineRule="auto"/>
-            </w:pPr>
-            <w:r>
-              <w:rPr>
-                <w:rFonts w:ascii="Calibri" w:hAnsi="Calibri" w:eastAsia="Calibri" w:cs="Calibri"/>
-                <w:sz w:val="20"/>
-              </w:rPr>
-              <w:t>config/prometheus/</w:t>
-            </w:r>
-          </w:p>
-        </w:tc>
-        <w:tc>
-          <w:tcPr>
-            <w:tcW w:type="dxa" w:w="5472"/>
-            <w:tcMar>
-              <w:top w:w="80" w:type="dxa"/>
-              <w:start w:w="120" w:type="dxa"/>
-              <w:bottom w:w="80" w:type="dxa"/>
-              <w:end w:w="120" w:type="dxa"/>
-            </w:tcMar>
-            <w:vAlign w:val="center"/>
-          </w:tcPr>
-          <w:p>
-            <w:pPr>
-              <w:spacing w:after="0" w:line="264" w:lineRule="auto"/>
-            </w:pPr>
-            <w:r>
-              <w:rPr>
-                <w:rFonts w:ascii="Calibri" w:hAnsi="Calibri" w:eastAsia="Calibri" w:cs="Calibri"/>
-                <w:sz w:val="20"/>
-              </w:rPr>
-              <w:t>Scrape config và alert rules</w:t>
-            </w:r>
-          </w:p>
-        </w:tc>
-      </w:tr>
-      <w:tr>
-        <w:tc>
-          <w:tcPr>
-            <w:tcW w:type="dxa" w:w="3888"/>
-            <w:tcMar>
-              <w:top w:w="80" w:type="dxa"/>
-              <w:start w:w="120" w:type="dxa"/>
-              <w:bottom w:w="80" w:type="dxa"/>
-              <w:end w:w="120" w:type="dxa"/>
-            </w:tcMar>
-            <w:vAlign w:val="center"/>
-          </w:tcPr>
-          <w:p>
-            <w:pPr>
-              <w:spacing w:after="0" w:line="264" w:lineRule="auto"/>
-            </w:pPr>
-            <w:r>
-              <w:rPr>
-                <w:rFonts w:ascii="Calibri" w:hAnsi="Calibri" w:eastAsia="Calibri" w:cs="Calibri"/>
-                <w:sz w:val="20"/>
-              </w:rPr>
-              <w:t>config/grafana/</w:t>
-            </w:r>
-          </w:p>
-        </w:tc>
-        <w:tc>
-          <w:tcPr>
-            <w:tcW w:type="dxa" w:w="5472"/>
-            <w:tcMar>
-              <w:top w:w="80" w:type="dxa"/>
-              <w:start w:w="120" w:type="dxa"/>
-              <w:bottom w:w="80" w:type="dxa"/>
-              <w:end w:w="120" w:type="dxa"/>
-            </w:tcMar>
-            <w:vAlign w:val="center"/>
-          </w:tcPr>
-          <w:p>
-            <w:pPr>
-              <w:spacing w:after="0" w:line="264" w:lineRule="auto"/>
-            </w:pPr>
-            <w:r>
-              <w:rPr>
-                <w:rFonts w:ascii="Calibri" w:hAnsi="Calibri" w:eastAsia="Calibri" w:cs="Calibri"/>
-                <w:sz w:val="20"/>
-              </w:rPr>
-              <w:t>Provisioning dashboard và data source</w:t>
-            </w:r>
-          </w:p>
-        </w:tc>
-      </w:tr>
-      <w:tr>
-        <w:tc>
-          <w:tcPr>
-            <w:tcW w:type="dxa" w:w="3888"/>
-            <w:tcMar>
-              <w:top w:w="80" w:type="dxa"/>
-              <w:start w:w="120" w:type="dxa"/>
-              <w:bottom w:w="80" w:type="dxa"/>
-              <w:end w:w="120" w:type="dxa"/>
-            </w:tcMar>
-            <w:vAlign w:val="center"/>
-          </w:tcPr>
-          <w:p>
-            <w:pPr>
-              <w:spacing w:after="0" w:line="264" w:lineRule="auto"/>
-            </w:pPr>
-            <w:r>
-              <w:rPr>
-                <w:rFonts w:ascii="Calibri" w:hAnsi="Calibri" w:eastAsia="Calibri" w:cs="Calibri"/>
-                <w:sz w:val="20"/>
-              </w:rPr>
-              <w:t>exercises/week6/report/bao_cao_tuan_6.docx</w:t>
-            </w:r>
-          </w:p>
-        </w:tc>
-        <w:tc>
-          <w:tcPr>
-            <w:tcW w:type="dxa" w:w="5472"/>
-            <w:tcMar>
-              <w:top w:w="80" w:type="dxa"/>
-              <w:start w:w="120" w:type="dxa"/>
-              <w:bottom w:w="80" w:type="dxa"/>
-              <w:end w:w="120" w:type="dxa"/>
-            </w:tcMar>
-            <w:vAlign w:val="center"/>
-          </w:tcPr>
-          <w:p>
-            <w:pPr>
-              <w:spacing w:after="0" w:line="264" w:lineRule="auto"/>
-            </w:pPr>
-            <w:r>
-              <w:rPr>
-                <w:rFonts w:ascii="Calibri" w:hAnsi="Calibri" w:eastAsia="Calibri" w:cs="Calibri"/>
-                <w:sz w:val="20"/>
-              </w:rPr>
-              <w:t>Báo cáo dự án tuần 6</w:t>
-            </w:r>
-          </w:p>
-        </w:tc>
-      </w:tr>
-    </w:tbl>
+    <w:p>
+      <w:r>
+        <w:rPr>
+          <w:rFonts w:ascii="Calibri" w:hAnsi="Calibri"/>
+          <w:b w:val="0"/>
+          <w:i w:val="0"/>
+          <w:color w:val="000000"/>
+          <w:sz w:val="22"/>
+        </w:rPr>
+        <w:t>Stack hiện là production-like trên một host. Trước production thật cần ít nhất:</w:t>
+      </w:r>
+    </w:p>
     <w:p>
       <w:pPr>
-        <w:spacing w:after="80"/>
+        <w:numPr>
+          <w:ilvl w:val="0"/>
+          <w:numId w:val="10"/>
+        </w:numPr>
+        <w:spacing w:before="0" w:after="160" w:line="280" w:lineRule="auto"/>
       </w:pPr>
+      <w:r>
+        <w:rPr>
+          <w:rFonts w:ascii="Calibri" w:hAnsi="Calibri"/>
+          <w:b w:val="0"/>
+          <w:i w:val="0"/>
+          <w:color w:val="000000"/>
+          <w:sz w:val="22"/>
+        </w:rPr>
+        <w:t>Kafka/HDFS/PostgreSQL HA và replication phù hợp.</w:t>
+      </w:r>
+    </w:p>
+    <w:p>
+      <w:pPr>
+        <w:numPr>
+          <w:ilvl w:val="0"/>
+          <w:numId w:val="10"/>
+        </w:numPr>
+        <w:spacing w:before="0" w:after="160" w:line="280" w:lineRule="auto"/>
+      </w:pPr>
+      <w:r>
+        <w:rPr>
+          <w:rFonts w:ascii="Calibri" w:hAnsi="Calibri"/>
+          <w:b w:val="0"/>
+          <w:i w:val="0"/>
+          <w:color w:val="000000"/>
+          <w:sz w:val="22"/>
+        </w:rPr>
+        <w:t>TLS, service account quyền tối thiểu và secrets backend.</w:t>
+      </w:r>
+    </w:p>
+    <w:p>
+      <w:pPr>
+        <w:numPr>
+          <w:ilvl w:val="0"/>
+          <w:numId w:val="10"/>
+        </w:numPr>
+        <w:spacing w:before="0" w:after="160" w:line="280" w:lineRule="auto"/>
+      </w:pPr>
+      <w:r>
+        <w:rPr>
+          <w:rFonts w:ascii="Calibri" w:hAnsi="Calibri"/>
+          <w:b w:val="0"/>
+          <w:i w:val="0"/>
+          <w:color w:val="000000"/>
+          <w:sz w:val="22"/>
+        </w:rPr>
+        <w:t>Retention/compaction cho raw epoch, contribution live và telemetry.</w:t>
+      </w:r>
+    </w:p>
+    <w:p>
+      <w:pPr>
+        <w:numPr>
+          <w:ilvl w:val="0"/>
+          <w:numId w:val="10"/>
+        </w:numPr>
+        <w:spacing w:before="0" w:after="160" w:line="280" w:lineRule="auto"/>
+      </w:pPr>
+      <w:r>
+        <w:rPr>
+          <w:rFonts w:ascii="Calibri" w:hAnsi="Calibri"/>
+          <w:b w:val="0"/>
+          <w:i w:val="0"/>
+          <w:color w:val="000000"/>
+          <w:sz w:val="22"/>
+        </w:rPr>
+        <w:t>Backup, disaster recovery và kiểm thử restore.</w:t>
+      </w:r>
+    </w:p>
+    <w:p>
+      <w:pPr>
+        <w:numPr>
+          <w:ilvl w:val="0"/>
+          <w:numId w:val="10"/>
+        </w:numPr>
+        <w:spacing w:before="0" w:after="160" w:line="280" w:lineRule="auto"/>
+      </w:pPr>
+      <w:r>
+        <w:rPr>
+          <w:rFonts w:ascii="Calibri" w:hAnsi="Calibri"/>
+          <w:b w:val="0"/>
+          <w:i w:val="0"/>
+          <w:color w:val="000000"/>
+          <w:sz w:val="22"/>
+        </w:rPr>
+        <w:t>Resource quota, autoscaling và network policy.</w:t>
+      </w:r>
+    </w:p>
+    <w:p>
+      <w:pPr>
+        <w:numPr>
+          <w:ilvl w:val="0"/>
+          <w:numId w:val="10"/>
+        </w:numPr>
+        <w:spacing w:before="0" w:after="160" w:line="280" w:lineRule="auto"/>
+      </w:pPr>
+      <w:r>
+        <w:rPr>
+          <w:rFonts w:ascii="Calibri" w:hAnsi="Calibri"/>
+          <w:b w:val="0"/>
+          <w:i w:val="0"/>
+          <w:color w:val="000000"/>
+          <w:sz w:val="22"/>
+        </w:rPr>
+        <w:t>Alertmanager/receiver có phân cấp trực và runbook sự cố.</w:t>
+      </w:r>
+    </w:p>
+    <w:p>
+      <w:pPr>
+        <w:numPr>
+          <w:ilvl w:val="0"/>
+          <w:numId w:val="10"/>
+        </w:numPr>
+        <w:spacing w:before="0" w:after="160" w:line="280" w:lineRule="auto"/>
+      </w:pPr>
+      <w:r>
+        <w:rPr>
+          <w:rFonts w:ascii="Calibri" w:hAnsi="Calibri"/>
+          <w:b w:val="0"/>
+          <w:i w:val="0"/>
+          <w:color w:val="000000"/>
+          <w:sz w:val="22"/>
+        </w:rPr>
+        <w:t>Nghiệm thu tải, chaos test và đo SLA p95/p99 thay vì một lần chạy demo.</w:t>
+      </w:r>
+    </w:p>
+    <w:p>
+      <w:pPr>
+        <w:pStyle w:val="Heading1"/>
+      </w:pPr>
+      <w:r>
+        <w:t>13. Kết luận</w:t>
+      </w:r>
+    </w:p>
+    <w:p>
+      <w:r>
+        <w:rPr>
+          <w:rFonts w:ascii="Calibri" w:hAnsi="Calibri"/>
+          <w:b w:val="0"/>
+          <w:i w:val="0"/>
+          <w:color w:val="000000"/>
+          <w:sz w:val="22"/>
+        </w:rPr>
+        <w:t>Phần Tuần 6 nay bám đúng roadmap log: Kafka → Spark Structured Streaming → HDFS raw xoay 5 phút, report một phút, PostgreSQL/file, Airflow backfill/health và telemetry cho cảnh báo lỗi/trễ. Đồng thời pipeline Promotion không còn rủi ro làm lộ snapshot xấu trước quality gate. Thiết kế giữ được khả năng chạy local Docker nhưng đã tách rõ các invariant cần bảo vệ khi nâng lên production thật.</w:t>
+      </w:r>
     </w:p>
     <w:sectPr>
       <w:headerReference w:type="default" r:id="rId9"/>
@@ -3544,21 +3265,20 @@
   <w:p>
     <w:pPr>
       <w:pStyle w:val="Footer"/>
+      <w:spacing w:before="0" w:after="0" w:line="240" w:lineRule="auto"/>
       <w:jc w:val="right"/>
     </w:pPr>
     <w:r>
       <w:rPr>
-        <w:rFonts w:ascii="Calibri" w:hAnsi="Calibri" w:eastAsia="Calibri" w:cs="Calibri"/>
-        <w:color w:val="5B6770"/>
-        <w:sz w:val="18"/>
+        <w:rFonts w:ascii="Calibri" w:hAnsi="Calibri"/>
+        <w:b w:val="0"/>
+        <w:i w:val="0"/>
+        <w:color w:val="5A636E"/>
+        <w:sz w:val="17"/>
       </w:rPr>
       <w:t xml:space="preserve">Trang </w:t>
     </w:r>
-    <w:r>
-      <w:fldChar w:fldCharType="begin"/>
-      <w:instrText xml:space="preserve"> PAGE </w:instrText>
-      <w:fldChar w:fldCharType="end"/>
-    </w:r>
+    <w:fldSimple w:instr="PAGE"/>
   </w:p>
 </w:ftr>
 </file>
@@ -3568,24 +3288,18 @@
   <w:p>
     <w:pPr>
       <w:pStyle w:val="Header"/>
-      <w:spacing w:after="0"/>
+      <w:spacing w:before="0" w:after="0" w:line="240" w:lineRule="auto"/>
       <w:jc w:val="left"/>
     </w:pPr>
     <w:r>
       <w:rPr>
-        <w:rFonts w:ascii="Calibri" w:hAnsi="Calibri" w:eastAsia="Calibri" w:cs="Calibri"/>
-        <w:color w:val="5B6770"/>
-        <w:sz w:val="18"/>
-      </w:rPr>
-      <w:t xml:space="preserve">DE Genesis | Báo cáo dự án    </w:t>
-    </w:r>
-    <w:r>
-      <w:rPr>
-        <w:rFonts w:ascii="Calibri" w:hAnsi="Calibri" w:eastAsia="Calibri" w:cs="Calibri"/>
-        <w:color w:val="5B6770"/>
-        <w:sz w:val="18"/>
-      </w:rPr>
-      <w:t>Tuần 6 - Production pipeline và monitoring</w:t>
+        <w:rFonts w:ascii="Calibri" w:hAnsi="Calibri"/>
+        <w:b/>
+        <w:i w:val="0"/>
+        <w:color w:val="5A636E"/>
+        <w:sz w:val="17"/>
+      </w:rPr>
+      <w:t>DE GENESIS  |  BÁO CÁO TUẦN 6</w:t>
     </w:r>
   </w:p>
 </w:hdr>
@@ -3790,6 +3504,44 @@
   </w:num>
   <w:num w:numId="9">
     <w:abstractNumId w:val="0"/>
+  </w:num>
+  <w:abstractNum w:abstractNumId="9">
+    <w:multiLevelType w:val="singleLevel"/>
+    <w:lvl w:ilvl="0">
+      <w:start w:val="1"/>
+      <w:numFmt w:val="bullet"/>
+      <w:lvlText w:val="•"/>
+      <w:lvlJc w:val="left"/>
+      <w:pPr>
+        <w:tabs>
+          <w:tab w:val="num" w:pos="720"/>
+        </w:tabs>
+        <w:ind w:left="720" w:hanging="360"/>
+        <w:spacing w:after="160" w:line="280" w:lineRule="auto"/>
+      </w:pPr>
+    </w:lvl>
+  </w:abstractNum>
+  <w:num w:numId="10">
+    <w:abstractNumId w:val="9"/>
+  </w:num>
+  <w:abstractNum w:abstractNumId="10">
+    <w:multiLevelType w:val="singleLevel"/>
+    <w:lvl w:ilvl="0">
+      <w:start w:val="1"/>
+      <w:numFmt w:val="decimal"/>
+      <w:lvlText w:val="%1."/>
+      <w:lvlJc w:val="left"/>
+      <w:pPr>
+        <w:tabs>
+          <w:tab w:val="num" w:pos="720"/>
+        </w:tabs>
+        <w:ind w:left="720" w:hanging="360"/>
+        <w:spacing w:after="160" w:line="280" w:lineRule="auto"/>
+      </w:pPr>
+    </w:lvl>
+  </w:abstractNum>
+  <w:num w:numId="11">
+    <w:abstractNumId w:val="10"/>
   </w:num>
 </w:numbering>
 </file>
@@ -3958,8 +3710,7 @@
       <w:spacing w:before="0" w:after="120" w:line="264" w:lineRule="auto"/>
     </w:pPr>
     <w:rPr>
-      <w:rFonts w:ascii="Calibri" w:hAnsi="Calibri" w:eastAsia="Calibri" w:cs="Calibri"/>
-      <w:color w:val="000000"/>
+      <w:rFonts w:ascii="Calibri" w:hAnsi="Calibri"/>
       <w:sz w:val="22"/>
     </w:rPr>
   </w:style>
@@ -4022,7 +3773,7 @@
       <w:outlineLvl w:val="0"/>
     </w:pPr>
     <w:rPr>
-      <w:rFonts w:asciiTheme="majorHAnsi" w:eastAsiaTheme="majorEastAsia" w:hAnsiTheme="majorHAnsi" w:cstheme="majorBidi" w:ascii="Calibri" w:hAnsi="Calibri" w:eastAsia="Calibri" w:cs="Calibri"/>
+      <w:rFonts w:asciiTheme="majorHAnsi" w:eastAsiaTheme="majorEastAsia" w:hAnsiTheme="majorHAnsi" w:cstheme="majorBidi" w:ascii="Calibri" w:hAnsi="Calibri"/>
       <w:b/>
       <w:bCs/>
       <w:color w:val="2E74B5"/>
@@ -4046,7 +3797,7 @@
       <w:outlineLvl w:val="1"/>
     </w:pPr>
     <w:rPr>
-      <w:rFonts w:asciiTheme="majorHAnsi" w:eastAsiaTheme="majorEastAsia" w:hAnsiTheme="majorHAnsi" w:cstheme="majorBidi" w:ascii="Calibri" w:hAnsi="Calibri" w:eastAsia="Calibri" w:cs="Calibri"/>
+      <w:rFonts w:asciiTheme="majorHAnsi" w:eastAsiaTheme="majorEastAsia" w:hAnsiTheme="majorHAnsi" w:cstheme="majorBidi" w:ascii="Calibri" w:hAnsi="Calibri"/>
       <w:b/>
       <w:bCs/>
       <w:color w:val="2E74B5"/>
@@ -4070,7 +3821,7 @@
       <w:outlineLvl w:val="2"/>
     </w:pPr>
     <w:rPr>
-      <w:rFonts w:asciiTheme="majorHAnsi" w:eastAsiaTheme="majorEastAsia" w:hAnsiTheme="majorHAnsi" w:cstheme="majorBidi" w:ascii="Calibri" w:hAnsi="Calibri" w:eastAsia="Calibri" w:cs="Calibri"/>
+      <w:rFonts w:asciiTheme="majorHAnsi" w:eastAsiaTheme="majorEastAsia" w:hAnsiTheme="majorHAnsi" w:cstheme="majorBidi" w:ascii="Calibri" w:hAnsi="Calibri"/>
       <w:b/>
       <w:bCs/>
       <w:color w:val="1F4D78"/>
@@ -4490,14 +4241,8 @@
       <w:numPr>
         <w:numId w:val="1"/>
       </w:numPr>
-      <w:spacing w:after="80" w:line="280" w:lineRule="auto"/>
       <w:contextualSpacing/>
     </w:pPr>
-    <w:rPr>
-      <w:rFonts w:ascii="Calibri" w:hAnsi="Calibri" w:eastAsia="Calibri" w:cs="Calibri"/>
-      <w:color w:val="000000"/>
-      <w:sz w:val="22"/>
-    </w:rPr>
   </w:style>
   <w:style w:type="paragraph" w:styleId="ListBullet2">
     <w:name w:val="List Bullet 2"/>
@@ -4535,14 +4280,8 @@
       <w:numPr>
         <w:numId w:val="5"/>
       </w:numPr>
-      <w:spacing w:after="80" w:line="280" w:lineRule="auto"/>
       <w:contextualSpacing/>
     </w:pPr>
-    <w:rPr>
-      <w:rFonts w:ascii="Calibri" w:hAnsi="Calibri" w:eastAsia="Calibri" w:cs="Calibri"/>
-      <w:color w:val="000000"/>
-      <w:sz w:val="22"/>
-    </w:rPr>
   </w:style>
   <w:style w:type="paragraph" w:styleId="ListNumber2">
     <w:name w:val="List Number 2"/>
